--- a/documentation/OS PROJECT REPORT (PROMISE AND ISAAC.docx
+++ b/documentation/OS PROJECT REPORT (PROMISE AND ISAAC.docx
@@ -1,6 +1,6 @@
 
 <file path=word/document.xml><?xml version="1.0" encoding="utf-8"?>
-<w:document xmlns:wpc="http://schemas.microsoft.com/office/word/2010/wordprocessingCanvas" xmlns:cx="http://schemas.microsoft.com/office/drawing/2014/chartex" xmlns:cx1="http://schemas.microsoft.com/office/drawing/2015/9/8/chartex" xmlns:cx2="http://schemas.microsoft.com/office/drawing/2015/10/21/chartex" xmlns:cx3="http://schemas.microsoft.com/office/drawing/2016/5/9/chartex" xmlns:cx4="http://schemas.microsoft.com/office/drawing/2016/5/10/chartex" xmlns:cx5="http://schemas.microsoft.com/office/drawing/2016/5/11/chartex" xmlns:cx6="http://schemas.microsoft.com/office/drawing/2016/5/12/chartex" xmlns:cx7="http://schemas.microsoft.com/office/drawing/2016/5/13/chartex" xmlns:cx8="http://schemas.microsoft.com/office/drawing/2016/5/14/chartex" xmlns:mc="http://schemas.openxmlformats.org/markup-compatibility/2006" xmlns:aink="http://schemas.microsoft.com/office/drawing/2016/ink" xmlns:am3d="http://schemas.microsoft.com/office/drawing/2017/model3d" xmlns:o="urn:schemas-microsoft-com:office:office" xmlns:r="http://schemas.openxmlformats.org/officeDocument/2006/relationships" xmlns:m="http://schemas.openxmlformats.org/officeDocument/2006/math" xmlns:v="urn:schemas-microsoft-com:vml" xmlns:wp14="http://schemas.microsoft.com/office/word/2010/wordprocessingDrawing" xmlns:wp="http://schemas.openxmlformats.org/drawingml/2006/wordprocessingDrawing" xmlns:w10="urn:schemas-microsoft-com:office:word" xmlns:w="http://schemas.openxmlformats.org/wordprocessingml/2006/main" xmlns:w14="http://schemas.microsoft.com/office/word/2010/wordml" xmlns:w15="http://schemas.microsoft.com/office/word/2012/wordml" xmlns:w16cid="http://schemas.microsoft.com/office/word/2016/wordml/cid" xmlns:w16se="http://schemas.microsoft.com/office/word/2015/wordml/symex" xmlns:wpg="http://schemas.microsoft.com/office/word/2010/wordprocessingGroup" xmlns:wpi="http://schemas.microsoft.com/office/word/2010/wordprocessingInk" xmlns:wne="http://schemas.microsoft.com/office/word/2006/wordml" xmlns:wps="http://schemas.microsoft.com/office/word/2010/wordprocessingShape" mc:Ignorable="w14 w15 w16se w16cid wp14">
+<w:document xmlns:wpc="http://schemas.microsoft.com/office/word/2010/wordprocessingCanvas" xmlns:cx="http://schemas.microsoft.com/office/drawing/2014/chartex" xmlns:cx1="http://schemas.microsoft.com/office/drawing/2015/9/8/chartex" xmlns:cx2="http://schemas.microsoft.com/office/drawing/2015/10/21/chartex" xmlns:cx3="http://schemas.microsoft.com/office/drawing/2016/5/9/chartex" xmlns:cx4="http://schemas.microsoft.com/office/drawing/2016/5/10/chartex" xmlns:cx5="http://schemas.microsoft.com/office/drawing/2016/5/11/chartex" xmlns:cx6="http://schemas.microsoft.com/office/drawing/2016/5/12/chartex" xmlns:cx7="http://schemas.microsoft.com/office/drawing/2016/5/13/chartex" xmlns:cx8="http://schemas.microsoft.com/office/drawing/2016/5/14/chartex" xmlns:mc="http://schemas.openxmlformats.org/markup-compatibility/2006" xmlns:aink="http://schemas.microsoft.com/office/drawing/2016/ink" xmlns:am3d="http://schemas.microsoft.com/office/drawing/2017/model3d" xmlns:o="urn:schemas-microsoft-com:office:office" xmlns:r="http://schemas.openxmlformats.org/officeDocument/2006/relationships" xmlns:m="http://schemas.openxmlformats.org/officeDocument/2006/math" xmlns:v="urn:schemas-microsoft-com:vml" xmlns:wp14="http://schemas.microsoft.com/office/word/2010/wordprocessingDrawing" xmlns:wp="http://schemas.openxmlformats.org/drawingml/2006/wordprocessingDrawing" xmlns:w10="urn:schemas-microsoft-com:office:word" xmlns:w="http://schemas.openxmlformats.org/wordprocessingml/2006/main" xmlns:w14="http://schemas.microsoft.com/office/word/2010/wordml" xmlns:w15="http://schemas.microsoft.com/office/word/2012/wordml" xmlns:w16cex="http://schemas.microsoft.com/office/word/2018/wordml/cex" xmlns:w16cid="http://schemas.microsoft.com/office/word/2016/wordml/cid" xmlns:w16="http://schemas.microsoft.com/office/word/2018/wordml" xmlns:w16sdtdh="http://schemas.microsoft.com/office/word/2020/wordml/sdtdatahash" xmlns:w16se="http://schemas.microsoft.com/office/word/2015/wordml/symex" xmlns:wpg="http://schemas.microsoft.com/office/word/2010/wordprocessingGroup" xmlns:wpi="http://schemas.microsoft.com/office/word/2010/wordprocessingInk" xmlns:wne="http://schemas.microsoft.com/office/word/2006/wordml" xmlns:wps="http://schemas.microsoft.com/office/word/2010/wordprocessingShape" mc:Ignorable="w14 w15 w16se w16cid w16 w16cex w16sdtdh wp14">
   <w:body>
     <w:p>
       <w:pPr>
@@ -727,7 +727,6 @@
     </w:p>
     <w:p>
       <w:pPr>
-        <w:spacing w:line="360" w:lineRule="auto"/>
         <w:rPr>
           <w:rFonts w:ascii="Times New Roman" w:eastAsiaTheme="majorEastAsia" w:hAnsi="Times New Roman" w:cs="Times New Roman"/>
           <w:color w:val="0F4761" w:themeColor="accent1" w:themeShade="BF"/>
@@ -750,8 +749,8 @@
           <w:rFonts w:ascii="Times New Roman" w:eastAsiaTheme="minorHAnsi" w:hAnsi="Times New Roman" w:cs="Times New Roman"/>
           <w:color w:val="auto"/>
           <w:kern w:val="2"/>
-          <w:sz w:val="24"/>
-          <w:szCs w:val="24"/>
+          <w:sz w:val="22"/>
+          <w:szCs w:val="22"/>
           <w:lang w:val="en-GB"/>
           <w14:ligatures w14:val="standardContextual"/>
         </w:rPr>
@@ -772,18 +771,13 @@
         <w:p>
           <w:pPr>
             <w:pStyle w:val="TOCHeading"/>
-            <w:spacing w:line="360" w:lineRule="auto"/>
             <w:rPr>
               <w:rFonts w:ascii="Times New Roman" w:hAnsi="Times New Roman" w:cs="Times New Roman"/>
-              <w:sz w:val="24"/>
-              <w:szCs w:val="24"/>
             </w:rPr>
           </w:pPr>
           <w:r>
             <w:rPr>
               <w:rFonts w:ascii="Times New Roman" w:hAnsi="Times New Roman" w:cs="Times New Roman"/>
-              <w:sz w:val="24"/>
-              <w:szCs w:val="24"/>
             </w:rPr>
             <w:t>Table of Contents</w:t>
           </w:r>
@@ -794,116 +788,86 @@
             <w:tabs>
               <w:tab w:val="right" w:leader="dot" w:pos="9016"/>
             </w:tabs>
-            <w:spacing w:line="360" w:lineRule="auto"/>
             <w:rPr>
-              <w:rFonts w:ascii="Times New Roman" w:eastAsiaTheme="minorEastAsia" w:hAnsi="Times New Roman" w:cs="Times New Roman"/>
+              <w:rFonts w:eastAsiaTheme="minorEastAsia"/>
               <w:noProof/>
-              <w:sz w:val="24"/>
-              <w:szCs w:val="24"/>
-              <w:lang w:eastAsia="en-GB"/>
+              <w:kern w:val="0"/>
+              <w:lang w:val="en-US"/>
+              <w14:ligatures w14:val="none"/>
             </w:rPr>
           </w:pPr>
           <w:r>
             <w:rPr>
               <w:rFonts w:ascii="Times New Roman" w:hAnsi="Times New Roman" w:cs="Times New Roman"/>
-              <w:sz w:val="24"/>
-              <w:szCs w:val="24"/>
             </w:rPr>
             <w:fldChar w:fldCharType="begin"/>
           </w:r>
           <w:r>
             <w:rPr>
               <w:rFonts w:ascii="Times New Roman" w:hAnsi="Times New Roman" w:cs="Times New Roman"/>
-              <w:sz w:val="24"/>
-              <w:szCs w:val="24"/>
             </w:rPr>
             <w:instrText xml:space="preserve"> TOC \o "1-3" \h \z \u </w:instrText>
           </w:r>
           <w:r>
             <w:rPr>
               <w:rFonts w:ascii="Times New Roman" w:hAnsi="Times New Roman" w:cs="Times New Roman"/>
-              <w:sz w:val="24"/>
-              <w:szCs w:val="24"/>
             </w:rPr>
             <w:fldChar w:fldCharType="separate"/>
           </w:r>
-          <w:hyperlink w:anchor="_Toc227940183" w:history="1">
+          <w:hyperlink w:anchor="_Toc227957262" w:history="1">
             <w:r>
               <w:rPr>
                 <w:rStyle w:val="Hyperlink"/>
                 <w:rFonts w:ascii="Times New Roman" w:hAnsi="Times New Roman" w:cs="Times New Roman"/>
                 <w:noProof/>
-                <w:sz w:val="24"/>
-                <w:szCs w:val="24"/>
               </w:rPr>
               <w:t>INTRODUCTION</w:t>
             </w:r>
             <w:r>
               <w:rPr>
-                <w:rFonts w:ascii="Times New Roman" w:hAnsi="Times New Roman" w:cs="Times New Roman"/>
                 <w:noProof/>
                 <w:webHidden/>
-                <w:sz w:val="24"/>
-                <w:szCs w:val="24"/>
               </w:rPr>
               <w:tab/>
             </w:r>
             <w:r>
               <w:rPr>
-                <w:rFonts w:ascii="Times New Roman" w:hAnsi="Times New Roman" w:cs="Times New Roman"/>
                 <w:noProof/>
                 <w:webHidden/>
-                <w:sz w:val="24"/>
-                <w:szCs w:val="24"/>
               </w:rPr>
               <w:fldChar w:fldCharType="begin"/>
             </w:r>
             <w:r>
               <w:rPr>
-                <w:rFonts w:ascii="Times New Roman" w:hAnsi="Times New Roman" w:cs="Times New Roman"/>
                 <w:noProof/>
                 <w:webHidden/>
-                <w:sz w:val="24"/>
-                <w:szCs w:val="24"/>
-              </w:rPr>
-              <w:instrText xml:space="preserve"> PAGEREF _Toc227940183 \h </w:instrText>
-            </w:r>
-            <w:r>
-              <w:rPr>
-                <w:rFonts w:ascii="Times New Roman" w:hAnsi="Times New Roman" w:cs="Times New Roman"/>
+              </w:rPr>
+              <w:instrText xml:space="preserve"> PAGEREF _Toc227957262 \h </w:instrText>
+            </w:r>
+            <w:r>
+              <w:rPr>
                 <w:noProof/>
                 <w:webHidden/>
-                <w:sz w:val="24"/>
-                <w:szCs w:val="24"/>
-              </w:rPr>
-            </w:r>
-            <w:r>
-              <w:rPr>
-                <w:rFonts w:ascii="Times New Roman" w:hAnsi="Times New Roman" w:cs="Times New Roman"/>
+              </w:rPr>
+            </w:r>
+            <w:r>
+              <w:rPr>
                 <w:noProof/>
                 <w:webHidden/>
-                <w:sz w:val="24"/>
-                <w:szCs w:val="24"/>
               </w:rPr>
               <w:fldChar w:fldCharType="separate"/>
             </w:r>
             <w:r>
               <w:rPr>
-                <w:rFonts w:ascii="Times New Roman" w:hAnsi="Times New Roman" w:cs="Times New Roman"/>
                 <w:noProof/>
                 <w:webHidden/>
-                <w:sz w:val="24"/>
-                <w:szCs w:val="24"/>
               </w:rPr>
               <w:t>3</w:t>
             </w:r>
             <w:r>
               <w:rPr>
-                <w:rFonts w:ascii="Times New Roman" w:hAnsi="Times New Roman" w:cs="Times New Roman"/>
                 <w:noProof/>
                 <w:webHidden/>
-                <w:sz w:val="24"/>
-                <w:szCs w:val="24"/>
               </w:rPr>
               <w:fldChar w:fldCharType="end"/>
             </w:r>
@@ -915,92 +879,68 @@
             <w:tabs>
               <w:tab w:val="right" w:leader="dot" w:pos="9016"/>
             </w:tabs>
-            <w:spacing w:line="360" w:lineRule="auto"/>
             <w:rPr>
-              <w:rFonts w:ascii="Times New Roman" w:eastAsiaTheme="minorEastAsia" w:hAnsi="Times New Roman" w:cs="Times New Roman"/>
+              <w:rFonts w:eastAsiaTheme="minorEastAsia"/>
               <w:noProof/>
-              <w:sz w:val="24"/>
-              <w:szCs w:val="24"/>
-              <w:lang w:eastAsia="en-GB"/>
+              <w:kern w:val="0"/>
+              <w:lang w:val="en-US"/>
+              <w14:ligatures w14:val="none"/>
             </w:rPr>
           </w:pPr>
-          <w:hyperlink w:anchor="_Toc227940184" w:history="1">
+          <w:hyperlink w:anchor="_Toc227957263" w:history="1">
             <w:r>
               <w:rPr>
                 <w:rStyle w:val="Hyperlink"/>
                 <w:rFonts w:ascii="Times New Roman" w:hAnsi="Times New Roman" w:cs="Times New Roman"/>
                 <w:noProof/>
-                <w:sz w:val="24"/>
-                <w:szCs w:val="24"/>
               </w:rPr>
               <w:t>DEVLOPMENT ENVIRONMENT</w:t>
             </w:r>
             <w:r>
               <w:rPr>
-                <w:rFonts w:ascii="Times New Roman" w:hAnsi="Times New Roman" w:cs="Times New Roman"/>
                 <w:noProof/>
                 <w:webHidden/>
-                <w:sz w:val="24"/>
-                <w:szCs w:val="24"/>
               </w:rPr>
               <w:tab/>
             </w:r>
             <w:r>
               <w:rPr>
-                <w:rFonts w:ascii="Times New Roman" w:hAnsi="Times New Roman" w:cs="Times New Roman"/>
                 <w:noProof/>
                 <w:webHidden/>
-                <w:sz w:val="24"/>
-                <w:szCs w:val="24"/>
               </w:rPr>
               <w:fldChar w:fldCharType="begin"/>
             </w:r>
             <w:r>
               <w:rPr>
-                <w:rFonts w:ascii="Times New Roman" w:hAnsi="Times New Roman" w:cs="Times New Roman"/>
                 <w:noProof/>
                 <w:webHidden/>
-                <w:sz w:val="24"/>
-                <w:szCs w:val="24"/>
-              </w:rPr>
-              <w:instrText xml:space="preserve"> PAGEREF _Toc227940184 \h </w:instrText>
-            </w:r>
-            <w:r>
-              <w:rPr>
-                <w:rFonts w:ascii="Times New Roman" w:hAnsi="Times New Roman" w:cs="Times New Roman"/>
+              </w:rPr>
+              <w:instrText xml:space="preserve"> PAGEREF _Toc227957263 \h </w:instrText>
+            </w:r>
+            <w:r>
+              <w:rPr>
                 <w:noProof/>
                 <w:webHidden/>
-                <w:sz w:val="24"/>
-                <w:szCs w:val="24"/>
-              </w:rPr>
-            </w:r>
-            <w:r>
-              <w:rPr>
-                <w:rFonts w:ascii="Times New Roman" w:hAnsi="Times New Roman" w:cs="Times New Roman"/>
+              </w:rPr>
+            </w:r>
+            <w:r>
+              <w:rPr>
                 <w:noProof/>
                 <w:webHidden/>
-                <w:sz w:val="24"/>
-                <w:szCs w:val="24"/>
               </w:rPr>
               <w:fldChar w:fldCharType="separate"/>
             </w:r>
             <w:r>
               <w:rPr>
-                <w:rFonts w:ascii="Times New Roman" w:hAnsi="Times New Roman" w:cs="Times New Roman"/>
                 <w:noProof/>
                 <w:webHidden/>
-                <w:sz w:val="24"/>
-                <w:szCs w:val="24"/>
               </w:rPr>
               <w:t>3</w:t>
             </w:r>
             <w:r>
               <w:rPr>
-                <w:rFonts w:ascii="Times New Roman" w:hAnsi="Times New Roman" w:cs="Times New Roman"/>
                 <w:noProof/>
                 <w:webHidden/>
-                <w:sz w:val="24"/>
-                <w:szCs w:val="24"/>
               </w:rPr>
               <w:fldChar w:fldCharType="end"/>
             </w:r>
@@ -1012,92 +952,68 @@
             <w:tabs>
               <w:tab w:val="right" w:leader="dot" w:pos="9016"/>
             </w:tabs>
-            <w:spacing w:line="360" w:lineRule="auto"/>
             <w:rPr>
-              <w:rFonts w:ascii="Times New Roman" w:eastAsiaTheme="minorEastAsia" w:hAnsi="Times New Roman" w:cs="Times New Roman"/>
+              <w:rFonts w:eastAsiaTheme="minorEastAsia"/>
               <w:noProof/>
-              <w:sz w:val="24"/>
-              <w:szCs w:val="24"/>
-              <w:lang w:eastAsia="en-GB"/>
+              <w:kern w:val="0"/>
+              <w:lang w:val="en-US"/>
+              <w14:ligatures w14:val="none"/>
             </w:rPr>
           </w:pPr>
-          <w:hyperlink w:anchor="_Toc227940185" w:history="1">
+          <w:hyperlink w:anchor="_Toc227957264" w:history="1">
             <w:r>
               <w:rPr>
                 <w:rStyle w:val="Hyperlink"/>
                 <w:rFonts w:ascii="Times New Roman" w:hAnsi="Times New Roman" w:cs="Times New Roman"/>
                 <w:noProof/>
-                <w:sz w:val="24"/>
-                <w:szCs w:val="24"/>
               </w:rPr>
               <w:t>TOOLS</w:t>
             </w:r>
             <w:r>
               <w:rPr>
-                <w:rFonts w:ascii="Times New Roman" w:hAnsi="Times New Roman" w:cs="Times New Roman"/>
                 <w:noProof/>
                 <w:webHidden/>
-                <w:sz w:val="24"/>
-                <w:szCs w:val="24"/>
               </w:rPr>
               <w:tab/>
             </w:r>
             <w:r>
               <w:rPr>
-                <w:rFonts w:ascii="Times New Roman" w:hAnsi="Times New Roman" w:cs="Times New Roman"/>
                 <w:noProof/>
                 <w:webHidden/>
-                <w:sz w:val="24"/>
-                <w:szCs w:val="24"/>
               </w:rPr>
               <w:fldChar w:fldCharType="begin"/>
             </w:r>
             <w:r>
               <w:rPr>
-                <w:rFonts w:ascii="Times New Roman" w:hAnsi="Times New Roman" w:cs="Times New Roman"/>
                 <w:noProof/>
                 <w:webHidden/>
-                <w:sz w:val="24"/>
-                <w:szCs w:val="24"/>
-              </w:rPr>
-              <w:instrText xml:space="preserve"> PAGEREF _Toc227940185 \h </w:instrText>
-            </w:r>
-            <w:r>
-              <w:rPr>
-                <w:rFonts w:ascii="Times New Roman" w:hAnsi="Times New Roman" w:cs="Times New Roman"/>
+              </w:rPr>
+              <w:instrText xml:space="preserve"> PAGEREF _Toc227957264 \h </w:instrText>
+            </w:r>
+            <w:r>
+              <w:rPr>
                 <w:noProof/>
                 <w:webHidden/>
-                <w:sz w:val="24"/>
-                <w:szCs w:val="24"/>
-              </w:rPr>
-            </w:r>
-            <w:r>
-              <w:rPr>
-                <w:rFonts w:ascii="Times New Roman" w:hAnsi="Times New Roman" w:cs="Times New Roman"/>
+              </w:rPr>
+            </w:r>
+            <w:r>
+              <w:rPr>
                 <w:noProof/>
                 <w:webHidden/>
-                <w:sz w:val="24"/>
-                <w:szCs w:val="24"/>
               </w:rPr>
               <w:fldChar w:fldCharType="separate"/>
             </w:r>
             <w:r>
               <w:rPr>
-                <w:rFonts w:ascii="Times New Roman" w:hAnsi="Times New Roman" w:cs="Times New Roman"/>
                 <w:noProof/>
                 <w:webHidden/>
-                <w:sz w:val="24"/>
-                <w:szCs w:val="24"/>
               </w:rPr>
               <w:t>3</w:t>
             </w:r>
             <w:r>
               <w:rPr>
-                <w:rFonts w:ascii="Times New Roman" w:hAnsi="Times New Roman" w:cs="Times New Roman"/>
                 <w:noProof/>
                 <w:webHidden/>
-                <w:sz w:val="24"/>
-                <w:szCs w:val="24"/>
               </w:rPr>
               <w:fldChar w:fldCharType="end"/>
             </w:r>
@@ -1109,92 +1025,68 @@
             <w:tabs>
               <w:tab w:val="right" w:leader="dot" w:pos="9016"/>
             </w:tabs>
-            <w:spacing w:line="360" w:lineRule="auto"/>
             <w:rPr>
-              <w:rFonts w:ascii="Times New Roman" w:eastAsiaTheme="minorEastAsia" w:hAnsi="Times New Roman" w:cs="Times New Roman"/>
+              <w:rFonts w:eastAsiaTheme="minorEastAsia"/>
               <w:noProof/>
-              <w:sz w:val="24"/>
-              <w:szCs w:val="24"/>
-              <w:lang w:eastAsia="en-GB"/>
+              <w:kern w:val="0"/>
+              <w:lang w:val="en-US"/>
+              <w14:ligatures w14:val="none"/>
             </w:rPr>
           </w:pPr>
-          <w:hyperlink w:anchor="_Toc227940186" w:history="1">
+          <w:hyperlink w:anchor="_Toc227957265" w:history="1">
             <w:r>
               <w:rPr>
                 <w:rStyle w:val="Hyperlink"/>
                 <w:rFonts w:ascii="Times New Roman" w:hAnsi="Times New Roman" w:cs="Times New Roman"/>
                 <w:noProof/>
-                <w:sz w:val="24"/>
-                <w:szCs w:val="24"/>
               </w:rPr>
               <w:t>HIGH LEVEL DESIGN</w:t>
             </w:r>
             <w:r>
               <w:rPr>
-                <w:rFonts w:ascii="Times New Roman" w:hAnsi="Times New Roman" w:cs="Times New Roman"/>
                 <w:noProof/>
                 <w:webHidden/>
-                <w:sz w:val="24"/>
-                <w:szCs w:val="24"/>
               </w:rPr>
               <w:tab/>
             </w:r>
             <w:r>
               <w:rPr>
-                <w:rFonts w:ascii="Times New Roman" w:hAnsi="Times New Roman" w:cs="Times New Roman"/>
                 <w:noProof/>
                 <w:webHidden/>
-                <w:sz w:val="24"/>
-                <w:szCs w:val="24"/>
               </w:rPr>
               <w:fldChar w:fldCharType="begin"/>
             </w:r>
             <w:r>
               <w:rPr>
-                <w:rFonts w:ascii="Times New Roman" w:hAnsi="Times New Roman" w:cs="Times New Roman"/>
                 <w:noProof/>
                 <w:webHidden/>
-                <w:sz w:val="24"/>
-                <w:szCs w:val="24"/>
-              </w:rPr>
-              <w:instrText xml:space="preserve"> PAGEREF _Toc227940186 \h </w:instrText>
-            </w:r>
-            <w:r>
-              <w:rPr>
-                <w:rFonts w:ascii="Times New Roman" w:hAnsi="Times New Roman" w:cs="Times New Roman"/>
+              </w:rPr>
+              <w:instrText xml:space="preserve"> PAGEREF _Toc227957265 \h </w:instrText>
+            </w:r>
+            <w:r>
+              <w:rPr>
                 <w:noProof/>
                 <w:webHidden/>
-                <w:sz w:val="24"/>
-                <w:szCs w:val="24"/>
-              </w:rPr>
-            </w:r>
-            <w:r>
-              <w:rPr>
-                <w:rFonts w:ascii="Times New Roman" w:hAnsi="Times New Roman" w:cs="Times New Roman"/>
+              </w:rPr>
+            </w:r>
+            <w:r>
+              <w:rPr>
                 <w:noProof/>
                 <w:webHidden/>
-                <w:sz w:val="24"/>
-                <w:szCs w:val="24"/>
               </w:rPr>
               <w:fldChar w:fldCharType="separate"/>
             </w:r>
             <w:r>
               <w:rPr>
-                <w:rFonts w:ascii="Times New Roman" w:hAnsi="Times New Roman" w:cs="Times New Roman"/>
                 <w:noProof/>
                 <w:webHidden/>
-                <w:sz w:val="24"/>
-                <w:szCs w:val="24"/>
               </w:rPr>
               <w:t>3</w:t>
             </w:r>
             <w:r>
               <w:rPr>
-                <w:rFonts w:ascii="Times New Roman" w:hAnsi="Times New Roman" w:cs="Times New Roman"/>
                 <w:noProof/>
                 <w:webHidden/>
-                <w:sz w:val="24"/>
-                <w:szCs w:val="24"/>
               </w:rPr>
               <w:fldChar w:fldCharType="end"/>
             </w:r>
@@ -1206,92 +1098,68 @@
             <w:tabs>
               <w:tab w:val="right" w:leader="dot" w:pos="9016"/>
             </w:tabs>
-            <w:spacing w:line="360" w:lineRule="auto"/>
             <w:rPr>
-              <w:rFonts w:ascii="Times New Roman" w:eastAsiaTheme="minorEastAsia" w:hAnsi="Times New Roman" w:cs="Times New Roman"/>
+              <w:rFonts w:eastAsiaTheme="minorEastAsia"/>
               <w:noProof/>
-              <w:sz w:val="24"/>
-              <w:szCs w:val="24"/>
-              <w:lang w:eastAsia="en-GB"/>
+              <w:kern w:val="0"/>
+              <w:lang w:val="en-US"/>
+              <w14:ligatures w14:val="none"/>
             </w:rPr>
           </w:pPr>
-          <w:hyperlink w:anchor="_Toc227940187" w:history="1">
+          <w:hyperlink w:anchor="_Toc227957266" w:history="1">
             <w:r>
               <w:rPr>
                 <w:rStyle w:val="Hyperlink"/>
                 <w:rFonts w:ascii="Times New Roman" w:hAnsi="Times New Roman" w:cs="Times New Roman"/>
                 <w:noProof/>
-                <w:sz w:val="24"/>
-                <w:szCs w:val="24"/>
               </w:rPr>
               <w:t>DATA STRUCTURE</w:t>
             </w:r>
             <w:r>
               <w:rPr>
-                <w:rFonts w:ascii="Times New Roman" w:hAnsi="Times New Roman" w:cs="Times New Roman"/>
                 <w:noProof/>
                 <w:webHidden/>
-                <w:sz w:val="24"/>
-                <w:szCs w:val="24"/>
               </w:rPr>
               <w:tab/>
             </w:r>
             <w:r>
               <w:rPr>
-                <w:rFonts w:ascii="Times New Roman" w:hAnsi="Times New Roman" w:cs="Times New Roman"/>
                 <w:noProof/>
                 <w:webHidden/>
-                <w:sz w:val="24"/>
-                <w:szCs w:val="24"/>
               </w:rPr>
               <w:fldChar w:fldCharType="begin"/>
             </w:r>
             <w:r>
               <w:rPr>
-                <w:rFonts w:ascii="Times New Roman" w:hAnsi="Times New Roman" w:cs="Times New Roman"/>
                 <w:noProof/>
                 <w:webHidden/>
-                <w:sz w:val="24"/>
-                <w:szCs w:val="24"/>
-              </w:rPr>
-              <w:instrText xml:space="preserve"> PAGEREF _Toc227940187 \h </w:instrText>
-            </w:r>
-            <w:r>
-              <w:rPr>
-                <w:rFonts w:ascii="Times New Roman" w:hAnsi="Times New Roman" w:cs="Times New Roman"/>
+              </w:rPr>
+              <w:instrText xml:space="preserve"> PAGEREF _Toc227957266 \h </w:instrText>
+            </w:r>
+            <w:r>
+              <w:rPr>
                 <w:noProof/>
                 <w:webHidden/>
-                <w:sz w:val="24"/>
-                <w:szCs w:val="24"/>
-              </w:rPr>
-            </w:r>
-            <w:r>
-              <w:rPr>
-                <w:rFonts w:ascii="Times New Roman" w:hAnsi="Times New Roman" w:cs="Times New Roman"/>
+              </w:rPr>
+            </w:r>
+            <w:r>
+              <w:rPr>
                 <w:noProof/>
                 <w:webHidden/>
-                <w:sz w:val="24"/>
-                <w:szCs w:val="24"/>
               </w:rPr>
               <w:fldChar w:fldCharType="separate"/>
             </w:r>
             <w:r>
               <w:rPr>
-                <w:rFonts w:ascii="Times New Roman" w:hAnsi="Times New Roman" w:cs="Times New Roman"/>
                 <w:noProof/>
                 <w:webHidden/>
-                <w:sz w:val="24"/>
-                <w:szCs w:val="24"/>
               </w:rPr>
               <w:t>4</w:t>
             </w:r>
             <w:r>
               <w:rPr>
-                <w:rFonts w:ascii="Times New Roman" w:hAnsi="Times New Roman" w:cs="Times New Roman"/>
                 <w:noProof/>
                 <w:webHidden/>
-                <w:sz w:val="24"/>
-                <w:szCs w:val="24"/>
               </w:rPr>
               <w:fldChar w:fldCharType="end"/>
             </w:r>
@@ -1303,92 +1171,68 @@
             <w:tabs>
               <w:tab w:val="right" w:leader="dot" w:pos="9016"/>
             </w:tabs>
-            <w:spacing w:line="360" w:lineRule="auto"/>
             <w:rPr>
-              <w:rFonts w:ascii="Times New Roman" w:eastAsiaTheme="minorEastAsia" w:hAnsi="Times New Roman" w:cs="Times New Roman"/>
+              <w:rFonts w:eastAsiaTheme="minorEastAsia"/>
               <w:noProof/>
-              <w:sz w:val="24"/>
-              <w:szCs w:val="24"/>
-              <w:lang w:eastAsia="en-GB"/>
+              <w:kern w:val="0"/>
+              <w:lang w:val="en-US"/>
+              <w14:ligatures w14:val="none"/>
             </w:rPr>
           </w:pPr>
-          <w:hyperlink w:anchor="_Toc227940188" w:history="1">
+          <w:hyperlink w:anchor="_Toc227957267" w:history="1">
             <w:r>
               <w:rPr>
                 <w:rStyle w:val="Hyperlink"/>
                 <w:rFonts w:ascii="Times New Roman" w:hAnsi="Times New Roman" w:cs="Times New Roman"/>
                 <w:noProof/>
-                <w:sz w:val="24"/>
-                <w:szCs w:val="24"/>
               </w:rPr>
               <w:t>PHASE 1</w:t>
             </w:r>
             <w:r>
               <w:rPr>
-                <w:rFonts w:ascii="Times New Roman" w:hAnsi="Times New Roman" w:cs="Times New Roman"/>
                 <w:noProof/>
                 <w:webHidden/>
-                <w:sz w:val="24"/>
-                <w:szCs w:val="24"/>
               </w:rPr>
               <w:tab/>
             </w:r>
             <w:r>
               <w:rPr>
-                <w:rFonts w:ascii="Times New Roman" w:hAnsi="Times New Roman" w:cs="Times New Roman"/>
                 <w:noProof/>
                 <w:webHidden/>
-                <w:sz w:val="24"/>
-                <w:szCs w:val="24"/>
               </w:rPr>
               <w:fldChar w:fldCharType="begin"/>
             </w:r>
             <w:r>
               <w:rPr>
-                <w:rFonts w:ascii="Times New Roman" w:hAnsi="Times New Roman" w:cs="Times New Roman"/>
                 <w:noProof/>
                 <w:webHidden/>
-                <w:sz w:val="24"/>
-                <w:szCs w:val="24"/>
-              </w:rPr>
-              <w:instrText xml:space="preserve"> PAGEREF _Toc227940188 \h </w:instrText>
-            </w:r>
-            <w:r>
-              <w:rPr>
-                <w:rFonts w:ascii="Times New Roman" w:hAnsi="Times New Roman" w:cs="Times New Roman"/>
+              </w:rPr>
+              <w:instrText xml:space="preserve"> PAGEREF _Toc227957267 \h </w:instrText>
+            </w:r>
+            <w:r>
+              <w:rPr>
                 <w:noProof/>
                 <w:webHidden/>
-                <w:sz w:val="24"/>
-                <w:szCs w:val="24"/>
-              </w:rPr>
-            </w:r>
-            <w:r>
-              <w:rPr>
-                <w:rFonts w:ascii="Times New Roman" w:hAnsi="Times New Roman" w:cs="Times New Roman"/>
+              </w:rPr>
+            </w:r>
+            <w:r>
+              <w:rPr>
                 <w:noProof/>
                 <w:webHidden/>
-                <w:sz w:val="24"/>
-                <w:szCs w:val="24"/>
               </w:rPr>
               <w:fldChar w:fldCharType="separate"/>
             </w:r>
             <w:r>
               <w:rPr>
-                <w:rFonts w:ascii="Times New Roman" w:hAnsi="Times New Roman" w:cs="Times New Roman"/>
                 <w:noProof/>
                 <w:webHidden/>
-                <w:sz w:val="24"/>
-                <w:szCs w:val="24"/>
               </w:rPr>
               <w:t>4</w:t>
             </w:r>
             <w:r>
               <w:rPr>
-                <w:rFonts w:ascii="Times New Roman" w:hAnsi="Times New Roman" w:cs="Times New Roman"/>
                 <w:noProof/>
                 <w:webHidden/>
-                <w:sz w:val="24"/>
-                <w:szCs w:val="24"/>
               </w:rPr>
               <w:fldChar w:fldCharType="end"/>
             </w:r>
@@ -1400,92 +1244,68 @@
             <w:tabs>
               <w:tab w:val="right" w:leader="dot" w:pos="9016"/>
             </w:tabs>
-            <w:spacing w:line="360" w:lineRule="auto"/>
             <w:rPr>
-              <w:rFonts w:ascii="Times New Roman" w:eastAsiaTheme="minorEastAsia" w:hAnsi="Times New Roman" w:cs="Times New Roman"/>
+              <w:rFonts w:eastAsiaTheme="minorEastAsia"/>
               <w:noProof/>
-              <w:sz w:val="24"/>
-              <w:szCs w:val="24"/>
-              <w:lang w:eastAsia="en-GB"/>
+              <w:kern w:val="0"/>
+              <w:lang w:val="en-US"/>
+              <w14:ligatures w14:val="none"/>
             </w:rPr>
           </w:pPr>
-          <w:hyperlink w:anchor="_Toc227940189" w:history="1">
+          <w:hyperlink w:anchor="_Toc227957268" w:history="1">
             <w:r>
               <w:rPr>
                 <w:rStyle w:val="Hyperlink"/>
                 <w:rFonts w:ascii="Times New Roman" w:hAnsi="Times New Roman" w:cs="Times New Roman"/>
                 <w:noProof/>
-                <w:sz w:val="24"/>
-                <w:szCs w:val="24"/>
               </w:rPr>
               <w:t>PHASE 2</w:t>
             </w:r>
             <w:r>
               <w:rPr>
-                <w:rFonts w:ascii="Times New Roman" w:hAnsi="Times New Roman" w:cs="Times New Roman"/>
                 <w:noProof/>
                 <w:webHidden/>
-                <w:sz w:val="24"/>
-                <w:szCs w:val="24"/>
               </w:rPr>
               <w:tab/>
             </w:r>
             <w:r>
               <w:rPr>
-                <w:rFonts w:ascii="Times New Roman" w:hAnsi="Times New Roman" w:cs="Times New Roman"/>
                 <w:noProof/>
                 <w:webHidden/>
-                <w:sz w:val="24"/>
-                <w:szCs w:val="24"/>
               </w:rPr>
               <w:fldChar w:fldCharType="begin"/>
             </w:r>
             <w:r>
               <w:rPr>
-                <w:rFonts w:ascii="Times New Roman" w:hAnsi="Times New Roman" w:cs="Times New Roman"/>
                 <w:noProof/>
                 <w:webHidden/>
-                <w:sz w:val="24"/>
-                <w:szCs w:val="24"/>
-              </w:rPr>
-              <w:instrText xml:space="preserve"> PAGEREF _Toc227940189 \h </w:instrText>
-            </w:r>
-            <w:r>
-              <w:rPr>
-                <w:rFonts w:ascii="Times New Roman" w:hAnsi="Times New Roman" w:cs="Times New Roman"/>
+              </w:rPr>
+              <w:instrText xml:space="preserve"> PAGEREF _Toc227957268 \h </w:instrText>
+            </w:r>
+            <w:r>
+              <w:rPr>
                 <w:noProof/>
                 <w:webHidden/>
-                <w:sz w:val="24"/>
-                <w:szCs w:val="24"/>
-              </w:rPr>
-            </w:r>
-            <w:r>
-              <w:rPr>
-                <w:rFonts w:ascii="Times New Roman" w:hAnsi="Times New Roman" w:cs="Times New Roman"/>
+              </w:rPr>
+            </w:r>
+            <w:r>
+              <w:rPr>
                 <w:noProof/>
                 <w:webHidden/>
-                <w:sz w:val="24"/>
-                <w:szCs w:val="24"/>
               </w:rPr>
               <w:fldChar w:fldCharType="separate"/>
             </w:r>
             <w:r>
               <w:rPr>
-                <w:rFonts w:ascii="Times New Roman" w:hAnsi="Times New Roman" w:cs="Times New Roman"/>
                 <w:noProof/>
                 <w:webHidden/>
-                <w:sz w:val="24"/>
-                <w:szCs w:val="24"/>
-              </w:rPr>
-              <w:t>5</w:t>
-            </w:r>
-            <w:r>
-              <w:rPr>
-                <w:rFonts w:ascii="Times New Roman" w:hAnsi="Times New Roman" w:cs="Times New Roman"/>
+              </w:rPr>
+              <w:t>4</w:t>
+            </w:r>
+            <w:r>
+              <w:rPr>
                 <w:noProof/>
                 <w:webHidden/>
-                <w:sz w:val="24"/>
-                <w:szCs w:val="24"/>
               </w:rPr>
               <w:fldChar w:fldCharType="end"/>
             </w:r>
@@ -1497,92 +1317,68 @@
             <w:tabs>
               <w:tab w:val="right" w:leader="dot" w:pos="9016"/>
             </w:tabs>
-            <w:spacing w:line="360" w:lineRule="auto"/>
             <w:rPr>
-              <w:rFonts w:ascii="Times New Roman" w:eastAsiaTheme="minorEastAsia" w:hAnsi="Times New Roman" w:cs="Times New Roman"/>
+              <w:rFonts w:eastAsiaTheme="minorEastAsia"/>
               <w:noProof/>
-              <w:sz w:val="24"/>
-              <w:szCs w:val="24"/>
-              <w:lang w:eastAsia="en-GB"/>
+              <w:kern w:val="0"/>
+              <w:lang w:val="en-US"/>
+              <w14:ligatures w14:val="none"/>
             </w:rPr>
           </w:pPr>
-          <w:hyperlink w:anchor="_Toc227940190" w:history="1">
+          <w:hyperlink w:anchor="_Toc227957269" w:history="1">
             <w:r>
               <w:rPr>
                 <w:rStyle w:val="Hyperlink"/>
                 <w:rFonts w:ascii="Times New Roman" w:hAnsi="Times New Roman" w:cs="Times New Roman"/>
                 <w:noProof/>
-                <w:sz w:val="24"/>
-                <w:szCs w:val="24"/>
               </w:rPr>
               <w:t>PHASE 3</w:t>
             </w:r>
             <w:r>
               <w:rPr>
-                <w:rFonts w:ascii="Times New Roman" w:hAnsi="Times New Roman" w:cs="Times New Roman"/>
                 <w:noProof/>
                 <w:webHidden/>
-                <w:sz w:val="24"/>
-                <w:szCs w:val="24"/>
               </w:rPr>
               <w:tab/>
             </w:r>
             <w:r>
               <w:rPr>
-                <w:rFonts w:ascii="Times New Roman" w:hAnsi="Times New Roman" w:cs="Times New Roman"/>
                 <w:noProof/>
                 <w:webHidden/>
-                <w:sz w:val="24"/>
-                <w:szCs w:val="24"/>
               </w:rPr>
               <w:fldChar w:fldCharType="begin"/>
             </w:r>
             <w:r>
               <w:rPr>
-                <w:rFonts w:ascii="Times New Roman" w:hAnsi="Times New Roman" w:cs="Times New Roman"/>
                 <w:noProof/>
                 <w:webHidden/>
-                <w:sz w:val="24"/>
-                <w:szCs w:val="24"/>
-              </w:rPr>
-              <w:instrText xml:space="preserve"> PAGEREF _Toc227940190 \h </w:instrText>
-            </w:r>
-            <w:r>
-              <w:rPr>
-                <w:rFonts w:ascii="Times New Roman" w:hAnsi="Times New Roman" w:cs="Times New Roman"/>
+              </w:rPr>
+              <w:instrText xml:space="preserve"> PAGEREF _Toc227957269 \h </w:instrText>
+            </w:r>
+            <w:r>
+              <w:rPr>
                 <w:noProof/>
                 <w:webHidden/>
-                <w:sz w:val="24"/>
-                <w:szCs w:val="24"/>
-              </w:rPr>
-            </w:r>
-            <w:r>
-              <w:rPr>
-                <w:rFonts w:ascii="Times New Roman" w:hAnsi="Times New Roman" w:cs="Times New Roman"/>
+              </w:rPr>
+            </w:r>
+            <w:r>
+              <w:rPr>
                 <w:noProof/>
                 <w:webHidden/>
-                <w:sz w:val="24"/>
-                <w:szCs w:val="24"/>
               </w:rPr>
               <w:fldChar w:fldCharType="separate"/>
             </w:r>
             <w:r>
               <w:rPr>
-                <w:rFonts w:ascii="Times New Roman" w:hAnsi="Times New Roman" w:cs="Times New Roman"/>
                 <w:noProof/>
                 <w:webHidden/>
-                <w:sz w:val="24"/>
-                <w:szCs w:val="24"/>
               </w:rPr>
               <w:t>6</w:t>
             </w:r>
             <w:r>
               <w:rPr>
-                <w:rFonts w:ascii="Times New Roman" w:hAnsi="Times New Roman" w:cs="Times New Roman"/>
                 <w:noProof/>
                 <w:webHidden/>
-                <w:sz w:val="24"/>
-                <w:szCs w:val="24"/>
               </w:rPr>
               <w:fldChar w:fldCharType="end"/>
             </w:r>
@@ -1594,92 +1390,68 @@
             <w:tabs>
               <w:tab w:val="right" w:leader="dot" w:pos="9016"/>
             </w:tabs>
-            <w:spacing w:line="360" w:lineRule="auto"/>
             <w:rPr>
-              <w:rFonts w:ascii="Times New Roman" w:eastAsiaTheme="minorEastAsia" w:hAnsi="Times New Roman" w:cs="Times New Roman"/>
+              <w:rFonts w:eastAsiaTheme="minorEastAsia"/>
               <w:noProof/>
-              <w:sz w:val="24"/>
-              <w:szCs w:val="24"/>
-              <w:lang w:eastAsia="en-GB"/>
+              <w:kern w:val="0"/>
+              <w:lang w:val="en-US"/>
+              <w14:ligatures w14:val="none"/>
             </w:rPr>
           </w:pPr>
-          <w:hyperlink w:anchor="_Toc227940191" w:history="1">
+          <w:hyperlink w:anchor="_Toc227957270" w:history="1">
             <w:r>
               <w:rPr>
                 <w:rStyle w:val="Hyperlink"/>
                 <w:rFonts w:ascii="Times New Roman" w:hAnsi="Times New Roman" w:cs="Times New Roman"/>
                 <w:noProof/>
-                <w:sz w:val="24"/>
-                <w:szCs w:val="24"/>
               </w:rPr>
               <w:t>PHASE 4</w:t>
             </w:r>
             <w:r>
               <w:rPr>
-                <w:rFonts w:ascii="Times New Roman" w:hAnsi="Times New Roman" w:cs="Times New Roman"/>
                 <w:noProof/>
                 <w:webHidden/>
-                <w:sz w:val="24"/>
-                <w:szCs w:val="24"/>
               </w:rPr>
               <w:tab/>
             </w:r>
             <w:r>
               <w:rPr>
-                <w:rFonts w:ascii="Times New Roman" w:hAnsi="Times New Roman" w:cs="Times New Roman"/>
                 <w:noProof/>
                 <w:webHidden/>
-                <w:sz w:val="24"/>
-                <w:szCs w:val="24"/>
               </w:rPr>
               <w:fldChar w:fldCharType="begin"/>
             </w:r>
             <w:r>
               <w:rPr>
-                <w:rFonts w:ascii="Times New Roman" w:hAnsi="Times New Roman" w:cs="Times New Roman"/>
                 <w:noProof/>
                 <w:webHidden/>
-                <w:sz w:val="24"/>
-                <w:szCs w:val="24"/>
-              </w:rPr>
-              <w:instrText xml:space="preserve"> PAGEREF _Toc227940191 \h </w:instrText>
-            </w:r>
-            <w:r>
-              <w:rPr>
-                <w:rFonts w:ascii="Times New Roman" w:hAnsi="Times New Roman" w:cs="Times New Roman"/>
+              </w:rPr>
+              <w:instrText xml:space="preserve"> PAGEREF _Toc227957270 \h </w:instrText>
+            </w:r>
+            <w:r>
+              <w:rPr>
                 <w:noProof/>
                 <w:webHidden/>
-                <w:sz w:val="24"/>
-                <w:szCs w:val="24"/>
-              </w:rPr>
-            </w:r>
-            <w:r>
-              <w:rPr>
-                <w:rFonts w:ascii="Times New Roman" w:hAnsi="Times New Roman" w:cs="Times New Roman"/>
+              </w:rPr>
+            </w:r>
+            <w:r>
+              <w:rPr>
                 <w:noProof/>
                 <w:webHidden/>
-                <w:sz w:val="24"/>
-                <w:szCs w:val="24"/>
               </w:rPr>
               <w:fldChar w:fldCharType="separate"/>
             </w:r>
             <w:r>
               <w:rPr>
-                <w:rFonts w:ascii="Times New Roman" w:hAnsi="Times New Roman" w:cs="Times New Roman"/>
                 <w:noProof/>
                 <w:webHidden/>
-                <w:sz w:val="24"/>
-                <w:szCs w:val="24"/>
               </w:rPr>
               <w:t>8</w:t>
             </w:r>
             <w:r>
               <w:rPr>
-                <w:rFonts w:ascii="Times New Roman" w:hAnsi="Times New Roman" w:cs="Times New Roman"/>
                 <w:noProof/>
                 <w:webHidden/>
-                <w:sz w:val="24"/>
-                <w:szCs w:val="24"/>
               </w:rPr>
               <w:fldChar w:fldCharType="end"/>
             </w:r>
@@ -1691,92 +1463,68 @@
             <w:tabs>
               <w:tab w:val="right" w:leader="dot" w:pos="9016"/>
             </w:tabs>
-            <w:spacing w:line="360" w:lineRule="auto"/>
             <w:rPr>
-              <w:rFonts w:ascii="Times New Roman" w:eastAsiaTheme="minorEastAsia" w:hAnsi="Times New Roman" w:cs="Times New Roman"/>
+              <w:rFonts w:eastAsiaTheme="minorEastAsia"/>
               <w:noProof/>
-              <w:sz w:val="24"/>
-              <w:szCs w:val="24"/>
-              <w:lang w:eastAsia="en-GB"/>
+              <w:kern w:val="0"/>
+              <w:lang w:val="en-US"/>
+              <w14:ligatures w14:val="none"/>
             </w:rPr>
           </w:pPr>
-          <w:hyperlink w:anchor="_Toc227940192" w:history="1">
+          <w:hyperlink w:anchor="_Toc227957271" w:history="1">
             <w:r>
               <w:rPr>
                 <w:rStyle w:val="Hyperlink"/>
                 <w:rFonts w:ascii="Times New Roman" w:hAnsi="Times New Roman" w:cs="Times New Roman"/>
                 <w:noProof/>
-                <w:sz w:val="24"/>
-                <w:szCs w:val="24"/>
               </w:rPr>
               <w:t>LIMITATIONS</w:t>
             </w:r>
             <w:r>
               <w:rPr>
-                <w:rFonts w:ascii="Times New Roman" w:hAnsi="Times New Roman" w:cs="Times New Roman"/>
                 <w:noProof/>
                 <w:webHidden/>
-                <w:sz w:val="24"/>
-                <w:szCs w:val="24"/>
               </w:rPr>
               <w:tab/>
             </w:r>
             <w:r>
               <w:rPr>
-                <w:rFonts w:ascii="Times New Roman" w:hAnsi="Times New Roman" w:cs="Times New Roman"/>
                 <w:noProof/>
                 <w:webHidden/>
-                <w:sz w:val="24"/>
-                <w:szCs w:val="24"/>
               </w:rPr>
               <w:fldChar w:fldCharType="begin"/>
             </w:r>
             <w:r>
               <w:rPr>
-                <w:rFonts w:ascii="Times New Roman" w:hAnsi="Times New Roman" w:cs="Times New Roman"/>
                 <w:noProof/>
                 <w:webHidden/>
-                <w:sz w:val="24"/>
-                <w:szCs w:val="24"/>
-              </w:rPr>
-              <w:instrText xml:space="preserve"> PAGEREF _Toc227940192 \h </w:instrText>
-            </w:r>
-            <w:r>
-              <w:rPr>
-                <w:rFonts w:ascii="Times New Roman" w:hAnsi="Times New Roman" w:cs="Times New Roman"/>
+              </w:rPr>
+              <w:instrText xml:space="preserve"> PAGEREF _Toc227957271 \h </w:instrText>
+            </w:r>
+            <w:r>
+              <w:rPr>
                 <w:noProof/>
                 <w:webHidden/>
-                <w:sz w:val="24"/>
-                <w:szCs w:val="24"/>
-              </w:rPr>
-            </w:r>
-            <w:r>
-              <w:rPr>
-                <w:rFonts w:ascii="Times New Roman" w:hAnsi="Times New Roman" w:cs="Times New Roman"/>
+              </w:rPr>
+            </w:r>
+            <w:r>
+              <w:rPr>
                 <w:noProof/>
                 <w:webHidden/>
-                <w:sz w:val="24"/>
-                <w:szCs w:val="24"/>
               </w:rPr>
               <w:fldChar w:fldCharType="separate"/>
             </w:r>
             <w:r>
               <w:rPr>
-                <w:rFonts w:ascii="Times New Roman" w:hAnsi="Times New Roman" w:cs="Times New Roman"/>
                 <w:noProof/>
                 <w:webHidden/>
-                <w:sz w:val="24"/>
-                <w:szCs w:val="24"/>
-              </w:rPr>
-              <w:t>8</w:t>
-            </w:r>
-            <w:r>
-              <w:rPr>
-                <w:rFonts w:ascii="Times New Roman" w:hAnsi="Times New Roman" w:cs="Times New Roman"/>
+              </w:rPr>
+              <w:t>9</w:t>
+            </w:r>
+            <w:r>
+              <w:rPr>
                 <w:noProof/>
                 <w:webHidden/>
-                <w:sz w:val="24"/>
-                <w:szCs w:val="24"/>
               </w:rPr>
               <w:fldChar w:fldCharType="end"/>
             </w:r>
@@ -1788,92 +1536,68 @@
             <w:tabs>
               <w:tab w:val="right" w:leader="dot" w:pos="9016"/>
             </w:tabs>
-            <w:spacing w:line="360" w:lineRule="auto"/>
             <w:rPr>
-              <w:rFonts w:ascii="Times New Roman" w:eastAsiaTheme="minorEastAsia" w:hAnsi="Times New Roman" w:cs="Times New Roman"/>
+              <w:rFonts w:eastAsiaTheme="minorEastAsia"/>
               <w:noProof/>
-              <w:sz w:val="24"/>
-              <w:szCs w:val="24"/>
-              <w:lang w:eastAsia="en-GB"/>
+              <w:kern w:val="0"/>
+              <w:lang w:val="en-US"/>
+              <w14:ligatures w14:val="none"/>
             </w:rPr>
           </w:pPr>
-          <w:hyperlink w:anchor="_Toc227940193" w:history="1">
+          <w:hyperlink w:anchor="_Toc227957272" w:history="1">
             <w:r>
               <w:rPr>
                 <w:rStyle w:val="Hyperlink"/>
                 <w:rFonts w:ascii="Times New Roman" w:hAnsi="Times New Roman" w:cs="Times New Roman"/>
                 <w:noProof/>
-                <w:sz w:val="24"/>
-                <w:szCs w:val="24"/>
               </w:rPr>
               <w:t>TESTS</w:t>
             </w:r>
             <w:r>
               <w:rPr>
-                <w:rFonts w:ascii="Times New Roman" w:hAnsi="Times New Roman" w:cs="Times New Roman"/>
                 <w:noProof/>
                 <w:webHidden/>
-                <w:sz w:val="24"/>
-                <w:szCs w:val="24"/>
               </w:rPr>
               <w:tab/>
             </w:r>
             <w:r>
               <w:rPr>
-                <w:rFonts w:ascii="Times New Roman" w:hAnsi="Times New Roman" w:cs="Times New Roman"/>
                 <w:noProof/>
                 <w:webHidden/>
-                <w:sz w:val="24"/>
-                <w:szCs w:val="24"/>
               </w:rPr>
               <w:fldChar w:fldCharType="begin"/>
             </w:r>
             <w:r>
               <w:rPr>
-                <w:rFonts w:ascii="Times New Roman" w:hAnsi="Times New Roman" w:cs="Times New Roman"/>
                 <w:noProof/>
                 <w:webHidden/>
-                <w:sz w:val="24"/>
-                <w:szCs w:val="24"/>
-              </w:rPr>
-              <w:instrText xml:space="preserve"> PAGEREF _Toc227940193 \h </w:instrText>
-            </w:r>
-            <w:r>
-              <w:rPr>
-                <w:rFonts w:ascii="Times New Roman" w:hAnsi="Times New Roman" w:cs="Times New Roman"/>
+              </w:rPr>
+              <w:instrText xml:space="preserve"> PAGEREF _Toc227957272 \h </w:instrText>
+            </w:r>
+            <w:r>
+              <w:rPr>
                 <w:noProof/>
                 <w:webHidden/>
-                <w:sz w:val="24"/>
-                <w:szCs w:val="24"/>
-              </w:rPr>
-            </w:r>
-            <w:r>
-              <w:rPr>
-                <w:rFonts w:ascii="Times New Roman" w:hAnsi="Times New Roman" w:cs="Times New Roman"/>
+              </w:rPr>
+            </w:r>
+            <w:r>
+              <w:rPr>
                 <w:noProof/>
                 <w:webHidden/>
-                <w:sz w:val="24"/>
-                <w:szCs w:val="24"/>
               </w:rPr>
               <w:fldChar w:fldCharType="separate"/>
             </w:r>
             <w:r>
               <w:rPr>
-                <w:rFonts w:ascii="Times New Roman" w:hAnsi="Times New Roman" w:cs="Times New Roman"/>
                 <w:noProof/>
                 <w:webHidden/>
-                <w:sz w:val="24"/>
-                <w:szCs w:val="24"/>
-              </w:rPr>
-              <w:t>8</w:t>
-            </w:r>
-            <w:r>
-              <w:rPr>
-                <w:rFonts w:ascii="Times New Roman" w:hAnsi="Times New Roman" w:cs="Times New Roman"/>
+              </w:rPr>
+              <w:t>10</w:t>
+            </w:r>
+            <w:r>
+              <w:rPr>
                 <w:noProof/>
                 <w:webHidden/>
-                <w:sz w:val="24"/>
-                <w:szCs w:val="24"/>
               </w:rPr>
               <w:fldChar w:fldCharType="end"/>
             </w:r>
@@ -1885,92 +1609,68 @@
             <w:tabs>
               <w:tab w:val="right" w:leader="dot" w:pos="9016"/>
             </w:tabs>
-            <w:spacing w:line="360" w:lineRule="auto"/>
             <w:rPr>
-              <w:rFonts w:ascii="Times New Roman" w:eastAsiaTheme="minorEastAsia" w:hAnsi="Times New Roman" w:cs="Times New Roman"/>
+              <w:rFonts w:eastAsiaTheme="minorEastAsia"/>
               <w:noProof/>
-              <w:sz w:val="24"/>
-              <w:szCs w:val="24"/>
-              <w:lang w:eastAsia="en-GB"/>
+              <w:kern w:val="0"/>
+              <w:lang w:val="en-US"/>
+              <w14:ligatures w14:val="none"/>
             </w:rPr>
           </w:pPr>
-          <w:hyperlink w:anchor="_Toc227940194" w:history="1">
+          <w:hyperlink w:anchor="_Toc227957273" w:history="1">
             <w:r>
               <w:rPr>
                 <w:rStyle w:val="Hyperlink"/>
                 <w:rFonts w:ascii="Times New Roman" w:hAnsi="Times New Roman" w:cs="Times New Roman"/>
                 <w:noProof/>
-                <w:sz w:val="24"/>
-                <w:szCs w:val="24"/>
               </w:rPr>
               <w:t>REFLECTION</w:t>
             </w:r>
             <w:r>
               <w:rPr>
-                <w:rFonts w:ascii="Times New Roman" w:hAnsi="Times New Roman" w:cs="Times New Roman"/>
                 <w:noProof/>
                 <w:webHidden/>
-                <w:sz w:val="24"/>
-                <w:szCs w:val="24"/>
               </w:rPr>
               <w:tab/>
             </w:r>
             <w:r>
               <w:rPr>
-                <w:rFonts w:ascii="Times New Roman" w:hAnsi="Times New Roman" w:cs="Times New Roman"/>
                 <w:noProof/>
                 <w:webHidden/>
-                <w:sz w:val="24"/>
-                <w:szCs w:val="24"/>
               </w:rPr>
               <w:fldChar w:fldCharType="begin"/>
             </w:r>
             <w:r>
               <w:rPr>
-                <w:rFonts w:ascii="Times New Roman" w:hAnsi="Times New Roman" w:cs="Times New Roman"/>
                 <w:noProof/>
                 <w:webHidden/>
-                <w:sz w:val="24"/>
-                <w:szCs w:val="24"/>
-              </w:rPr>
-              <w:instrText xml:space="preserve"> PAGEREF _Toc227940194 \h </w:instrText>
-            </w:r>
-            <w:r>
-              <w:rPr>
-                <w:rFonts w:ascii="Times New Roman" w:hAnsi="Times New Roman" w:cs="Times New Roman"/>
+              </w:rPr>
+              <w:instrText xml:space="preserve"> PAGEREF _Toc227957273 \h </w:instrText>
+            </w:r>
+            <w:r>
+              <w:rPr>
                 <w:noProof/>
                 <w:webHidden/>
-                <w:sz w:val="24"/>
-                <w:szCs w:val="24"/>
-              </w:rPr>
-            </w:r>
-            <w:r>
-              <w:rPr>
-                <w:rFonts w:ascii="Times New Roman" w:hAnsi="Times New Roman" w:cs="Times New Roman"/>
+              </w:rPr>
+            </w:r>
+            <w:r>
+              <w:rPr>
                 <w:noProof/>
                 <w:webHidden/>
-                <w:sz w:val="24"/>
-                <w:szCs w:val="24"/>
               </w:rPr>
               <w:fldChar w:fldCharType="separate"/>
             </w:r>
             <w:r>
               <w:rPr>
-                <w:rFonts w:ascii="Times New Roman" w:hAnsi="Times New Roman" w:cs="Times New Roman"/>
                 <w:noProof/>
                 <w:webHidden/>
-                <w:sz w:val="24"/>
-                <w:szCs w:val="24"/>
-              </w:rPr>
-              <w:t>8</w:t>
-            </w:r>
-            <w:r>
-              <w:rPr>
-                <w:rFonts w:ascii="Times New Roman" w:hAnsi="Times New Roman" w:cs="Times New Roman"/>
+              </w:rPr>
+              <w:t>10</w:t>
+            </w:r>
+            <w:r>
+              <w:rPr>
                 <w:noProof/>
                 <w:webHidden/>
-                <w:sz w:val="24"/>
-                <w:szCs w:val="24"/>
               </w:rPr>
               <w:fldChar w:fldCharType="end"/>
             </w:r>
@@ -1982,92 +1682,68 @@
             <w:tabs>
               <w:tab w:val="right" w:leader="dot" w:pos="9016"/>
             </w:tabs>
-            <w:spacing w:line="360" w:lineRule="auto"/>
             <w:rPr>
-              <w:rFonts w:ascii="Times New Roman" w:eastAsiaTheme="minorEastAsia" w:hAnsi="Times New Roman" w:cs="Times New Roman"/>
+              <w:rFonts w:eastAsiaTheme="minorEastAsia"/>
               <w:noProof/>
-              <w:sz w:val="24"/>
-              <w:szCs w:val="24"/>
-              <w:lang w:eastAsia="en-GB"/>
+              <w:kern w:val="0"/>
+              <w:lang w:val="en-US"/>
+              <w14:ligatures w14:val="none"/>
             </w:rPr>
           </w:pPr>
-          <w:hyperlink w:anchor="_Toc227940195" w:history="1">
+          <w:hyperlink w:anchor="_Toc227957274" w:history="1">
             <w:r>
               <w:rPr>
                 <w:rStyle w:val="Hyperlink"/>
                 <w:rFonts w:ascii="Times New Roman" w:hAnsi="Times New Roman" w:cs="Times New Roman"/>
                 <w:noProof/>
-                <w:sz w:val="24"/>
-                <w:szCs w:val="24"/>
               </w:rPr>
               <w:t>References</w:t>
             </w:r>
             <w:r>
               <w:rPr>
-                <w:rFonts w:ascii="Times New Roman" w:hAnsi="Times New Roman" w:cs="Times New Roman"/>
                 <w:noProof/>
                 <w:webHidden/>
-                <w:sz w:val="24"/>
-                <w:szCs w:val="24"/>
               </w:rPr>
               <w:tab/>
             </w:r>
             <w:r>
               <w:rPr>
-                <w:rFonts w:ascii="Times New Roman" w:hAnsi="Times New Roman" w:cs="Times New Roman"/>
                 <w:noProof/>
                 <w:webHidden/>
-                <w:sz w:val="24"/>
-                <w:szCs w:val="24"/>
               </w:rPr>
               <w:fldChar w:fldCharType="begin"/>
             </w:r>
             <w:r>
               <w:rPr>
-                <w:rFonts w:ascii="Times New Roman" w:hAnsi="Times New Roman" w:cs="Times New Roman"/>
                 <w:noProof/>
                 <w:webHidden/>
-                <w:sz w:val="24"/>
-                <w:szCs w:val="24"/>
-              </w:rPr>
-              <w:instrText xml:space="preserve"> PAGEREF _Toc227940195 \h </w:instrText>
-            </w:r>
-            <w:r>
-              <w:rPr>
-                <w:rFonts w:ascii="Times New Roman" w:hAnsi="Times New Roman" w:cs="Times New Roman"/>
+              </w:rPr>
+              <w:instrText xml:space="preserve"> PAGEREF _Toc227957274 \h </w:instrText>
+            </w:r>
+            <w:r>
+              <w:rPr>
                 <w:noProof/>
                 <w:webHidden/>
-                <w:sz w:val="24"/>
-                <w:szCs w:val="24"/>
-              </w:rPr>
-            </w:r>
-            <w:r>
-              <w:rPr>
-                <w:rFonts w:ascii="Times New Roman" w:hAnsi="Times New Roman" w:cs="Times New Roman"/>
+              </w:rPr>
+            </w:r>
+            <w:r>
+              <w:rPr>
                 <w:noProof/>
                 <w:webHidden/>
-                <w:sz w:val="24"/>
-                <w:szCs w:val="24"/>
               </w:rPr>
               <w:fldChar w:fldCharType="separate"/>
             </w:r>
             <w:r>
               <w:rPr>
-                <w:rFonts w:ascii="Times New Roman" w:hAnsi="Times New Roman" w:cs="Times New Roman"/>
                 <w:noProof/>
                 <w:webHidden/>
-                <w:sz w:val="24"/>
-                <w:szCs w:val="24"/>
-              </w:rPr>
-              <w:t>10</w:t>
-            </w:r>
-            <w:r>
-              <w:rPr>
-                <w:rFonts w:ascii="Times New Roman" w:hAnsi="Times New Roman" w:cs="Times New Roman"/>
+              </w:rPr>
+              <w:t>11</w:t>
+            </w:r>
+            <w:r>
+              <w:rPr>
                 <w:noProof/>
                 <w:webHidden/>
-                <w:sz w:val="24"/>
-                <w:szCs w:val="24"/>
               </w:rPr>
               <w:fldChar w:fldCharType="end"/>
             </w:r>
@@ -2075,11 +1751,8 @@
         </w:p>
         <w:p>
           <w:pPr>
-            <w:spacing w:line="360" w:lineRule="auto"/>
             <w:rPr>
               <w:rFonts w:ascii="Times New Roman" w:hAnsi="Times New Roman" w:cs="Times New Roman"/>
-              <w:sz w:val="24"/>
-              <w:szCs w:val="24"/>
             </w:rPr>
           </w:pPr>
           <w:r>
@@ -2088,8 +1761,6 @@
               <w:b/>
               <w:bCs/>
               <w:noProof/>
-              <w:sz w:val="24"/>
-              <w:szCs w:val="24"/>
             </w:rPr>
             <w:fldChar w:fldCharType="end"/>
           </w:r>
@@ -2109,7 +1780,6 @@
     </w:p>
     <w:p>
       <w:pPr>
-        <w:spacing w:line="360" w:lineRule="auto"/>
         <w:rPr>
           <w:rFonts w:ascii="Times New Roman" w:eastAsiaTheme="majorEastAsia" w:hAnsi="Times New Roman" w:cs="Times New Roman"/>
           <w:color w:val="0F4761" w:themeColor="accent1" w:themeShade="BF"/>
@@ -2130,13 +1800,14 @@
       <w:pPr>
         <w:pStyle w:val="Heading2"/>
         <w:spacing w:line="360" w:lineRule="auto"/>
-        <w:rPr>
-          <w:rFonts w:ascii="Times New Roman" w:hAnsi="Times New Roman" w:cs="Times New Roman"/>
-          <w:sz w:val="24"/>
-          <w:szCs w:val="24"/>
-        </w:rPr>
-      </w:pPr>
-      <w:bookmarkStart w:id="0" w:name="_Toc227940183"/>
+        <w:jc w:val="both"/>
+        <w:rPr>
+          <w:rFonts w:ascii="Times New Roman" w:hAnsi="Times New Roman" w:cs="Times New Roman"/>
+          <w:sz w:val="24"/>
+          <w:szCs w:val="24"/>
+        </w:rPr>
+      </w:pPr>
+      <w:bookmarkStart w:id="0" w:name="_Toc227957262"/>
       <w:r>
         <w:rPr>
           <w:rFonts w:ascii="Times New Roman" w:hAnsi="Times New Roman" w:cs="Times New Roman"/>
@@ -2151,6 +1822,7 @@
     <w:p>
       <w:pPr>
         <w:spacing w:before="80" w:after="80" w:line="360" w:lineRule="auto"/>
+        <w:jc w:val="both"/>
         <w:rPr>
           <w:rFonts w:ascii="Times New Roman" w:hAnsi="Times New Roman" w:cs="Times New Roman"/>
           <w:sz w:val="24"/>
@@ -2265,6 +1937,7 @@
     <w:p>
       <w:pPr>
         <w:spacing w:before="80" w:after="80" w:line="360" w:lineRule="auto"/>
+        <w:jc w:val="both"/>
         <w:rPr>
           <w:rFonts w:ascii="Times New Roman" w:hAnsi="Times New Roman" w:cs="Times New Roman"/>
           <w:sz w:val="24"/>
@@ -2299,6 +1972,7 @@
     <w:p>
       <w:pPr>
         <w:spacing w:line="360" w:lineRule="auto"/>
+        <w:jc w:val="both"/>
         <w:rPr>
           <w:rFonts w:ascii="Times New Roman" w:hAnsi="Times New Roman" w:cs="Times New Roman"/>
           <w:sz w:val="24"/>
@@ -2310,13 +1984,14 @@
       <w:pPr>
         <w:pStyle w:val="Heading2"/>
         <w:spacing w:line="360" w:lineRule="auto"/>
-        <w:rPr>
-          <w:rFonts w:ascii="Times New Roman" w:hAnsi="Times New Roman" w:cs="Times New Roman"/>
-          <w:sz w:val="24"/>
-          <w:szCs w:val="24"/>
-        </w:rPr>
-      </w:pPr>
-      <w:bookmarkStart w:id="1" w:name="_Toc227940184"/>
+        <w:jc w:val="both"/>
+        <w:rPr>
+          <w:rFonts w:ascii="Times New Roman" w:hAnsi="Times New Roman" w:cs="Times New Roman"/>
+          <w:sz w:val="24"/>
+          <w:szCs w:val="24"/>
+        </w:rPr>
+      </w:pPr>
+      <w:bookmarkStart w:id="1" w:name="_Toc227957263"/>
       <w:r>
         <w:rPr>
           <w:rFonts w:ascii="Times New Roman" w:hAnsi="Times New Roman" w:cs="Times New Roman"/>
@@ -2331,13 +2006,14 @@
       <w:pPr>
         <w:pStyle w:val="Heading3"/>
         <w:spacing w:line="360" w:lineRule="auto"/>
-        <w:rPr>
-          <w:rFonts w:ascii="Times New Roman" w:hAnsi="Times New Roman" w:cs="Times New Roman"/>
-          <w:sz w:val="24"/>
-          <w:szCs w:val="24"/>
-        </w:rPr>
-      </w:pPr>
-      <w:bookmarkStart w:id="2" w:name="_Toc227940185"/>
+        <w:jc w:val="both"/>
+        <w:rPr>
+          <w:rFonts w:ascii="Times New Roman" w:hAnsi="Times New Roman" w:cs="Times New Roman"/>
+          <w:sz w:val="24"/>
+          <w:szCs w:val="24"/>
+        </w:rPr>
+      </w:pPr>
+      <w:bookmarkStart w:id="2" w:name="_Toc227957264"/>
       <w:r>
         <w:rPr>
           <w:rFonts w:ascii="Times New Roman" w:hAnsi="Times New Roman" w:cs="Times New Roman"/>
@@ -2357,6 +2033,7 @@
         </w:numPr>
         <w:spacing w:before="40" w:after="40" w:line="360" w:lineRule="auto"/>
         <w:contextualSpacing w:val="0"/>
+        <w:jc w:val="both"/>
         <w:rPr>
           <w:rFonts w:ascii="Times New Roman" w:hAnsi="Times New Roman" w:cs="Times New Roman"/>
           <w:sz w:val="24"/>
@@ -2407,6 +2084,7 @@
         </w:numPr>
         <w:spacing w:before="40" w:after="40" w:line="360" w:lineRule="auto"/>
         <w:contextualSpacing w:val="0"/>
+        <w:jc w:val="both"/>
         <w:rPr>
           <w:rFonts w:ascii="Times New Roman" w:hAnsi="Times New Roman" w:cs="Times New Roman"/>
           <w:sz w:val="24"/>
@@ -2431,6 +2109,7 @@
         </w:numPr>
         <w:spacing w:before="40" w:after="40" w:line="360" w:lineRule="auto"/>
         <w:contextualSpacing w:val="0"/>
+        <w:jc w:val="both"/>
         <w:rPr>
           <w:rFonts w:ascii="Times New Roman" w:hAnsi="Times New Roman" w:cs="Times New Roman"/>
           <w:sz w:val="24"/>
@@ -2491,6 +2170,7 @@
         </w:numPr>
         <w:spacing w:before="40" w:after="40" w:line="360" w:lineRule="auto"/>
         <w:contextualSpacing w:val="0"/>
+        <w:jc w:val="both"/>
         <w:rPr>
           <w:rFonts w:ascii="Times New Roman" w:hAnsi="Times New Roman" w:cs="Times New Roman"/>
           <w:sz w:val="24"/>
@@ -2515,6 +2195,7 @@
         </w:numPr>
         <w:spacing w:before="40" w:after="40" w:line="360" w:lineRule="auto"/>
         <w:contextualSpacing w:val="0"/>
+        <w:jc w:val="both"/>
         <w:rPr>
           <w:rFonts w:ascii="Times New Roman" w:hAnsi="Times New Roman" w:cs="Times New Roman"/>
           <w:sz w:val="24"/>
@@ -2575,6 +2256,7 @@
         </w:numPr>
         <w:spacing w:before="40" w:after="40" w:line="360" w:lineRule="auto"/>
         <w:contextualSpacing w:val="0"/>
+        <w:jc w:val="both"/>
         <w:rPr>
           <w:rFonts w:ascii="Times New Roman" w:hAnsi="Times New Roman" w:cs="Times New Roman"/>
           <w:sz w:val="24"/>
@@ -2599,6 +2281,7 @@
         </w:numPr>
         <w:spacing w:before="40" w:after="40" w:line="360" w:lineRule="auto"/>
         <w:contextualSpacing w:val="0"/>
+        <w:jc w:val="both"/>
         <w:rPr>
           <w:rFonts w:ascii="Times New Roman" w:hAnsi="Times New Roman" w:cs="Times New Roman"/>
           <w:sz w:val="24"/>
@@ -2617,6 +2300,7 @@
     <w:p>
       <w:pPr>
         <w:spacing w:line="360" w:lineRule="auto"/>
+        <w:jc w:val="both"/>
         <w:rPr>
           <w:rFonts w:ascii="Times New Roman" w:hAnsi="Times New Roman" w:cs="Times New Roman"/>
           <w:sz w:val="24"/>
@@ -2628,13 +2312,14 @@
       <w:pPr>
         <w:pStyle w:val="Heading3"/>
         <w:spacing w:line="360" w:lineRule="auto"/>
-        <w:rPr>
-          <w:rFonts w:ascii="Times New Roman" w:hAnsi="Times New Roman" w:cs="Times New Roman"/>
-          <w:sz w:val="24"/>
-          <w:szCs w:val="24"/>
-        </w:rPr>
-      </w:pPr>
-      <w:bookmarkStart w:id="3" w:name="_Toc227940186"/>
+        <w:jc w:val="both"/>
+        <w:rPr>
+          <w:rFonts w:ascii="Times New Roman" w:hAnsi="Times New Roman" w:cs="Times New Roman"/>
+          <w:sz w:val="24"/>
+          <w:szCs w:val="24"/>
+        </w:rPr>
+      </w:pPr>
+      <w:bookmarkStart w:id="3" w:name="_Toc227957265"/>
       <w:r>
         <w:rPr>
           <w:rFonts w:ascii="Times New Roman" w:hAnsi="Times New Roman" w:cs="Times New Roman"/>
@@ -2648,6 +2333,7 @@
     <w:p>
       <w:pPr>
         <w:spacing w:line="360" w:lineRule="auto"/>
+        <w:jc w:val="both"/>
         <w:rPr>
           <w:rFonts w:ascii="Times New Roman" w:hAnsi="Times New Roman" w:cs="Times New Roman"/>
           <w:sz w:val="24"/>
@@ -2683,18 +2369,19 @@
       <w:pPr>
         <w:spacing w:before="40" w:after="40" w:line="360" w:lineRule="auto"/>
         <w:ind w:left="720"/>
-        <w:rPr>
-          <w:rFonts w:ascii="Times New Roman" w:hAnsi="Times New Roman" w:cs="Times New Roman"/>
-          <w:sz w:val="24"/>
-          <w:szCs w:val="24"/>
+        <w:jc w:val="both"/>
+        <w:rPr>
+          <w:rFonts w:ascii="Times New Roman" w:hAnsi="Times New Roman" w:cs="Times New Roman"/>
+          <w:sz w:val="20"/>
+          <w:szCs w:val="20"/>
         </w:rPr>
       </w:pPr>
       <w:proofErr w:type="spellStart"/>
       <w:r>
         <w:rPr>
           <w:rFonts w:ascii="Times New Roman" w:eastAsia="Courier New" w:hAnsi="Times New Roman" w:cs="Times New Roman"/>
-          <w:sz w:val="24"/>
-          <w:szCs w:val="24"/>
+          <w:sz w:val="20"/>
+          <w:szCs w:val="20"/>
         </w:rPr>
         <w:t>myos</w:t>
       </w:r>
@@ -2702,8 +2389,8 @@
       <w:r>
         <w:rPr>
           <w:rFonts w:ascii="Times New Roman" w:eastAsia="Courier New" w:hAnsi="Times New Roman" w:cs="Times New Roman"/>
-          <w:sz w:val="24"/>
-          <w:szCs w:val="24"/>
+          <w:sz w:val="20"/>
+          <w:szCs w:val="20"/>
         </w:rPr>
         <w:t>/</w:t>
       </w:r>
@@ -2712,17 +2399,18 @@
       <w:pPr>
         <w:spacing w:before="40" w:after="40" w:line="360" w:lineRule="auto"/>
         <w:ind w:left="720"/>
-        <w:rPr>
-          <w:rFonts w:ascii="Times New Roman" w:hAnsi="Times New Roman" w:cs="Times New Roman"/>
-          <w:sz w:val="24"/>
-          <w:szCs w:val="24"/>
+        <w:jc w:val="both"/>
+        <w:rPr>
+          <w:rFonts w:ascii="Times New Roman" w:hAnsi="Times New Roman" w:cs="Times New Roman"/>
+          <w:sz w:val="20"/>
+          <w:szCs w:val="20"/>
         </w:rPr>
       </w:pPr>
       <w:r>
         <w:rPr>
           <w:rFonts w:ascii="Times New Roman" w:eastAsia="Courier New" w:hAnsi="Times New Roman" w:cs="Times New Roman"/>
-          <w:sz w:val="24"/>
-          <w:szCs w:val="24"/>
+          <w:sz w:val="20"/>
+          <w:szCs w:val="20"/>
         </w:rPr>
         <w:t xml:space="preserve">  </w:t>
       </w:r>
@@ -2730,8 +2418,8 @@
       <w:r>
         <w:rPr>
           <w:rFonts w:ascii="Times New Roman" w:eastAsia="Courier New" w:hAnsi="Times New Roman" w:cs="Times New Roman"/>
-          <w:sz w:val="24"/>
-          <w:szCs w:val="24"/>
+          <w:sz w:val="20"/>
+          <w:szCs w:val="20"/>
         </w:rPr>
         <w:t>src</w:t>
       </w:r>
@@ -2739,8 +2427,8 @@
       <w:r>
         <w:rPr>
           <w:rFonts w:ascii="Times New Roman" w:eastAsia="Courier New" w:hAnsi="Times New Roman" w:cs="Times New Roman"/>
-          <w:sz w:val="24"/>
-          <w:szCs w:val="24"/>
+          <w:sz w:val="20"/>
+          <w:szCs w:val="20"/>
         </w:rPr>
         <w:t>/boot/        boot.asm, isr_stub.asm</w:t>
       </w:r>
@@ -2749,17 +2437,18 @@
       <w:pPr>
         <w:spacing w:before="40" w:after="40" w:line="360" w:lineRule="auto"/>
         <w:ind w:left="720"/>
-        <w:rPr>
-          <w:rFonts w:ascii="Times New Roman" w:hAnsi="Times New Roman" w:cs="Times New Roman"/>
-          <w:sz w:val="24"/>
-          <w:szCs w:val="24"/>
+        <w:jc w:val="both"/>
+        <w:rPr>
+          <w:rFonts w:ascii="Times New Roman" w:hAnsi="Times New Roman" w:cs="Times New Roman"/>
+          <w:sz w:val="20"/>
+          <w:szCs w:val="20"/>
         </w:rPr>
       </w:pPr>
       <w:r>
         <w:rPr>
           <w:rFonts w:ascii="Times New Roman" w:eastAsia="Courier New" w:hAnsi="Times New Roman" w:cs="Times New Roman"/>
-          <w:sz w:val="24"/>
-          <w:szCs w:val="24"/>
+          <w:sz w:val="20"/>
+          <w:szCs w:val="20"/>
         </w:rPr>
         <w:t xml:space="preserve">  </w:t>
       </w:r>
@@ -2767,8 +2456,8 @@
       <w:r>
         <w:rPr>
           <w:rFonts w:ascii="Times New Roman" w:eastAsia="Courier New" w:hAnsi="Times New Roman" w:cs="Times New Roman"/>
-          <w:sz w:val="24"/>
-          <w:szCs w:val="24"/>
+          <w:sz w:val="20"/>
+          <w:szCs w:val="20"/>
         </w:rPr>
         <w:t>src</w:t>
       </w:r>
@@ -2776,8 +2465,8 @@
       <w:r>
         <w:rPr>
           <w:rFonts w:ascii="Times New Roman" w:eastAsia="Courier New" w:hAnsi="Times New Roman" w:cs="Times New Roman"/>
-          <w:sz w:val="24"/>
-          <w:szCs w:val="24"/>
+          <w:sz w:val="20"/>
+          <w:szCs w:val="20"/>
         </w:rPr>
         <w:t xml:space="preserve">/kernel/      </w:t>
       </w:r>
@@ -2785,8 +2474,8 @@
       <w:r>
         <w:rPr>
           <w:rFonts w:ascii="Times New Roman" w:eastAsia="Courier New" w:hAnsi="Times New Roman" w:cs="Times New Roman"/>
-          <w:sz w:val="24"/>
-          <w:szCs w:val="24"/>
+          <w:sz w:val="20"/>
+          <w:szCs w:val="20"/>
         </w:rPr>
         <w:t>kernel.c</w:t>
       </w:r>
@@ -2794,8 +2483,8 @@
       <w:r>
         <w:rPr>
           <w:rFonts w:ascii="Times New Roman" w:eastAsia="Courier New" w:hAnsi="Times New Roman" w:cs="Times New Roman"/>
-          <w:sz w:val="24"/>
-          <w:szCs w:val="24"/>
+          <w:sz w:val="20"/>
+          <w:szCs w:val="20"/>
         </w:rPr>
         <w:t xml:space="preserve">, </w:t>
       </w:r>
@@ -2803,8 +2492,8 @@
       <w:r>
         <w:rPr>
           <w:rFonts w:ascii="Times New Roman" w:eastAsia="Courier New" w:hAnsi="Times New Roman" w:cs="Times New Roman"/>
-          <w:sz w:val="24"/>
-          <w:szCs w:val="24"/>
+          <w:sz w:val="20"/>
+          <w:szCs w:val="20"/>
         </w:rPr>
         <w:t>gdt.c</w:t>
       </w:r>
@@ -2812,8 +2501,8 @@
       <w:r>
         <w:rPr>
           <w:rFonts w:ascii="Times New Roman" w:eastAsia="Courier New" w:hAnsi="Times New Roman" w:cs="Times New Roman"/>
-          <w:sz w:val="24"/>
-          <w:szCs w:val="24"/>
+          <w:sz w:val="20"/>
+          <w:szCs w:val="20"/>
         </w:rPr>
         <w:t xml:space="preserve">/.h, </w:t>
       </w:r>
@@ -2821,8 +2510,8 @@
       <w:r>
         <w:rPr>
           <w:rFonts w:ascii="Times New Roman" w:eastAsia="Courier New" w:hAnsi="Times New Roman" w:cs="Times New Roman"/>
-          <w:sz w:val="24"/>
-          <w:szCs w:val="24"/>
+          <w:sz w:val="20"/>
+          <w:szCs w:val="20"/>
         </w:rPr>
         <w:t>idt.c</w:t>
       </w:r>
@@ -2830,8 +2519,8 @@
       <w:r>
         <w:rPr>
           <w:rFonts w:ascii="Times New Roman" w:eastAsia="Courier New" w:hAnsi="Times New Roman" w:cs="Times New Roman"/>
-          <w:sz w:val="24"/>
-          <w:szCs w:val="24"/>
+          <w:sz w:val="20"/>
+          <w:szCs w:val="20"/>
         </w:rPr>
         <w:t>/.h</w:t>
       </w:r>
@@ -2840,17 +2529,18 @@
       <w:pPr>
         <w:spacing w:before="40" w:after="40" w:line="360" w:lineRule="auto"/>
         <w:ind w:left="720"/>
-        <w:rPr>
-          <w:rFonts w:ascii="Times New Roman" w:hAnsi="Times New Roman" w:cs="Times New Roman"/>
-          <w:sz w:val="24"/>
-          <w:szCs w:val="24"/>
+        <w:jc w:val="both"/>
+        <w:rPr>
+          <w:rFonts w:ascii="Times New Roman" w:hAnsi="Times New Roman" w:cs="Times New Roman"/>
+          <w:sz w:val="20"/>
+          <w:szCs w:val="20"/>
         </w:rPr>
       </w:pPr>
       <w:r>
         <w:rPr>
           <w:rFonts w:ascii="Times New Roman" w:eastAsia="Courier New" w:hAnsi="Times New Roman" w:cs="Times New Roman"/>
-          <w:sz w:val="24"/>
-          <w:szCs w:val="24"/>
+          <w:sz w:val="20"/>
+          <w:szCs w:val="20"/>
         </w:rPr>
         <w:t xml:space="preserve">  </w:t>
       </w:r>
@@ -2858,8 +2548,8 @@
       <w:r>
         <w:rPr>
           <w:rFonts w:ascii="Times New Roman" w:eastAsia="Courier New" w:hAnsi="Times New Roman" w:cs="Times New Roman"/>
-          <w:sz w:val="24"/>
-          <w:szCs w:val="24"/>
+          <w:sz w:val="20"/>
+          <w:szCs w:val="20"/>
         </w:rPr>
         <w:t>src</w:t>
       </w:r>
@@ -2867,8 +2557,8 @@
       <w:r>
         <w:rPr>
           <w:rFonts w:ascii="Times New Roman" w:eastAsia="Courier New" w:hAnsi="Times New Roman" w:cs="Times New Roman"/>
-          <w:sz w:val="24"/>
-          <w:szCs w:val="24"/>
+          <w:sz w:val="20"/>
+          <w:szCs w:val="20"/>
         </w:rPr>
         <w:t xml:space="preserve">/drivers/     </w:t>
       </w:r>
@@ -2876,8 +2566,8 @@
       <w:r>
         <w:rPr>
           <w:rFonts w:ascii="Times New Roman" w:eastAsia="Courier New" w:hAnsi="Times New Roman" w:cs="Times New Roman"/>
-          <w:sz w:val="24"/>
-          <w:szCs w:val="24"/>
+          <w:sz w:val="20"/>
+          <w:szCs w:val="20"/>
         </w:rPr>
         <w:t>vga.c</w:t>
       </w:r>
@@ -2885,8 +2575,8 @@
       <w:r>
         <w:rPr>
           <w:rFonts w:ascii="Times New Roman" w:eastAsia="Courier New" w:hAnsi="Times New Roman" w:cs="Times New Roman"/>
-          <w:sz w:val="24"/>
-          <w:szCs w:val="24"/>
+          <w:sz w:val="20"/>
+          <w:szCs w:val="20"/>
         </w:rPr>
         <w:t xml:space="preserve">/.h, </w:t>
       </w:r>
@@ -2894,8 +2584,8 @@
       <w:r>
         <w:rPr>
           <w:rFonts w:ascii="Times New Roman" w:eastAsia="Courier New" w:hAnsi="Times New Roman" w:cs="Times New Roman"/>
-          <w:sz w:val="24"/>
-          <w:szCs w:val="24"/>
+          <w:sz w:val="20"/>
+          <w:szCs w:val="20"/>
         </w:rPr>
         <w:t>pic.c</w:t>
       </w:r>
@@ -2903,8 +2593,8 @@
       <w:r>
         <w:rPr>
           <w:rFonts w:ascii="Times New Roman" w:eastAsia="Courier New" w:hAnsi="Times New Roman" w:cs="Times New Roman"/>
-          <w:sz w:val="24"/>
-          <w:szCs w:val="24"/>
+          <w:sz w:val="20"/>
+          <w:szCs w:val="20"/>
         </w:rPr>
         <w:t xml:space="preserve">/.h, </w:t>
       </w:r>
@@ -2912,8 +2602,8 @@
       <w:r>
         <w:rPr>
           <w:rFonts w:ascii="Times New Roman" w:eastAsia="Courier New" w:hAnsi="Times New Roman" w:cs="Times New Roman"/>
-          <w:sz w:val="24"/>
-          <w:szCs w:val="24"/>
+          <w:sz w:val="20"/>
+          <w:szCs w:val="20"/>
         </w:rPr>
         <w:t>timer.c</w:t>
       </w:r>
@@ -2921,8 +2611,8 @@
       <w:r>
         <w:rPr>
           <w:rFonts w:ascii="Times New Roman" w:eastAsia="Courier New" w:hAnsi="Times New Roman" w:cs="Times New Roman"/>
-          <w:sz w:val="24"/>
-          <w:szCs w:val="24"/>
+          <w:sz w:val="20"/>
+          <w:szCs w:val="20"/>
         </w:rPr>
         <w:t xml:space="preserve">/.h, </w:t>
       </w:r>
@@ -2930,8 +2620,8 @@
       <w:r>
         <w:rPr>
           <w:rFonts w:ascii="Times New Roman" w:eastAsia="Courier New" w:hAnsi="Times New Roman" w:cs="Times New Roman"/>
-          <w:sz w:val="24"/>
-          <w:szCs w:val="24"/>
+          <w:sz w:val="20"/>
+          <w:szCs w:val="20"/>
         </w:rPr>
         <w:t>keyboard.c</w:t>
       </w:r>
@@ -2939,8 +2629,8 @@
       <w:r>
         <w:rPr>
           <w:rFonts w:ascii="Times New Roman" w:eastAsia="Courier New" w:hAnsi="Times New Roman" w:cs="Times New Roman"/>
-          <w:sz w:val="24"/>
-          <w:szCs w:val="24"/>
+          <w:sz w:val="20"/>
+          <w:szCs w:val="20"/>
         </w:rPr>
         <w:t>/.h</w:t>
       </w:r>
@@ -2949,17 +2639,18 @@
       <w:pPr>
         <w:spacing w:before="40" w:after="40" w:line="360" w:lineRule="auto"/>
         <w:ind w:left="720"/>
-        <w:rPr>
-          <w:rFonts w:ascii="Times New Roman" w:hAnsi="Times New Roman" w:cs="Times New Roman"/>
-          <w:sz w:val="24"/>
-          <w:szCs w:val="24"/>
+        <w:jc w:val="both"/>
+        <w:rPr>
+          <w:rFonts w:ascii="Times New Roman" w:hAnsi="Times New Roman" w:cs="Times New Roman"/>
+          <w:sz w:val="20"/>
+          <w:szCs w:val="20"/>
         </w:rPr>
       </w:pPr>
       <w:r>
         <w:rPr>
           <w:rFonts w:ascii="Times New Roman" w:eastAsia="Courier New" w:hAnsi="Times New Roman" w:cs="Times New Roman"/>
-          <w:sz w:val="24"/>
-          <w:szCs w:val="24"/>
+          <w:sz w:val="20"/>
+          <w:szCs w:val="20"/>
         </w:rPr>
         <w:t xml:space="preserve">  </w:t>
       </w:r>
@@ -2967,8 +2658,8 @@
       <w:r>
         <w:rPr>
           <w:rFonts w:ascii="Times New Roman" w:eastAsia="Courier New" w:hAnsi="Times New Roman" w:cs="Times New Roman"/>
-          <w:sz w:val="24"/>
-          <w:szCs w:val="24"/>
+          <w:sz w:val="20"/>
+          <w:szCs w:val="20"/>
         </w:rPr>
         <w:t>src</w:t>
       </w:r>
@@ -2976,8 +2667,8 @@
       <w:r>
         <w:rPr>
           <w:rFonts w:ascii="Times New Roman" w:eastAsia="Courier New" w:hAnsi="Times New Roman" w:cs="Times New Roman"/>
-          <w:sz w:val="24"/>
-          <w:szCs w:val="24"/>
+          <w:sz w:val="20"/>
+          <w:szCs w:val="20"/>
         </w:rPr>
         <w:t xml:space="preserve">/proc/        </w:t>
       </w:r>
@@ -2985,8 +2676,8 @@
       <w:r>
         <w:rPr>
           <w:rFonts w:ascii="Times New Roman" w:eastAsia="Courier New" w:hAnsi="Times New Roman" w:cs="Times New Roman"/>
-          <w:sz w:val="24"/>
-          <w:szCs w:val="24"/>
+          <w:sz w:val="20"/>
+          <w:szCs w:val="20"/>
         </w:rPr>
         <w:t>process.c</w:t>
       </w:r>
@@ -2994,8 +2685,8 @@
       <w:r>
         <w:rPr>
           <w:rFonts w:ascii="Times New Roman" w:eastAsia="Courier New" w:hAnsi="Times New Roman" w:cs="Times New Roman"/>
-          <w:sz w:val="24"/>
-          <w:szCs w:val="24"/>
+          <w:sz w:val="20"/>
+          <w:szCs w:val="20"/>
         </w:rPr>
         <w:t>/.h, switch.asm</w:t>
       </w:r>
@@ -3004,17 +2695,18 @@
       <w:pPr>
         <w:spacing w:before="40" w:after="40" w:line="360" w:lineRule="auto"/>
         <w:ind w:left="720"/>
-        <w:rPr>
-          <w:rFonts w:ascii="Times New Roman" w:hAnsi="Times New Roman" w:cs="Times New Roman"/>
-          <w:sz w:val="24"/>
-          <w:szCs w:val="24"/>
+        <w:jc w:val="both"/>
+        <w:rPr>
+          <w:rFonts w:ascii="Times New Roman" w:hAnsi="Times New Roman" w:cs="Times New Roman"/>
+          <w:sz w:val="20"/>
+          <w:szCs w:val="20"/>
         </w:rPr>
       </w:pPr>
       <w:r>
         <w:rPr>
           <w:rFonts w:ascii="Times New Roman" w:eastAsia="Courier New" w:hAnsi="Times New Roman" w:cs="Times New Roman"/>
-          <w:sz w:val="24"/>
-          <w:szCs w:val="24"/>
+          <w:sz w:val="20"/>
+          <w:szCs w:val="20"/>
         </w:rPr>
         <w:t xml:space="preserve">  </w:t>
       </w:r>
@@ -3022,8 +2714,8 @@
       <w:r>
         <w:rPr>
           <w:rFonts w:ascii="Times New Roman" w:eastAsia="Courier New" w:hAnsi="Times New Roman" w:cs="Times New Roman"/>
-          <w:sz w:val="24"/>
-          <w:szCs w:val="24"/>
+          <w:sz w:val="20"/>
+          <w:szCs w:val="20"/>
         </w:rPr>
         <w:t>src</w:t>
       </w:r>
@@ -3031,8 +2723,8 @@
       <w:r>
         <w:rPr>
           <w:rFonts w:ascii="Times New Roman" w:eastAsia="Courier New" w:hAnsi="Times New Roman" w:cs="Times New Roman"/>
-          <w:sz w:val="24"/>
-          <w:szCs w:val="24"/>
+          <w:sz w:val="20"/>
+          <w:szCs w:val="20"/>
         </w:rPr>
         <w:t xml:space="preserve">/mm/       </w:t>
       </w:r>
@@ -3040,8 +2732,8 @@
       <w:r>
         <w:rPr>
           <w:rFonts w:ascii="Times New Roman" w:eastAsia="Courier New" w:hAnsi="Times New Roman" w:cs="Times New Roman"/>
-          <w:sz w:val="24"/>
-          <w:szCs w:val="24"/>
+          <w:sz w:val="20"/>
+          <w:szCs w:val="20"/>
         </w:rPr>
         <w:t xml:space="preserve">   (</w:t>
       </w:r>
@@ -3049,8 +2741,8 @@
       <w:r>
         <w:rPr>
           <w:rFonts w:ascii="Times New Roman" w:eastAsia="Courier New" w:hAnsi="Times New Roman" w:cs="Times New Roman"/>
-          <w:sz w:val="24"/>
-          <w:szCs w:val="24"/>
+          <w:sz w:val="20"/>
+          <w:szCs w:val="20"/>
         </w:rPr>
         <w:t>Phase 4 — memory management)</w:t>
       </w:r>
@@ -3059,17 +2751,18 @@
       <w:pPr>
         <w:spacing w:before="40" w:after="40" w:line="360" w:lineRule="auto"/>
         <w:ind w:left="720"/>
-        <w:rPr>
-          <w:rFonts w:ascii="Times New Roman" w:hAnsi="Times New Roman" w:cs="Times New Roman"/>
-          <w:sz w:val="24"/>
-          <w:szCs w:val="24"/>
+        <w:jc w:val="both"/>
+        <w:rPr>
+          <w:rFonts w:ascii="Times New Roman" w:hAnsi="Times New Roman" w:cs="Times New Roman"/>
+          <w:sz w:val="20"/>
+          <w:szCs w:val="20"/>
         </w:rPr>
       </w:pPr>
       <w:r>
         <w:rPr>
           <w:rFonts w:ascii="Times New Roman" w:eastAsia="Courier New" w:hAnsi="Times New Roman" w:cs="Times New Roman"/>
-          <w:sz w:val="24"/>
-          <w:szCs w:val="24"/>
+          <w:sz w:val="20"/>
+          <w:szCs w:val="20"/>
         </w:rPr>
         <w:t xml:space="preserve">  iso/boot/grub/   </w:t>
       </w:r>
@@ -3077,8 +2770,8 @@
       <w:r>
         <w:rPr>
           <w:rFonts w:ascii="Times New Roman" w:eastAsia="Courier New" w:hAnsi="Times New Roman" w:cs="Times New Roman"/>
-          <w:sz w:val="24"/>
-          <w:szCs w:val="24"/>
+          <w:sz w:val="20"/>
+          <w:szCs w:val="20"/>
         </w:rPr>
         <w:t>grub.cfg</w:t>
       </w:r>
@@ -3088,17 +2781,18 @@
       <w:pPr>
         <w:spacing w:before="40" w:after="40" w:line="360" w:lineRule="auto"/>
         <w:ind w:left="720"/>
-        <w:rPr>
-          <w:rFonts w:ascii="Times New Roman" w:hAnsi="Times New Roman" w:cs="Times New Roman"/>
-          <w:sz w:val="24"/>
-          <w:szCs w:val="24"/>
+        <w:jc w:val="both"/>
+        <w:rPr>
+          <w:rFonts w:ascii="Times New Roman" w:hAnsi="Times New Roman" w:cs="Times New Roman"/>
+          <w:sz w:val="20"/>
+          <w:szCs w:val="20"/>
         </w:rPr>
       </w:pPr>
       <w:r>
         <w:rPr>
           <w:rFonts w:ascii="Times New Roman" w:eastAsia="Courier New" w:hAnsi="Times New Roman" w:cs="Times New Roman"/>
-          <w:sz w:val="24"/>
-          <w:szCs w:val="24"/>
+          <w:sz w:val="20"/>
+          <w:szCs w:val="20"/>
         </w:rPr>
         <w:t xml:space="preserve">  </w:t>
       </w:r>
@@ -3107,8 +2801,8 @@
       <w:r>
         <w:rPr>
           <w:rFonts w:ascii="Times New Roman" w:eastAsia="Courier New" w:hAnsi="Times New Roman" w:cs="Times New Roman"/>
-          <w:sz w:val="24"/>
-          <w:szCs w:val="24"/>
+          <w:sz w:val="20"/>
+          <w:szCs w:val="20"/>
         </w:rPr>
         <w:t>linker.ld</w:t>
       </w:r>
@@ -3117,8 +2811,8 @@
       <w:r>
         <w:rPr>
           <w:rFonts w:ascii="Times New Roman" w:eastAsia="Courier New" w:hAnsi="Times New Roman" w:cs="Times New Roman"/>
-          <w:sz w:val="24"/>
-          <w:szCs w:val="24"/>
+          <w:sz w:val="20"/>
+          <w:szCs w:val="20"/>
         </w:rPr>
         <w:t xml:space="preserve">        kernel memory layout</w:t>
       </w:r>
@@ -3127,67 +2821,59 @@
       <w:pPr>
         <w:spacing w:before="40" w:after="40" w:line="360" w:lineRule="auto"/>
         <w:ind w:left="720"/>
-        <w:rPr>
-          <w:rFonts w:ascii="Times New Roman" w:hAnsi="Times New Roman" w:cs="Times New Roman"/>
-          <w:sz w:val="24"/>
-          <w:szCs w:val="24"/>
+        <w:jc w:val="both"/>
+        <w:rPr>
+          <w:rFonts w:ascii="Times New Roman" w:hAnsi="Times New Roman" w:cs="Times New Roman"/>
+          <w:sz w:val="20"/>
+          <w:szCs w:val="20"/>
         </w:rPr>
       </w:pPr>
       <w:r>
         <w:rPr>
           <w:rFonts w:ascii="Times New Roman" w:eastAsia="Courier New" w:hAnsi="Times New Roman" w:cs="Times New Roman"/>
+          <w:sz w:val="20"/>
+          <w:szCs w:val="20"/>
+        </w:rPr>
+        <w:t xml:space="preserve">  </w:t>
+      </w:r>
+      <w:proofErr w:type="spellStart"/>
+      <w:r>
+        <w:rPr>
+          <w:rFonts w:ascii="Times New Roman" w:eastAsia="Courier New" w:hAnsi="Times New Roman" w:cs="Times New Roman"/>
+          <w:sz w:val="20"/>
+          <w:szCs w:val="20"/>
+        </w:rPr>
+        <w:t>Makefile</w:t>
+      </w:r>
+      <w:proofErr w:type="spellEnd"/>
+      <w:r>
+        <w:rPr>
+          <w:rFonts w:ascii="Times New Roman" w:eastAsia="Courier New" w:hAnsi="Times New Roman" w:cs="Times New Roman"/>
+          <w:sz w:val="20"/>
+          <w:szCs w:val="20"/>
+        </w:rPr>
+        <w:t xml:space="preserve">         automated build system</w:t>
+      </w:r>
+    </w:p>
+    <w:p>
+      <w:pPr>
+        <w:pStyle w:val="Heading2"/>
+        <w:spacing w:line="360" w:lineRule="auto"/>
+        <w:jc w:val="both"/>
+        <w:rPr>
+          <w:rFonts w:ascii="Times New Roman" w:hAnsi="Times New Roman" w:cs="Times New Roman"/>
+          <w:sz w:val="24"/>
+          <w:szCs w:val="24"/>
+        </w:rPr>
+      </w:pPr>
+      <w:bookmarkStart w:id="4" w:name="_Toc227957266"/>
+      <w:r>
+        <w:rPr>
+          <w:rFonts w:ascii="Times New Roman" w:hAnsi="Times New Roman" w:cs="Times New Roman"/>
           <w:sz w:val="24"/>
           <w:szCs w:val="24"/>
         </w:rPr>
         <w:lastRenderedPageBreak/>
-        <w:t xml:space="preserve">  </w:t>
-      </w:r>
-      <w:proofErr w:type="spellStart"/>
-      <w:r>
-        <w:rPr>
-          <w:rFonts w:ascii="Times New Roman" w:eastAsia="Courier New" w:hAnsi="Times New Roman" w:cs="Times New Roman"/>
-          <w:sz w:val="24"/>
-          <w:szCs w:val="24"/>
-        </w:rPr>
-        <w:t>Makefile</w:t>
-      </w:r>
-      <w:proofErr w:type="spellEnd"/>
-      <w:r>
-        <w:rPr>
-          <w:rFonts w:ascii="Times New Roman" w:eastAsia="Courier New" w:hAnsi="Times New Roman" w:cs="Times New Roman"/>
-          <w:sz w:val="24"/>
-          <w:szCs w:val="24"/>
-        </w:rPr>
-        <w:t xml:space="preserve">         automated build system</w:t>
-      </w:r>
-    </w:p>
-    <w:p>
-      <w:pPr>
-        <w:spacing w:line="360" w:lineRule="auto"/>
-        <w:rPr>
-          <w:rFonts w:ascii="Times New Roman" w:hAnsi="Times New Roman" w:cs="Times New Roman"/>
-          <w:sz w:val="24"/>
-          <w:szCs w:val="24"/>
-        </w:rPr>
-      </w:pPr>
-    </w:p>
-    <w:p>
-      <w:pPr>
-        <w:pStyle w:val="Heading2"/>
-        <w:spacing w:line="360" w:lineRule="auto"/>
-        <w:rPr>
-          <w:rFonts w:ascii="Times New Roman" w:hAnsi="Times New Roman" w:cs="Times New Roman"/>
-          <w:sz w:val="24"/>
-          <w:szCs w:val="24"/>
-        </w:rPr>
-      </w:pPr>
-      <w:bookmarkStart w:id="4" w:name="_Toc227940187"/>
-      <w:r>
-        <w:rPr>
-          <w:rFonts w:ascii="Times New Roman" w:hAnsi="Times New Roman" w:cs="Times New Roman"/>
-          <w:sz w:val="24"/>
-          <w:szCs w:val="24"/>
-        </w:rPr>
         <w:t>DATA STRUCTURE</w:t>
       </w:r>
       <w:bookmarkEnd w:id="4"/>
@@ -3195,6 +2881,7 @@
     <w:p>
       <w:pPr>
         <w:spacing w:line="360" w:lineRule="auto"/>
+        <w:jc w:val="both"/>
         <w:rPr>
           <w:rFonts w:ascii="Times New Roman" w:hAnsi="Times New Roman" w:cs="Times New Roman"/>
           <w:sz w:val="24"/>
@@ -3221,6 +2908,7 @@
     <w:p>
       <w:pPr>
         <w:spacing w:line="360" w:lineRule="auto"/>
+        <w:jc w:val="both"/>
         <w:rPr>
           <w:rFonts w:ascii="Times New Roman" w:hAnsi="Times New Roman" w:cs="Times New Roman"/>
           <w:sz w:val="24"/>
@@ -3232,13 +2920,14 @@
       <w:pPr>
         <w:pStyle w:val="Heading3"/>
         <w:spacing w:line="360" w:lineRule="auto"/>
-        <w:rPr>
-          <w:rFonts w:ascii="Times New Roman" w:hAnsi="Times New Roman" w:cs="Times New Roman"/>
-          <w:sz w:val="24"/>
-          <w:szCs w:val="24"/>
-        </w:rPr>
-      </w:pPr>
-      <w:bookmarkStart w:id="5" w:name="_Toc227940188"/>
+        <w:jc w:val="both"/>
+        <w:rPr>
+          <w:rFonts w:ascii="Times New Roman" w:hAnsi="Times New Roman" w:cs="Times New Roman"/>
+          <w:sz w:val="24"/>
+          <w:szCs w:val="24"/>
+        </w:rPr>
+      </w:pPr>
+      <w:bookmarkStart w:id="5" w:name="_Toc227957267"/>
       <w:r>
         <w:rPr>
           <w:rFonts w:ascii="Times New Roman" w:hAnsi="Times New Roman" w:cs="Times New Roman"/>
@@ -3253,6 +2942,7 @@
       <w:pPr>
         <w:pStyle w:val="Heading4"/>
         <w:spacing w:line="360" w:lineRule="auto"/>
+        <w:jc w:val="both"/>
         <w:rPr>
           <w:rFonts w:ascii="Times New Roman" w:hAnsi="Times New Roman" w:cs="Times New Roman"/>
           <w:i w:val="0"/>
@@ -3283,6 +2973,7 @@
     <w:p>
       <w:pPr>
         <w:spacing w:before="80" w:after="80" w:line="360" w:lineRule="auto"/>
+        <w:jc w:val="both"/>
         <w:rPr>
           <w:rFonts w:ascii="Times New Roman" w:hAnsi="Times New Roman" w:cs="Times New Roman"/>
           <w:sz w:val="24"/>
@@ -3397,6 +3088,7 @@
     <w:p>
       <w:pPr>
         <w:spacing w:before="80" w:after="80" w:line="360" w:lineRule="auto"/>
+        <w:jc w:val="both"/>
         <w:rPr>
           <w:rFonts w:ascii="Times New Roman" w:hAnsi="Times New Roman" w:cs="Times New Roman"/>
           <w:sz w:val="24"/>
@@ -3573,6 +3265,7 @@
     <w:p>
       <w:pPr>
         <w:spacing w:before="60" w:after="60" w:line="360" w:lineRule="auto"/>
+        <w:jc w:val="both"/>
         <w:rPr>
           <w:rFonts w:ascii="Times New Roman" w:hAnsi="Times New Roman" w:cs="Times New Roman"/>
           <w:sz w:val="24"/>
@@ -3584,6 +3277,7 @@
       <w:pPr>
         <w:pStyle w:val="Heading4"/>
         <w:spacing w:line="360" w:lineRule="auto"/>
+        <w:jc w:val="both"/>
         <w:rPr>
           <w:rFonts w:ascii="Times New Roman" w:hAnsi="Times New Roman" w:cs="Times New Roman"/>
           <w:i w:val="0"/>
@@ -3614,6 +3308,7 @@
     <w:p>
       <w:pPr>
         <w:spacing w:before="80" w:after="80" w:line="360" w:lineRule="auto"/>
+        <w:jc w:val="both"/>
         <w:rPr>
           <w:rFonts w:ascii="Times New Roman" w:eastAsia="Arial" w:hAnsi="Times New Roman" w:cs="Times New Roman"/>
           <w:sz w:val="24"/>
@@ -3666,6 +3361,7 @@
     <w:p>
       <w:pPr>
         <w:spacing w:before="80" w:after="80" w:line="360" w:lineRule="auto"/>
+        <w:jc w:val="both"/>
         <w:rPr>
           <w:rFonts w:ascii="Times New Roman" w:hAnsi="Times New Roman" w:cs="Times New Roman"/>
           <w:noProof/>
@@ -3677,6 +3373,7 @@
     <w:p>
       <w:pPr>
         <w:spacing w:before="80" w:after="80" w:line="360" w:lineRule="auto"/>
+        <w:jc w:val="both"/>
         <w:rPr>
           <w:rFonts w:ascii="Times New Roman" w:eastAsia="Arial" w:hAnsi="Times New Roman" w:cs="Times New Roman"/>
           <w:sz w:val="24"/>
@@ -3764,20 +3461,20 @@
       <w:pPr>
         <w:pStyle w:val="Heading3"/>
         <w:spacing w:line="360" w:lineRule="auto"/>
-        <w:rPr>
-          <w:rFonts w:ascii="Times New Roman" w:hAnsi="Times New Roman" w:cs="Times New Roman"/>
-          <w:sz w:val="24"/>
-          <w:szCs w:val="24"/>
-        </w:rPr>
-      </w:pPr>
-      <w:bookmarkStart w:id="6" w:name="_Toc227940189"/>
-      <w:r>
-        <w:rPr>
-          <w:rFonts w:ascii="Times New Roman" w:hAnsi="Times New Roman" w:cs="Times New Roman"/>
-          <w:sz w:val="24"/>
-          <w:szCs w:val="24"/>
-        </w:rPr>
-        <w:lastRenderedPageBreak/>
+        <w:jc w:val="both"/>
+        <w:rPr>
+          <w:rFonts w:ascii="Times New Roman" w:hAnsi="Times New Roman" w:cs="Times New Roman"/>
+          <w:sz w:val="24"/>
+          <w:szCs w:val="24"/>
+        </w:rPr>
+      </w:pPr>
+      <w:bookmarkStart w:id="6" w:name="_Toc227957268"/>
+      <w:r>
+        <w:rPr>
+          <w:rFonts w:ascii="Times New Roman" w:hAnsi="Times New Roman" w:cs="Times New Roman"/>
+          <w:sz w:val="24"/>
+          <w:szCs w:val="24"/>
+        </w:rPr>
         <w:t>PHASE 2</w:t>
       </w:r>
       <w:bookmarkEnd w:id="6"/>
@@ -3786,6 +3483,7 @@
       <w:pPr>
         <w:pStyle w:val="Heading4"/>
         <w:spacing w:line="360" w:lineRule="auto"/>
+        <w:jc w:val="both"/>
         <w:rPr>
           <w:rFonts w:ascii="Times New Roman" w:hAnsi="Times New Roman" w:cs="Times New Roman"/>
           <w:i w:val="0"/>
@@ -3816,19 +3514,29 @@
     <w:p>
       <w:pPr>
         <w:spacing w:line="360" w:lineRule="auto"/>
-        <w:rPr>
-          <w:rFonts w:ascii="Times New Roman" w:hAnsi="Times New Roman" w:cs="Times New Roman"/>
-          <w:sz w:val="24"/>
-          <w:szCs w:val="24"/>
-        </w:rPr>
-      </w:pPr>
-      <w:r>
-        <w:rPr>
-          <w:rFonts w:ascii="Times New Roman" w:hAnsi="Times New Roman" w:cs="Times New Roman"/>
-          <w:sz w:val="24"/>
-          <w:szCs w:val="24"/>
-        </w:rPr>
-        <w:t xml:space="preserve">The GDT defines three memory segment descriptors required by 32-bit protected mode: a mandatory null descriptor, a kernel code segment (ring 0, executable), and a kernel data segment (ring 0, writable). Both code and data segments use a flat model covering the full 4 GB address space. The </w:t>
+        <w:jc w:val="both"/>
+        <w:rPr>
+          <w:rFonts w:ascii="Times New Roman" w:hAnsi="Times New Roman" w:cs="Times New Roman"/>
+          <w:sz w:val="24"/>
+          <w:szCs w:val="24"/>
+        </w:rPr>
+      </w:pPr>
+      <w:r>
+        <w:rPr>
+          <w:rFonts w:ascii="Times New Roman" w:hAnsi="Times New Roman" w:cs="Times New Roman"/>
+          <w:sz w:val="24"/>
+          <w:szCs w:val="24"/>
+        </w:rPr>
+        <w:t xml:space="preserve">The GDT defines three memory segment descriptors required by 32-bit protected mode: a mandatory null descriptor, a kernel code segment (ring 0, executable), and a kernel data </w:t>
+      </w:r>
+      <w:r>
+        <w:rPr>
+          <w:rFonts w:ascii="Times New Roman" w:hAnsi="Times New Roman" w:cs="Times New Roman"/>
+          <w:sz w:val="24"/>
+          <w:szCs w:val="24"/>
+        </w:rPr>
+        <w:lastRenderedPageBreak/>
+        <w:t xml:space="preserve">segment (ring 0, writable). Both code and data segments use a flat model covering the full 4 GB address space. The </w:t>
       </w:r>
       <w:proofErr w:type="spellStart"/>
       <w:r>
@@ -3870,6 +3578,7 @@
     <w:p>
       <w:pPr>
         <w:spacing w:line="360" w:lineRule="auto"/>
+        <w:jc w:val="both"/>
         <w:rPr>
           <w:rFonts w:ascii="Times New Roman" w:hAnsi="Times New Roman" w:cs="Times New Roman"/>
           <w:sz w:val="24"/>
@@ -3881,6 +3590,7 @@
       <w:pPr>
         <w:pStyle w:val="Heading4"/>
         <w:spacing w:line="360" w:lineRule="auto"/>
+        <w:jc w:val="both"/>
         <w:rPr>
           <w:rFonts w:ascii="Times New Roman" w:hAnsi="Times New Roman" w:cs="Times New Roman"/>
           <w:i w:val="0"/>
@@ -3903,6 +3613,7 @@
     <w:p>
       <w:pPr>
         <w:spacing w:line="360" w:lineRule="auto"/>
+        <w:jc w:val="both"/>
         <w:rPr>
           <w:rFonts w:ascii="Times New Roman" w:hAnsi="Times New Roman" w:cs="Times New Roman"/>
           <w:sz w:val="24"/>
@@ -4021,6 +3732,7 @@
     <w:p>
       <w:pPr>
         <w:spacing w:line="360" w:lineRule="auto"/>
+        <w:jc w:val="both"/>
         <w:rPr>
           <w:rFonts w:ascii="Times New Roman" w:hAnsi="Times New Roman" w:cs="Times New Roman"/>
           <w:sz w:val="24"/>
@@ -4032,6 +3744,7 @@
       <w:pPr>
         <w:pStyle w:val="Heading4"/>
         <w:spacing w:line="360" w:lineRule="auto"/>
+        <w:jc w:val="both"/>
         <w:rPr>
           <w:rFonts w:ascii="Times New Roman" w:hAnsi="Times New Roman" w:cs="Times New Roman"/>
           <w:i w:val="0"/>
@@ -4062,6 +3775,7 @@
     <w:p>
       <w:pPr>
         <w:spacing w:line="360" w:lineRule="auto"/>
+        <w:jc w:val="both"/>
         <w:rPr>
           <w:rFonts w:ascii="Times New Roman" w:hAnsi="Times New Roman" w:cs="Times New Roman"/>
           <w:sz w:val="24"/>
@@ -4166,6 +3880,7 @@
     <w:p>
       <w:pPr>
         <w:spacing w:line="360" w:lineRule="auto"/>
+        <w:jc w:val="both"/>
         <w:rPr>
           <w:rFonts w:ascii="Times New Roman" w:hAnsi="Times New Roman" w:cs="Times New Roman"/>
           <w:sz w:val="24"/>
@@ -4177,6 +3892,7 @@
       <w:pPr>
         <w:pStyle w:val="Heading4"/>
         <w:spacing w:line="360" w:lineRule="auto"/>
+        <w:jc w:val="both"/>
         <w:rPr>
           <w:rFonts w:ascii="Times New Roman" w:hAnsi="Times New Roman" w:cs="Times New Roman"/>
           <w:i w:val="0"/>
@@ -4207,6 +3923,7 @@
     <w:p>
       <w:pPr>
         <w:spacing w:line="360" w:lineRule="auto"/>
+        <w:jc w:val="both"/>
         <w:rPr>
           <w:rFonts w:ascii="Times New Roman" w:hAnsi="Times New Roman" w:cs="Times New Roman"/>
           <w:sz w:val="24"/>
@@ -4316,6 +4033,7 @@
       <w:pPr>
         <w:pStyle w:val="Heading4"/>
         <w:spacing w:line="360" w:lineRule="auto"/>
+        <w:jc w:val="both"/>
         <w:rPr>
           <w:rFonts w:ascii="Times New Roman" w:hAnsi="Times New Roman" w:cs="Times New Roman"/>
           <w:i w:val="0"/>
@@ -4339,6 +4057,7 @@
     <w:p>
       <w:pPr>
         <w:spacing w:line="360" w:lineRule="auto"/>
+        <w:jc w:val="both"/>
         <w:rPr>
           <w:rFonts w:ascii="Times New Roman" w:hAnsi="Times New Roman" w:cs="Times New Roman"/>
           <w:sz w:val="24"/>
@@ -4357,16 +4076,18 @@
     <w:p>
       <w:pPr>
         <w:spacing w:line="360" w:lineRule="auto"/>
-        <w:rPr>
-          <w:rFonts w:ascii="Times New Roman" w:hAnsi="Times New Roman" w:cs="Times New Roman"/>
-          <w:sz w:val="24"/>
-          <w:szCs w:val="24"/>
-        </w:rPr>
-      </w:pPr>
-    </w:p>
-    <w:p>
-      <w:pPr>
-        <w:spacing w:line="360" w:lineRule="auto"/>
+        <w:jc w:val="both"/>
+        <w:rPr>
+          <w:rFonts w:ascii="Times New Roman" w:hAnsi="Times New Roman" w:cs="Times New Roman"/>
+          <w:sz w:val="24"/>
+          <w:szCs w:val="24"/>
+        </w:rPr>
+      </w:pPr>
+    </w:p>
+    <w:p>
+      <w:pPr>
+        <w:spacing w:line="360" w:lineRule="auto"/>
+        <w:jc w:val="both"/>
         <w:rPr>
           <w:rFonts w:ascii="Times New Roman" w:hAnsi="Times New Roman" w:cs="Times New Roman"/>
           <w:noProof/>
@@ -4374,6 +4095,17 @@
           <w:szCs w:val="24"/>
         </w:rPr>
       </w:pPr>
+    </w:p>
+    <w:p>
+      <w:pPr>
+        <w:spacing w:line="360" w:lineRule="auto"/>
+        <w:jc w:val="both"/>
+        <w:rPr>
+          <w:rFonts w:ascii="Times New Roman" w:hAnsi="Times New Roman" w:cs="Times New Roman"/>
+          <w:sz w:val="24"/>
+          <w:szCs w:val="24"/>
+        </w:rPr>
+      </w:pPr>
       <w:r>
         <w:rPr>
           <w:rFonts w:ascii="Times New Roman" w:hAnsi="Times New Roman" w:cs="Times New Roman"/>
@@ -4382,7 +4114,7 @@
           <w:szCs w:val="24"/>
         </w:rPr>
         <w:drawing>
-          <wp:inline distT="0" distB="0" distL="0" distR="0" wp14:anchorId="25B67E1E" wp14:editId="65111CF0">
+          <wp:inline distT="0" distB="0" distL="0" distR="0" wp14:anchorId="2DF63DF4" wp14:editId="1E34522B">
             <wp:extent cx="5391150" cy="1873250"/>
             <wp:effectExtent l="0" t="0" r="0" b="0"/>
             <wp:docPr id="4" name="Picture 4"/>
@@ -4432,6 +4164,7 @@
     <w:p>
       <w:pPr>
         <w:spacing w:line="360" w:lineRule="auto"/>
+        <w:jc w:val="both"/>
         <w:rPr>
           <w:rFonts w:ascii="Times New Roman" w:hAnsi="Times New Roman" w:cs="Times New Roman"/>
           <w:sz w:val="24"/>
@@ -4443,13 +4176,14 @@
       <w:pPr>
         <w:pStyle w:val="Heading3"/>
         <w:spacing w:line="360" w:lineRule="auto"/>
-        <w:rPr>
-          <w:rFonts w:ascii="Times New Roman" w:hAnsi="Times New Roman" w:cs="Times New Roman"/>
-          <w:sz w:val="24"/>
-          <w:szCs w:val="24"/>
-        </w:rPr>
-      </w:pPr>
-      <w:bookmarkStart w:id="7" w:name="_Toc227940190"/>
+        <w:jc w:val="both"/>
+        <w:rPr>
+          <w:rFonts w:ascii="Times New Roman" w:hAnsi="Times New Roman" w:cs="Times New Roman"/>
+          <w:sz w:val="24"/>
+          <w:szCs w:val="24"/>
+        </w:rPr>
+      </w:pPr>
+      <w:bookmarkStart w:id="7" w:name="_Toc227957269"/>
       <w:r>
         <w:rPr>
           <w:rFonts w:ascii="Times New Roman" w:hAnsi="Times New Roman" w:cs="Times New Roman"/>
@@ -4464,6 +4198,7 @@
       <w:pPr>
         <w:pStyle w:val="Heading4"/>
         <w:spacing w:line="360" w:lineRule="auto"/>
+        <w:jc w:val="both"/>
         <w:rPr>
           <w:rFonts w:ascii="Times New Roman" w:hAnsi="Times New Roman" w:cs="Times New Roman"/>
           <w:i w:val="0"/>
@@ -4496,6 +4231,7 @@
     <w:p>
       <w:pPr>
         <w:spacing w:line="360" w:lineRule="auto"/>
+        <w:jc w:val="both"/>
         <w:rPr>
           <w:rFonts w:ascii="Times New Roman" w:hAnsi="Times New Roman" w:cs="Times New Roman"/>
           <w:sz w:val="24"/>
@@ -4563,6 +4299,7 @@
       <w:pPr>
         <w:pStyle w:val="Heading4"/>
         <w:spacing w:line="360" w:lineRule="auto"/>
+        <w:jc w:val="both"/>
         <w:rPr>
           <w:rFonts w:ascii="Times New Roman" w:hAnsi="Times New Roman" w:cs="Times New Roman"/>
           <w:i w:val="0"/>
@@ -4585,6 +4322,7 @@
     <w:p>
       <w:pPr>
         <w:spacing w:line="360" w:lineRule="auto"/>
+        <w:jc w:val="both"/>
         <w:rPr>
           <w:rFonts w:ascii="Times New Roman" w:hAnsi="Times New Roman" w:cs="Times New Roman"/>
           <w:sz w:val="24"/>
@@ -4661,7 +4399,7 @@
           <w:sz w:val="24"/>
           <w:szCs w:val="24"/>
         </w:rPr>
-        <w:t xml:space="preserve">) saves the four </w:t>
+        <w:t>) saves the four callee-saved registers (</w:t>
       </w:r>
       <w:proofErr w:type="spellStart"/>
       <w:r>
@@ -4670,7 +4408,7 @@
           <w:sz w:val="24"/>
           <w:szCs w:val="24"/>
         </w:rPr>
-        <w:t>callee</w:t>
+        <w:t>ebp</w:t>
       </w:r>
       <w:proofErr w:type="spellEnd"/>
       <w:r>
@@ -4679,7 +4417,7 @@
           <w:sz w:val="24"/>
           <w:szCs w:val="24"/>
         </w:rPr>
-        <w:t>-saved registers (</w:t>
+        <w:t xml:space="preserve">, </w:t>
       </w:r>
       <w:proofErr w:type="spellStart"/>
       <w:r>
@@ -4688,7 +4426,7 @@
           <w:sz w:val="24"/>
           <w:szCs w:val="24"/>
         </w:rPr>
-        <w:t>ebp</w:t>
+        <w:t>ebx</w:t>
       </w:r>
       <w:proofErr w:type="spellEnd"/>
       <w:r>
@@ -4706,7 +4444,7 @@
           <w:sz w:val="24"/>
           <w:szCs w:val="24"/>
         </w:rPr>
-        <w:t>ebx</w:t>
+        <w:t>esi</w:t>
       </w:r>
       <w:proofErr w:type="spellEnd"/>
       <w:r>
@@ -4724,7 +4462,7 @@
           <w:sz w:val="24"/>
           <w:szCs w:val="24"/>
         </w:rPr>
-        <w:t>esi</w:t>
+        <w:t>edi</w:t>
       </w:r>
       <w:proofErr w:type="spellEnd"/>
       <w:r>
@@ -4733,7 +4471,7 @@
           <w:sz w:val="24"/>
           <w:szCs w:val="24"/>
         </w:rPr>
-        <w:t xml:space="preserve">, </w:t>
+        <w:t xml:space="preserve">) onto the current stack, saves ESP into </w:t>
       </w:r>
       <w:proofErr w:type="spellStart"/>
       <w:r>
@@ -4742,7 +4480,7 @@
           <w:sz w:val="24"/>
           <w:szCs w:val="24"/>
         </w:rPr>
-        <w:t>edi</w:t>
+        <w:t>old_esp</w:t>
       </w:r>
       <w:proofErr w:type="spellEnd"/>
       <w:r>
@@ -4751,7 +4489,7 @@
           <w:sz w:val="24"/>
           <w:szCs w:val="24"/>
         </w:rPr>
-        <w:t xml:space="preserve">) onto the current stack, saves ESP into </w:t>
+        <w:t xml:space="preserve">, loads </w:t>
       </w:r>
       <w:proofErr w:type="spellStart"/>
       <w:r>
@@ -4760,7 +4498,7 @@
           <w:sz w:val="24"/>
           <w:szCs w:val="24"/>
         </w:rPr>
-        <w:t>old_esp</w:t>
+        <w:t>new_esp</w:t>
       </w:r>
       <w:proofErr w:type="spellEnd"/>
       <w:r>
@@ -4769,7 +4507,7 @@
           <w:sz w:val="24"/>
           <w:szCs w:val="24"/>
         </w:rPr>
-        <w:t xml:space="preserve">, loads </w:t>
+        <w:t xml:space="preserve">, restores the four registers, and executes ret to jump to the new task's instruction pointer. Each new task's initial stack is built in </w:t>
       </w:r>
       <w:proofErr w:type="spellStart"/>
       <w:r>
@@ -4778,7 +4516,16 @@
           <w:sz w:val="24"/>
           <w:szCs w:val="24"/>
         </w:rPr>
-        <w:t>new_esp</w:t>
+        <w:t>task_</w:t>
+      </w:r>
+      <w:proofErr w:type="gramStart"/>
+      <w:r>
+        <w:rPr>
+          <w:rFonts w:ascii="Times New Roman" w:hAnsi="Times New Roman" w:cs="Times New Roman"/>
+          <w:sz w:val="24"/>
+          <w:szCs w:val="24"/>
+        </w:rPr>
+        <w:t>create</w:t>
       </w:r>
       <w:proofErr w:type="spellEnd"/>
       <w:r>
@@ -4787,7 +4534,16 @@
           <w:sz w:val="24"/>
           <w:szCs w:val="24"/>
         </w:rPr>
-        <w:t xml:space="preserve">, restores the four registers, and executes ret to jump to the new task's instruction pointer. Each new task's initial stack is built in </w:t>
+        <w:t>(</w:t>
+      </w:r>
+      <w:proofErr w:type="gramEnd"/>
+      <w:r>
+        <w:rPr>
+          <w:rFonts w:ascii="Times New Roman" w:hAnsi="Times New Roman" w:cs="Times New Roman"/>
+          <w:sz w:val="24"/>
+          <w:szCs w:val="24"/>
+        </w:rPr>
+        <w:t xml:space="preserve">) to simulate having been switched away from, so the first context switch into it naturally jumps to </w:t>
       </w:r>
       <w:proofErr w:type="spellStart"/>
       <w:r>
@@ -4796,16 +4552,7 @@
           <w:sz w:val="24"/>
           <w:szCs w:val="24"/>
         </w:rPr>
-        <w:t>task_</w:t>
-      </w:r>
-      <w:proofErr w:type="gramStart"/>
-      <w:r>
-        <w:rPr>
-          <w:rFonts w:ascii="Times New Roman" w:hAnsi="Times New Roman" w:cs="Times New Roman"/>
-          <w:sz w:val="24"/>
-          <w:szCs w:val="24"/>
-        </w:rPr>
-        <w:t>create</w:t>
+        <w:t>task_entry_point</w:t>
       </w:r>
       <w:proofErr w:type="spellEnd"/>
       <w:r>
@@ -4814,50 +4561,14 @@
           <w:sz w:val="24"/>
           <w:szCs w:val="24"/>
         </w:rPr>
-        <w:t>(</w:t>
-      </w:r>
-      <w:proofErr w:type="gramEnd"/>
-      <w:r>
-        <w:rPr>
-          <w:rFonts w:ascii="Times New Roman" w:hAnsi="Times New Roman" w:cs="Times New Roman"/>
-          <w:sz w:val="24"/>
-          <w:szCs w:val="24"/>
-        </w:rPr>
-        <w:t xml:space="preserve">) to simulate having been switched away from, so the first context switch into it naturally jumps to </w:t>
-      </w:r>
-      <w:proofErr w:type="spellStart"/>
-      <w:r>
-        <w:rPr>
-          <w:rFonts w:ascii="Times New Roman" w:hAnsi="Times New Roman" w:cs="Times New Roman"/>
-          <w:sz w:val="24"/>
-          <w:szCs w:val="24"/>
-        </w:rPr>
-        <w:t>task_entry_point</w:t>
-      </w:r>
-      <w:proofErr w:type="spellEnd"/>
-      <w:r>
-        <w:rPr>
-          <w:rFonts w:ascii="Times New Roman" w:hAnsi="Times New Roman" w:cs="Times New Roman"/>
-          <w:sz w:val="24"/>
-          <w:szCs w:val="24"/>
-        </w:rPr>
         <w:t>().</w:t>
       </w:r>
     </w:p>
     <w:p>
       <w:pPr>
-        <w:spacing w:line="360" w:lineRule="auto"/>
-        <w:rPr>
-          <w:rFonts w:ascii="Times New Roman" w:hAnsi="Times New Roman" w:cs="Times New Roman"/>
-          <w:sz w:val="24"/>
-          <w:szCs w:val="24"/>
-        </w:rPr>
-      </w:pPr>
-    </w:p>
-    <w:p>
-      <w:pPr>
         <w:pStyle w:val="Heading4"/>
         <w:spacing w:line="360" w:lineRule="auto"/>
+        <w:jc w:val="both"/>
         <w:rPr>
           <w:rFonts w:ascii="Times New Roman" w:hAnsi="Times New Roman" w:cs="Times New Roman"/>
           <w:i w:val="0"/>
@@ -4866,7 +4577,12 @@
           <w:szCs w:val="24"/>
         </w:rPr>
       </w:pPr>
-      <w:r>
+    </w:p>
+    <w:p>
+      <w:pPr>
+        <w:pStyle w:val="Heading4"/>
+        <w:spacing w:line="360" w:lineRule="auto"/>
+        <w:jc w:val="both"/>
         <w:rPr>
           <w:rFonts w:ascii="Times New Roman" w:hAnsi="Times New Roman" w:cs="Times New Roman"/>
           <w:i w:val="0"/>
@@ -4874,290 +4590,284 @@
           <w:sz w:val="24"/>
           <w:szCs w:val="24"/>
         </w:rPr>
-        <w:t>Key Architectural Decision — Flag-Based Scheduling</w:t>
-      </w:r>
-    </w:p>
-    <w:p>
-      <w:pPr>
-        <w:spacing w:line="360" w:lineRule="auto"/>
-        <w:rPr>
-          <w:rFonts w:ascii="Times New Roman" w:hAnsi="Times New Roman" w:cs="Times New Roman"/>
-          <w:sz w:val="24"/>
-          <w:szCs w:val="24"/>
-        </w:rPr>
-      </w:pPr>
-      <w:r>
-        <w:rPr>
-          <w:rFonts w:ascii="Times New Roman" w:hAnsi="Times New Roman" w:cs="Times New Roman"/>
-          <w:sz w:val="24"/>
-          <w:szCs w:val="24"/>
-        </w:rPr>
-        <w:t xml:space="preserve">A critical architectural issue was discovered during testing: calling </w:t>
-      </w:r>
-      <w:proofErr w:type="spellStart"/>
-      <w:r>
-        <w:rPr>
-          <w:rFonts w:ascii="Times New Roman" w:hAnsi="Times New Roman" w:cs="Times New Roman"/>
-          <w:sz w:val="24"/>
-          <w:szCs w:val="24"/>
-        </w:rPr>
-        <w:t>do_</w:t>
-      </w:r>
-      <w:proofErr w:type="gramStart"/>
-      <w:r>
-        <w:rPr>
-          <w:rFonts w:ascii="Times New Roman" w:hAnsi="Times New Roman" w:cs="Times New Roman"/>
-          <w:sz w:val="24"/>
-          <w:szCs w:val="24"/>
-        </w:rPr>
-        <w:t>switch</w:t>
-      </w:r>
-      <w:proofErr w:type="spellEnd"/>
-      <w:r>
-        <w:rPr>
-          <w:rFonts w:ascii="Times New Roman" w:hAnsi="Times New Roman" w:cs="Times New Roman"/>
-          <w:sz w:val="24"/>
-          <w:szCs w:val="24"/>
-        </w:rPr>
-        <w:t>(</w:t>
-      </w:r>
-      <w:proofErr w:type="gramEnd"/>
-      <w:r>
-        <w:rPr>
-          <w:rFonts w:ascii="Times New Roman" w:hAnsi="Times New Roman" w:cs="Times New Roman"/>
-          <w:sz w:val="24"/>
-          <w:szCs w:val="24"/>
-        </w:rPr>
-        <w:t xml:space="preserve">) directly inside the timer IRQ handler caused stack corruption. When the context switch changes the stack </w:t>
-      </w:r>
-      <w:r>
-        <w:rPr>
-          <w:rFonts w:ascii="Times New Roman" w:hAnsi="Times New Roman" w:cs="Times New Roman"/>
-          <w:sz w:val="24"/>
-          <w:szCs w:val="24"/>
-        </w:rPr>
-        <w:lastRenderedPageBreak/>
-        <w:t xml:space="preserve">pointer mid-IRQ, the </w:t>
-      </w:r>
-      <w:proofErr w:type="spellStart"/>
-      <w:r>
-        <w:rPr>
-          <w:rFonts w:ascii="Times New Roman" w:hAnsi="Times New Roman" w:cs="Times New Roman"/>
-          <w:sz w:val="24"/>
-          <w:szCs w:val="24"/>
-        </w:rPr>
-        <w:t>iret</w:t>
-      </w:r>
-      <w:proofErr w:type="spellEnd"/>
-      <w:r>
-        <w:rPr>
-          <w:rFonts w:ascii="Times New Roman" w:hAnsi="Times New Roman" w:cs="Times New Roman"/>
-          <w:sz w:val="24"/>
-          <w:szCs w:val="24"/>
-        </w:rPr>
-        <w:t xml:space="preserve"> instruction at the end of </w:t>
-      </w:r>
-      <w:proofErr w:type="spellStart"/>
-      <w:r>
-        <w:rPr>
-          <w:rFonts w:ascii="Times New Roman" w:hAnsi="Times New Roman" w:cs="Times New Roman"/>
-          <w:sz w:val="24"/>
-          <w:szCs w:val="24"/>
-        </w:rPr>
-        <w:t>irq_common</w:t>
-      </w:r>
-      <w:proofErr w:type="spellEnd"/>
-      <w:r>
-        <w:rPr>
-          <w:rFonts w:ascii="Times New Roman" w:hAnsi="Times New Roman" w:cs="Times New Roman"/>
-          <w:sz w:val="24"/>
-          <w:szCs w:val="24"/>
-        </w:rPr>
-        <w:t xml:space="preserve"> executes on the wrong stack, corrupting both tasks.</w:t>
-      </w:r>
-    </w:p>
-    <w:p>
-      <w:pPr>
-        <w:spacing w:line="360" w:lineRule="auto"/>
-        <w:rPr>
-          <w:rFonts w:ascii="Times New Roman" w:hAnsi="Times New Roman" w:cs="Times New Roman"/>
-          <w:sz w:val="24"/>
-          <w:szCs w:val="24"/>
-        </w:rPr>
-      </w:pPr>
-      <w:r>
-        <w:rPr>
-          <w:rFonts w:ascii="Times New Roman" w:hAnsi="Times New Roman" w:cs="Times New Roman"/>
-          <w:sz w:val="24"/>
-          <w:szCs w:val="24"/>
-        </w:rPr>
-        <w:t xml:space="preserve">The solution was to separate the scheduling trigger from the actual switch. The timer IRQ handler calls </w:t>
-      </w:r>
-      <w:proofErr w:type="spellStart"/>
-      <w:r>
-        <w:rPr>
-          <w:rFonts w:ascii="Times New Roman" w:hAnsi="Times New Roman" w:cs="Times New Roman"/>
-          <w:sz w:val="24"/>
-          <w:szCs w:val="24"/>
-        </w:rPr>
-        <w:t>scheduler_</w:t>
-      </w:r>
-      <w:proofErr w:type="gramStart"/>
-      <w:r>
-        <w:rPr>
-          <w:rFonts w:ascii="Times New Roman" w:hAnsi="Times New Roman" w:cs="Times New Roman"/>
-          <w:sz w:val="24"/>
-          <w:szCs w:val="24"/>
-        </w:rPr>
-        <w:t>tick</w:t>
-      </w:r>
-      <w:proofErr w:type="spellEnd"/>
-      <w:r>
-        <w:rPr>
-          <w:rFonts w:ascii="Times New Roman" w:hAnsi="Times New Roman" w:cs="Times New Roman"/>
-          <w:sz w:val="24"/>
-          <w:szCs w:val="24"/>
-        </w:rPr>
-        <w:t>(</w:t>
-      </w:r>
-      <w:proofErr w:type="gramEnd"/>
-      <w:r>
-        <w:rPr>
-          <w:rFonts w:ascii="Times New Roman" w:hAnsi="Times New Roman" w:cs="Times New Roman"/>
-          <w:sz w:val="24"/>
-          <w:szCs w:val="24"/>
-        </w:rPr>
-        <w:t xml:space="preserve">) which only increments a counter and sets a </w:t>
-      </w:r>
-      <w:proofErr w:type="spellStart"/>
-      <w:r>
-        <w:rPr>
-          <w:rFonts w:ascii="Times New Roman" w:hAnsi="Times New Roman" w:cs="Times New Roman"/>
-          <w:sz w:val="24"/>
-          <w:szCs w:val="24"/>
-        </w:rPr>
-        <w:t>need_switch</w:t>
-      </w:r>
-      <w:proofErr w:type="spellEnd"/>
-      <w:r>
-        <w:rPr>
-          <w:rFonts w:ascii="Times New Roman" w:hAnsi="Times New Roman" w:cs="Times New Roman"/>
-          <w:sz w:val="24"/>
-          <w:szCs w:val="24"/>
-        </w:rPr>
-        <w:t xml:space="preserve"> flag. The actual </w:t>
-      </w:r>
-      <w:proofErr w:type="spellStart"/>
-      <w:r>
-        <w:rPr>
-          <w:rFonts w:ascii="Times New Roman" w:hAnsi="Times New Roman" w:cs="Times New Roman"/>
-          <w:sz w:val="24"/>
-          <w:szCs w:val="24"/>
-        </w:rPr>
-        <w:t>do_</w:t>
-      </w:r>
-      <w:proofErr w:type="gramStart"/>
-      <w:r>
-        <w:rPr>
-          <w:rFonts w:ascii="Times New Roman" w:hAnsi="Times New Roman" w:cs="Times New Roman"/>
-          <w:sz w:val="24"/>
-          <w:szCs w:val="24"/>
-        </w:rPr>
-        <w:t>switch</w:t>
-      </w:r>
-      <w:proofErr w:type="spellEnd"/>
-      <w:r>
-        <w:rPr>
-          <w:rFonts w:ascii="Times New Roman" w:hAnsi="Times New Roman" w:cs="Times New Roman"/>
-          <w:sz w:val="24"/>
-          <w:szCs w:val="24"/>
-        </w:rPr>
-        <w:t>(</w:t>
-      </w:r>
-      <w:proofErr w:type="gramEnd"/>
-      <w:r>
-        <w:rPr>
-          <w:rFonts w:ascii="Times New Roman" w:hAnsi="Times New Roman" w:cs="Times New Roman"/>
-          <w:sz w:val="24"/>
-          <w:szCs w:val="24"/>
-        </w:rPr>
-        <w:t>) is called from schedule</w:t>
-      </w:r>
-      <w:r>
-        <w:rPr>
-          <w:rFonts w:ascii="Times New Roman" w:hAnsi="Times New Roman" w:cs="Times New Roman"/>
-          <w:sz w:val="24"/>
-          <w:szCs w:val="24"/>
-        </w:rPr>
-        <w:t xml:space="preserve"> </w:t>
-      </w:r>
-      <w:r>
-        <w:rPr>
-          <w:rFonts w:ascii="Times New Roman" w:hAnsi="Times New Roman" w:cs="Times New Roman"/>
-          <w:sz w:val="24"/>
-          <w:szCs w:val="24"/>
-        </w:rPr>
-        <w:t xml:space="preserve">(), which runs in the idle loop in </w:t>
-      </w:r>
-      <w:proofErr w:type="spellStart"/>
-      <w:r>
-        <w:rPr>
-          <w:rFonts w:ascii="Times New Roman" w:hAnsi="Times New Roman" w:cs="Times New Roman"/>
-          <w:sz w:val="24"/>
-          <w:szCs w:val="24"/>
-        </w:rPr>
-        <w:t>kernel_main</w:t>
-      </w:r>
-      <w:proofErr w:type="spellEnd"/>
-      <w:r>
-        <w:rPr>
-          <w:rFonts w:ascii="Times New Roman" w:hAnsi="Times New Roman" w:cs="Times New Roman"/>
-          <w:sz w:val="24"/>
-          <w:szCs w:val="24"/>
-        </w:rPr>
-        <w:t xml:space="preserve">() </w:t>
-      </w:r>
-      <w:r>
-        <w:rPr>
-          <w:rFonts w:ascii="Times New Roman" w:hAnsi="Times New Roman" w:cs="Times New Roman"/>
-          <w:sz w:val="24"/>
-          <w:szCs w:val="24"/>
-        </w:rPr>
-        <w:t>setting it</w:t>
-      </w:r>
-      <w:r>
-        <w:rPr>
-          <w:rFonts w:ascii="Times New Roman" w:hAnsi="Times New Roman" w:cs="Times New Roman"/>
-          <w:sz w:val="24"/>
-          <w:szCs w:val="24"/>
-        </w:rPr>
-        <w:t xml:space="preserve"> completely outside any interrupt context. This is architecturally equivalent to how Linux handles deferred scheduling.</w:t>
-      </w:r>
-    </w:p>
-    <w:p>
-      <w:pPr>
-        <w:spacing w:line="360" w:lineRule="auto"/>
-        <w:rPr>
-          <w:rFonts w:ascii="Times New Roman" w:hAnsi="Times New Roman" w:cs="Times New Roman"/>
-          <w:sz w:val="24"/>
-          <w:szCs w:val="24"/>
-        </w:rPr>
-      </w:pPr>
-    </w:p>
-    <w:p>
-      <w:pPr>
-        <w:pStyle w:val="Heading4"/>
-        <w:spacing w:line="360" w:lineRule="auto"/>
+      </w:pPr>
+      <w:r>
         <w:rPr>
           <w:rFonts w:ascii="Times New Roman" w:hAnsi="Times New Roman" w:cs="Times New Roman"/>
           <w:i w:val="0"/>
           <w:iCs w:val="0"/>
           <w:sz w:val="24"/>
           <w:szCs w:val="24"/>
-          <w:lang w:val="en-US"/>
-        </w:rPr>
-      </w:pPr>
-      <w:r>
+        </w:rPr>
+        <w:t>Key Architectural Decision — Flag-Based Scheduling</w:t>
+      </w:r>
+    </w:p>
+    <w:p>
+      <w:pPr>
+        <w:spacing w:line="360" w:lineRule="auto"/>
+        <w:jc w:val="both"/>
+        <w:rPr>
+          <w:rFonts w:ascii="Times New Roman" w:hAnsi="Times New Roman" w:cs="Times New Roman"/>
+          <w:sz w:val="24"/>
+          <w:szCs w:val="24"/>
+        </w:rPr>
+      </w:pPr>
+      <w:r>
+        <w:rPr>
+          <w:rFonts w:ascii="Times New Roman" w:hAnsi="Times New Roman" w:cs="Times New Roman"/>
+          <w:sz w:val="24"/>
+          <w:szCs w:val="24"/>
+        </w:rPr>
+        <w:t xml:space="preserve">A critical architectural issue was discovered during testing: calling </w:t>
+      </w:r>
+      <w:proofErr w:type="spellStart"/>
+      <w:r>
+        <w:rPr>
+          <w:rFonts w:ascii="Times New Roman" w:hAnsi="Times New Roman" w:cs="Times New Roman"/>
+          <w:sz w:val="24"/>
+          <w:szCs w:val="24"/>
+        </w:rPr>
+        <w:t>do_</w:t>
+      </w:r>
+      <w:proofErr w:type="gramStart"/>
+      <w:r>
+        <w:rPr>
+          <w:rFonts w:ascii="Times New Roman" w:hAnsi="Times New Roman" w:cs="Times New Roman"/>
+          <w:sz w:val="24"/>
+          <w:szCs w:val="24"/>
+        </w:rPr>
+        <w:t>switch</w:t>
+      </w:r>
+      <w:proofErr w:type="spellEnd"/>
+      <w:r>
+        <w:rPr>
+          <w:rFonts w:ascii="Times New Roman" w:hAnsi="Times New Roman" w:cs="Times New Roman"/>
+          <w:sz w:val="24"/>
+          <w:szCs w:val="24"/>
+        </w:rPr>
+        <w:t>(</w:t>
+      </w:r>
+      <w:proofErr w:type="gramEnd"/>
+      <w:r>
+        <w:rPr>
+          <w:rFonts w:ascii="Times New Roman" w:hAnsi="Times New Roman" w:cs="Times New Roman"/>
+          <w:sz w:val="24"/>
+          <w:szCs w:val="24"/>
+        </w:rPr>
+        <w:t xml:space="preserve">) directly inside the timer IRQ handler caused stack corruption. When the context switch changes the stack pointer mid-IRQ, the </w:t>
+      </w:r>
+      <w:proofErr w:type="spellStart"/>
+      <w:r>
+        <w:rPr>
+          <w:rFonts w:ascii="Times New Roman" w:hAnsi="Times New Roman" w:cs="Times New Roman"/>
+          <w:sz w:val="24"/>
+          <w:szCs w:val="24"/>
+        </w:rPr>
+        <w:t>iret</w:t>
+      </w:r>
+      <w:proofErr w:type="spellEnd"/>
+      <w:r>
+        <w:rPr>
+          <w:rFonts w:ascii="Times New Roman" w:hAnsi="Times New Roman" w:cs="Times New Roman"/>
+          <w:sz w:val="24"/>
+          <w:szCs w:val="24"/>
+        </w:rPr>
+        <w:t xml:space="preserve"> instruction at the end of </w:t>
+      </w:r>
+      <w:proofErr w:type="spellStart"/>
+      <w:r>
+        <w:rPr>
+          <w:rFonts w:ascii="Times New Roman" w:hAnsi="Times New Roman" w:cs="Times New Roman"/>
+          <w:sz w:val="24"/>
+          <w:szCs w:val="24"/>
+        </w:rPr>
+        <w:t>irq_common</w:t>
+      </w:r>
+      <w:proofErr w:type="spellEnd"/>
+      <w:r>
+        <w:rPr>
+          <w:rFonts w:ascii="Times New Roman" w:hAnsi="Times New Roman" w:cs="Times New Roman"/>
+          <w:sz w:val="24"/>
+          <w:szCs w:val="24"/>
+        </w:rPr>
+        <w:t xml:space="preserve"> executes on the wrong stack, corrupting both tasks.</w:t>
+      </w:r>
+    </w:p>
+    <w:p>
+      <w:pPr>
+        <w:spacing w:line="360" w:lineRule="auto"/>
+        <w:jc w:val="both"/>
+        <w:rPr>
+          <w:rFonts w:ascii="Times New Roman" w:hAnsi="Times New Roman" w:cs="Times New Roman"/>
+          <w:sz w:val="24"/>
+          <w:szCs w:val="24"/>
+        </w:rPr>
+      </w:pPr>
+      <w:r>
+        <w:rPr>
+          <w:rFonts w:ascii="Times New Roman" w:hAnsi="Times New Roman" w:cs="Times New Roman"/>
+          <w:sz w:val="24"/>
+          <w:szCs w:val="24"/>
+        </w:rPr>
+        <w:t xml:space="preserve">The solution was to separate the scheduling trigger from the actual switch. The timer IRQ handler calls </w:t>
+      </w:r>
+      <w:proofErr w:type="spellStart"/>
+      <w:r>
+        <w:rPr>
+          <w:rFonts w:ascii="Times New Roman" w:hAnsi="Times New Roman" w:cs="Times New Roman"/>
+          <w:sz w:val="24"/>
+          <w:szCs w:val="24"/>
+        </w:rPr>
+        <w:t>scheduler_</w:t>
+      </w:r>
+      <w:proofErr w:type="gramStart"/>
+      <w:r>
+        <w:rPr>
+          <w:rFonts w:ascii="Times New Roman" w:hAnsi="Times New Roman" w:cs="Times New Roman"/>
+          <w:sz w:val="24"/>
+          <w:szCs w:val="24"/>
+        </w:rPr>
+        <w:t>tick</w:t>
+      </w:r>
+      <w:proofErr w:type="spellEnd"/>
+      <w:r>
+        <w:rPr>
+          <w:rFonts w:ascii="Times New Roman" w:hAnsi="Times New Roman" w:cs="Times New Roman"/>
+          <w:sz w:val="24"/>
+          <w:szCs w:val="24"/>
+        </w:rPr>
+        <w:t>(</w:t>
+      </w:r>
+      <w:proofErr w:type="gramEnd"/>
+      <w:r>
+        <w:rPr>
+          <w:rFonts w:ascii="Times New Roman" w:hAnsi="Times New Roman" w:cs="Times New Roman"/>
+          <w:sz w:val="24"/>
+          <w:szCs w:val="24"/>
+        </w:rPr>
+        <w:t xml:space="preserve">) which only increments a counter and sets a </w:t>
+      </w:r>
+      <w:proofErr w:type="spellStart"/>
+      <w:r>
+        <w:rPr>
+          <w:rFonts w:ascii="Times New Roman" w:hAnsi="Times New Roman" w:cs="Times New Roman"/>
+          <w:sz w:val="24"/>
+          <w:szCs w:val="24"/>
+        </w:rPr>
+        <w:t>need_switch</w:t>
+      </w:r>
+      <w:proofErr w:type="spellEnd"/>
+      <w:r>
+        <w:rPr>
+          <w:rFonts w:ascii="Times New Roman" w:hAnsi="Times New Roman" w:cs="Times New Roman"/>
+          <w:sz w:val="24"/>
+          <w:szCs w:val="24"/>
+        </w:rPr>
+        <w:t xml:space="preserve"> flag. The actual </w:t>
+      </w:r>
+      <w:proofErr w:type="spellStart"/>
+      <w:r>
+        <w:rPr>
+          <w:rFonts w:ascii="Times New Roman" w:hAnsi="Times New Roman" w:cs="Times New Roman"/>
+          <w:sz w:val="24"/>
+          <w:szCs w:val="24"/>
+        </w:rPr>
+        <w:t>do_</w:t>
+      </w:r>
+      <w:proofErr w:type="gramStart"/>
+      <w:r>
+        <w:rPr>
+          <w:rFonts w:ascii="Times New Roman" w:hAnsi="Times New Roman" w:cs="Times New Roman"/>
+          <w:sz w:val="24"/>
+          <w:szCs w:val="24"/>
+        </w:rPr>
+        <w:t>switch</w:t>
+      </w:r>
+      <w:proofErr w:type="spellEnd"/>
+      <w:r>
+        <w:rPr>
+          <w:rFonts w:ascii="Times New Roman" w:hAnsi="Times New Roman" w:cs="Times New Roman"/>
+          <w:sz w:val="24"/>
+          <w:szCs w:val="24"/>
+        </w:rPr>
+        <w:t>(</w:t>
+      </w:r>
+      <w:proofErr w:type="gramEnd"/>
+      <w:r>
+        <w:rPr>
+          <w:rFonts w:ascii="Times New Roman" w:hAnsi="Times New Roman" w:cs="Times New Roman"/>
+          <w:sz w:val="24"/>
+          <w:szCs w:val="24"/>
+        </w:rPr>
+        <w:t>) is called from schedule</w:t>
+      </w:r>
+      <w:r>
+        <w:rPr>
+          <w:rFonts w:ascii="Times New Roman" w:hAnsi="Times New Roman" w:cs="Times New Roman"/>
+          <w:sz w:val="24"/>
+          <w:szCs w:val="24"/>
+        </w:rPr>
+        <w:t xml:space="preserve"> </w:t>
+      </w:r>
+      <w:r>
+        <w:rPr>
+          <w:rFonts w:ascii="Times New Roman" w:hAnsi="Times New Roman" w:cs="Times New Roman"/>
+          <w:sz w:val="24"/>
+          <w:szCs w:val="24"/>
+        </w:rPr>
+        <w:t xml:space="preserve">(), which runs in the idle loop in </w:t>
+      </w:r>
+      <w:proofErr w:type="spellStart"/>
+      <w:r>
+        <w:rPr>
+          <w:rFonts w:ascii="Times New Roman" w:hAnsi="Times New Roman" w:cs="Times New Roman"/>
+          <w:sz w:val="24"/>
+          <w:szCs w:val="24"/>
+        </w:rPr>
+        <w:t>kernel_main</w:t>
+      </w:r>
+      <w:proofErr w:type="spellEnd"/>
+      <w:r>
+        <w:rPr>
+          <w:rFonts w:ascii="Times New Roman" w:hAnsi="Times New Roman" w:cs="Times New Roman"/>
+          <w:sz w:val="24"/>
+          <w:szCs w:val="24"/>
+        </w:rPr>
+        <w:t xml:space="preserve">() </w:t>
+      </w:r>
+      <w:r>
+        <w:rPr>
+          <w:rFonts w:ascii="Times New Roman" w:hAnsi="Times New Roman" w:cs="Times New Roman"/>
+          <w:sz w:val="24"/>
+          <w:szCs w:val="24"/>
+        </w:rPr>
+        <w:t>setting it</w:t>
+      </w:r>
+      <w:r>
+        <w:rPr>
+          <w:rFonts w:ascii="Times New Roman" w:hAnsi="Times New Roman" w:cs="Times New Roman"/>
+          <w:sz w:val="24"/>
+          <w:szCs w:val="24"/>
+        </w:rPr>
+        <w:t xml:space="preserve"> completely outside any interrupt context. This is architecturally equivalent to how Linux handles deferred scheduling.</w:t>
+      </w:r>
+    </w:p>
+    <w:p>
+      <w:pPr>
+        <w:spacing w:line="360" w:lineRule="auto"/>
+        <w:jc w:val="both"/>
+        <w:rPr>
+          <w:rFonts w:ascii="Times New Roman" w:hAnsi="Times New Roman" w:cs="Times New Roman"/>
+          <w:sz w:val="24"/>
+          <w:szCs w:val="24"/>
+        </w:rPr>
+      </w:pPr>
+    </w:p>
+    <w:p>
+      <w:pPr>
+        <w:pStyle w:val="Heading4"/>
+        <w:spacing w:line="360" w:lineRule="auto"/>
+        <w:jc w:val="both"/>
         <w:rPr>
           <w:rFonts w:ascii="Times New Roman" w:hAnsi="Times New Roman" w:cs="Times New Roman"/>
           <w:i w:val="0"/>
@@ -5166,132 +4876,136 @@
           <w:szCs w:val="24"/>
           <w:lang w:val="en-US"/>
         </w:rPr>
-        <w:t>Round-Robin Scheduler</w:t>
-      </w:r>
-    </w:p>
-    <w:p>
-      <w:pPr>
-        <w:spacing w:line="360" w:lineRule="auto"/>
-        <w:rPr>
-          <w:rFonts w:ascii="Times New Roman" w:hAnsi="Times New Roman" w:cs="Times New Roman"/>
-          <w:sz w:val="24"/>
-          <w:szCs w:val="24"/>
-          <w:lang w:val="en-US"/>
-        </w:rPr>
-      </w:pPr>
-      <w:r>
-        <w:rPr>
-          <w:rFonts w:ascii="Times New Roman" w:hAnsi="Times New Roman" w:cs="Times New Roman"/>
-          <w:sz w:val="24"/>
-          <w:szCs w:val="24"/>
-          <w:lang w:val="en-US"/>
-        </w:rPr>
-        <w:t xml:space="preserve">The timer handler calls </w:t>
-      </w:r>
-      <w:proofErr w:type="gramStart"/>
-      <w:r>
-        <w:rPr>
-          <w:rFonts w:ascii="Times New Roman" w:hAnsi="Times New Roman" w:cs="Times New Roman"/>
-          <w:sz w:val="24"/>
-          <w:szCs w:val="24"/>
-          <w:lang w:val="en-US"/>
-        </w:rPr>
-        <w:t>schedule(</w:t>
-      </w:r>
-      <w:proofErr w:type="gramEnd"/>
-      <w:r>
-        <w:rPr>
-          <w:rFonts w:ascii="Times New Roman" w:hAnsi="Times New Roman" w:cs="Times New Roman"/>
-          <w:sz w:val="24"/>
-          <w:szCs w:val="24"/>
-          <w:lang w:val="en-US"/>
-        </w:rPr>
-        <w:t xml:space="preserve">) on every tick. The scheduler marks the current task READY, then performs a round-robin search starting one position past the current index and wrapping around. Slot 0 (idle) is skipped unless no other task is READY. The first READY slot found becomes the new current task (marked RUNNING), and </w:t>
-      </w:r>
-      <w:proofErr w:type="spellStart"/>
-      <w:r>
-        <w:rPr>
-          <w:rFonts w:ascii="Times New Roman" w:hAnsi="Times New Roman" w:cs="Times New Roman"/>
-          <w:sz w:val="24"/>
-          <w:szCs w:val="24"/>
-          <w:lang w:val="en-US"/>
-        </w:rPr>
-        <w:t>do_</w:t>
-      </w:r>
-      <w:proofErr w:type="gramStart"/>
-      <w:r>
-        <w:rPr>
-          <w:rFonts w:ascii="Times New Roman" w:hAnsi="Times New Roman" w:cs="Times New Roman"/>
-          <w:sz w:val="24"/>
-          <w:szCs w:val="24"/>
-          <w:lang w:val="en-US"/>
-        </w:rPr>
-        <w:t>switch</w:t>
-      </w:r>
-      <w:proofErr w:type="spellEnd"/>
-      <w:r>
-        <w:rPr>
-          <w:rFonts w:ascii="Times New Roman" w:hAnsi="Times New Roman" w:cs="Times New Roman"/>
-          <w:sz w:val="24"/>
-          <w:szCs w:val="24"/>
-          <w:lang w:val="en-US"/>
-        </w:rPr>
-        <w:t>(</w:t>
-      </w:r>
-      <w:proofErr w:type="gramEnd"/>
-      <w:r>
-        <w:rPr>
-          <w:rFonts w:ascii="Times New Roman" w:hAnsi="Times New Roman" w:cs="Times New Roman"/>
-          <w:sz w:val="24"/>
-          <w:szCs w:val="24"/>
-          <w:lang w:val="en-US"/>
-        </w:rPr>
-        <w:t xml:space="preserve">) transfers execution. The timer runs at 2 Hz for the demonstration, giving each task a visible 500 </w:t>
-      </w:r>
-      <w:proofErr w:type="spellStart"/>
-      <w:r>
-        <w:rPr>
-          <w:rFonts w:ascii="Times New Roman" w:hAnsi="Times New Roman" w:cs="Times New Roman"/>
-          <w:sz w:val="24"/>
-          <w:szCs w:val="24"/>
-          <w:lang w:val="en-US"/>
-        </w:rPr>
-        <w:t>ms</w:t>
-      </w:r>
-      <w:proofErr w:type="spellEnd"/>
-      <w:r>
-        <w:rPr>
-          <w:rFonts w:ascii="Times New Roman" w:hAnsi="Times New Roman" w:cs="Times New Roman"/>
-          <w:sz w:val="24"/>
-          <w:szCs w:val="24"/>
-          <w:lang w:val="en-US"/>
-        </w:rPr>
-        <w:t xml:space="preserve"> time slice.</w:t>
-      </w:r>
-    </w:p>
-    <w:p>
-      <w:pPr>
-        <w:spacing w:line="360" w:lineRule="auto"/>
-        <w:rPr>
-          <w:rFonts w:ascii="Times New Roman" w:hAnsi="Times New Roman" w:cs="Times New Roman"/>
-          <w:sz w:val="24"/>
-          <w:szCs w:val="24"/>
-        </w:rPr>
-      </w:pPr>
-    </w:p>
-    <w:p>
-      <w:pPr>
-        <w:pStyle w:val="Heading4"/>
-        <w:spacing w:line="360" w:lineRule="auto"/>
+      </w:pPr>
+      <w:r>
         <w:rPr>
           <w:rFonts w:ascii="Times New Roman" w:hAnsi="Times New Roman" w:cs="Times New Roman"/>
           <w:i w:val="0"/>
           <w:iCs w:val="0"/>
           <w:sz w:val="24"/>
           <w:szCs w:val="24"/>
-        </w:rPr>
-      </w:pPr>
-      <w:r>
+          <w:lang w:val="en-US"/>
+        </w:rPr>
+        <w:t>Round-Robin Scheduler</w:t>
+      </w:r>
+    </w:p>
+    <w:p>
+      <w:pPr>
+        <w:spacing w:line="360" w:lineRule="auto"/>
+        <w:jc w:val="both"/>
+        <w:rPr>
+          <w:rFonts w:ascii="Times New Roman" w:hAnsi="Times New Roman" w:cs="Times New Roman"/>
+          <w:sz w:val="24"/>
+          <w:szCs w:val="24"/>
+          <w:lang w:val="en-US"/>
+        </w:rPr>
+      </w:pPr>
+      <w:r>
+        <w:rPr>
+          <w:rFonts w:ascii="Times New Roman" w:hAnsi="Times New Roman" w:cs="Times New Roman"/>
+          <w:sz w:val="24"/>
+          <w:szCs w:val="24"/>
+          <w:lang w:val="en-US"/>
+        </w:rPr>
+        <w:t xml:space="preserve">The timer handler calls </w:t>
+      </w:r>
+      <w:proofErr w:type="gramStart"/>
+      <w:r>
+        <w:rPr>
+          <w:rFonts w:ascii="Times New Roman" w:hAnsi="Times New Roman" w:cs="Times New Roman"/>
+          <w:sz w:val="24"/>
+          <w:szCs w:val="24"/>
+          <w:lang w:val="en-US"/>
+        </w:rPr>
+        <w:t>schedule(</w:t>
+      </w:r>
+      <w:proofErr w:type="gramEnd"/>
+      <w:r>
+        <w:rPr>
+          <w:rFonts w:ascii="Times New Roman" w:hAnsi="Times New Roman" w:cs="Times New Roman"/>
+          <w:sz w:val="24"/>
+          <w:szCs w:val="24"/>
+          <w:lang w:val="en-US"/>
+        </w:rPr>
+        <w:t xml:space="preserve">) on every tick. The scheduler marks the current task READY, then performs a round-robin search starting one position past the current index and wrapping around. Slot 0 (idle) is skipped unless no other task is READY. The first READY slot found becomes the new current task (marked RUNNING), and </w:t>
+      </w:r>
+      <w:proofErr w:type="spellStart"/>
+      <w:r>
+        <w:rPr>
+          <w:rFonts w:ascii="Times New Roman" w:hAnsi="Times New Roman" w:cs="Times New Roman"/>
+          <w:sz w:val="24"/>
+          <w:szCs w:val="24"/>
+          <w:lang w:val="en-US"/>
+        </w:rPr>
+        <w:t>do_</w:t>
+      </w:r>
+      <w:proofErr w:type="gramStart"/>
+      <w:r>
+        <w:rPr>
+          <w:rFonts w:ascii="Times New Roman" w:hAnsi="Times New Roman" w:cs="Times New Roman"/>
+          <w:sz w:val="24"/>
+          <w:szCs w:val="24"/>
+          <w:lang w:val="en-US"/>
+        </w:rPr>
+        <w:t>switch</w:t>
+      </w:r>
+      <w:proofErr w:type="spellEnd"/>
+      <w:r>
+        <w:rPr>
+          <w:rFonts w:ascii="Times New Roman" w:hAnsi="Times New Roman" w:cs="Times New Roman"/>
+          <w:sz w:val="24"/>
+          <w:szCs w:val="24"/>
+          <w:lang w:val="en-US"/>
+        </w:rPr>
+        <w:t>(</w:t>
+      </w:r>
+      <w:proofErr w:type="gramEnd"/>
+      <w:r>
+        <w:rPr>
+          <w:rFonts w:ascii="Times New Roman" w:hAnsi="Times New Roman" w:cs="Times New Roman"/>
+          <w:sz w:val="24"/>
+          <w:szCs w:val="24"/>
+          <w:lang w:val="en-US"/>
+        </w:rPr>
+        <w:t xml:space="preserve">) transfers execution. The timer runs at 2 Hz for the demonstration, giving each task a visible 500 </w:t>
+      </w:r>
+      <w:proofErr w:type="spellStart"/>
+      <w:r>
+        <w:rPr>
+          <w:rFonts w:ascii="Times New Roman" w:hAnsi="Times New Roman" w:cs="Times New Roman"/>
+          <w:sz w:val="24"/>
+          <w:szCs w:val="24"/>
+          <w:lang w:val="en-US"/>
+        </w:rPr>
+        <w:t>ms</w:t>
+      </w:r>
+      <w:proofErr w:type="spellEnd"/>
+      <w:r>
+        <w:rPr>
+          <w:rFonts w:ascii="Times New Roman" w:hAnsi="Times New Roman" w:cs="Times New Roman"/>
+          <w:sz w:val="24"/>
+          <w:szCs w:val="24"/>
+          <w:lang w:val="en-US"/>
+        </w:rPr>
+        <w:t xml:space="preserve"> time slice.</w:t>
+      </w:r>
+    </w:p>
+    <w:p>
+      <w:pPr>
+        <w:spacing w:line="360" w:lineRule="auto"/>
+        <w:jc w:val="both"/>
+        <w:rPr>
+          <w:rFonts w:ascii="Times New Roman" w:hAnsi="Times New Roman" w:cs="Times New Roman"/>
+          <w:sz w:val="24"/>
+          <w:szCs w:val="24"/>
+        </w:rPr>
+      </w:pPr>
+    </w:p>
+    <w:p>
+      <w:pPr>
+        <w:pStyle w:val="Heading4"/>
+        <w:spacing w:line="360" w:lineRule="auto"/>
+        <w:jc w:val="both"/>
         <w:rPr>
           <w:rFonts w:ascii="Times New Roman" w:hAnsi="Times New Roman" w:cs="Times New Roman"/>
           <w:i w:val="0"/>
@@ -5299,8 +5013,7 @@
           <w:sz w:val="24"/>
           <w:szCs w:val="24"/>
         </w:rPr>
-        <w:t xml:space="preserve">Phase 3 </w:t>
-      </w:r>
+      </w:pPr>
       <w:r>
         <w:rPr>
           <w:rFonts w:ascii="Times New Roman" w:hAnsi="Times New Roman" w:cs="Times New Roman"/>
@@ -5309,12 +5022,13 @@
           <w:sz w:val="24"/>
           <w:szCs w:val="24"/>
         </w:rPr>
-        <w:t>result</w:t>
-      </w:r>
-    </w:p>
-    <w:p>
-      <w:pPr>
-        <w:spacing w:line="360" w:lineRule="auto"/>
+        <w:t>Phase 3 Status</w:t>
+      </w:r>
+    </w:p>
+    <w:p>
+      <w:pPr>
+        <w:spacing w:line="360" w:lineRule="auto"/>
+        <w:jc w:val="both"/>
         <w:rPr>
           <w:rFonts w:ascii="Times New Roman" w:hAnsi="Times New Roman" w:cs="Times New Roman"/>
           <w:sz w:val="24"/>
@@ -5445,16 +5159,18 @@
     <w:p>
       <w:pPr>
         <w:spacing w:line="360" w:lineRule="auto"/>
-        <w:rPr>
-          <w:rFonts w:ascii="Times New Roman" w:hAnsi="Times New Roman" w:cs="Times New Roman"/>
-          <w:sz w:val="24"/>
-          <w:szCs w:val="24"/>
-        </w:rPr>
-      </w:pPr>
-    </w:p>
-    <w:p>
-      <w:pPr>
-        <w:spacing w:line="360" w:lineRule="auto"/>
+        <w:jc w:val="both"/>
+        <w:rPr>
+          <w:rFonts w:ascii="Times New Roman" w:hAnsi="Times New Roman" w:cs="Times New Roman"/>
+          <w:sz w:val="24"/>
+          <w:szCs w:val="24"/>
+        </w:rPr>
+      </w:pPr>
+    </w:p>
+    <w:p>
+      <w:pPr>
+        <w:spacing w:line="360" w:lineRule="auto"/>
+        <w:jc w:val="both"/>
         <w:rPr>
           <w:rFonts w:ascii="Times New Roman" w:hAnsi="Times New Roman" w:cs="Times New Roman"/>
           <w:noProof/>
@@ -5466,6 +5182,7 @@
     <w:p>
       <w:pPr>
         <w:spacing w:line="360" w:lineRule="auto"/>
+        <w:jc w:val="both"/>
         <w:rPr>
           <w:rFonts w:ascii="Times New Roman" w:hAnsi="Times New Roman" w:cs="Times New Roman"/>
           <w:sz w:val="24"/>
@@ -5479,6 +5196,7 @@
           <w:sz w:val="24"/>
           <w:szCs w:val="24"/>
         </w:rPr>
+        <w:lastRenderedPageBreak/>
         <w:drawing>
           <wp:inline distT="0" distB="0" distL="0" distR="0" wp14:anchorId="19BC3B4A" wp14:editId="22C5B55F">
             <wp:extent cx="5143500" cy="1803400"/>
@@ -5531,192 +5249,881 @@
       <w:pPr>
         <w:pStyle w:val="Heading3"/>
         <w:spacing w:line="360" w:lineRule="auto"/>
-        <w:rPr>
-          <w:rFonts w:ascii="Times New Roman" w:hAnsi="Times New Roman" w:cs="Times New Roman"/>
-          <w:sz w:val="24"/>
-          <w:szCs w:val="24"/>
-        </w:rPr>
-      </w:pPr>
-      <w:bookmarkStart w:id="8" w:name="_Toc227940191"/>
-      <w:r>
-        <w:rPr>
-          <w:rFonts w:ascii="Times New Roman" w:hAnsi="Times New Roman" w:cs="Times New Roman"/>
-          <w:sz w:val="24"/>
-          <w:szCs w:val="24"/>
+        <w:jc w:val="both"/>
+        <w:rPr>
+          <w:rFonts w:ascii="Times New Roman" w:hAnsi="Times New Roman" w:cs="Times New Roman"/>
+          <w:sz w:val="24"/>
+          <w:szCs w:val="24"/>
+        </w:rPr>
+      </w:pPr>
+    </w:p>
+    <w:p>
+      <w:pPr>
+        <w:pStyle w:val="Heading3"/>
+        <w:spacing w:line="360" w:lineRule="auto"/>
+        <w:jc w:val="both"/>
+        <w:rPr>
+          <w:rFonts w:ascii="Times New Roman" w:hAnsi="Times New Roman" w:cs="Times New Roman"/>
+          <w:sz w:val="24"/>
+          <w:szCs w:val="24"/>
+        </w:rPr>
+      </w:pPr>
+      <w:bookmarkStart w:id="8" w:name="_Toc227957270"/>
+      <w:r>
+        <w:rPr>
+          <w:rFonts w:ascii="Times New Roman" w:hAnsi="Times New Roman" w:cs="Times New Roman"/>
+          <w:sz w:val="24"/>
+          <w:szCs w:val="24"/>
+        </w:rPr>
+        <w:t>PHASE 4</w:t>
+      </w:r>
+      <w:bookmarkEnd w:id="8"/>
+    </w:p>
+    <w:p>
+      <w:pPr>
+        <w:spacing w:before="100" w:beforeAutospacing="1" w:after="100" w:afterAutospacing="1" w:line="240" w:lineRule="auto"/>
+        <w:jc w:val="both"/>
+        <w:rPr>
+          <w:rFonts w:ascii="Times New Roman" w:eastAsia="Times New Roman" w:hAnsi="Times New Roman" w:cs="Times New Roman"/>
+          <w:kern w:val="0"/>
+          <w:sz w:val="24"/>
+          <w:szCs w:val="24"/>
+          <w:lang w:val="en-US"/>
+          <w14:ligatures w14:val="none"/>
+        </w:rPr>
+      </w:pPr>
+      <w:r>
+        <w:rPr>
+          <w:rFonts w:ascii="Times New Roman" w:eastAsia="Times New Roman" w:hAnsi="Times New Roman" w:cs="Times New Roman"/>
+          <w:kern w:val="0"/>
+          <w:sz w:val="24"/>
+          <w:szCs w:val="24"/>
+          <w:lang w:val="en-US"/>
+          <w14:ligatures w14:val="none"/>
+        </w:rPr>
+        <w:t xml:space="preserve">Phase 4 introduces a system call interface and an interactive shell in </w:t>
+      </w:r>
+      <w:proofErr w:type="spellStart"/>
+      <w:r>
+        <w:rPr>
+          <w:rFonts w:ascii="Times New Roman" w:eastAsia="Times New Roman" w:hAnsi="Times New Roman" w:cs="Times New Roman"/>
+          <w:kern w:val="0"/>
+          <w:sz w:val="24"/>
+          <w:szCs w:val="24"/>
+          <w:lang w:val="en-US"/>
+          <w14:ligatures w14:val="none"/>
+        </w:rPr>
+        <w:t>MyOS</w:t>
+      </w:r>
+      <w:proofErr w:type="spellEnd"/>
+      <w:r>
+        <w:rPr>
+          <w:rFonts w:ascii="Times New Roman" w:eastAsia="Times New Roman" w:hAnsi="Times New Roman" w:cs="Times New Roman"/>
+          <w:kern w:val="0"/>
+          <w:sz w:val="24"/>
+          <w:szCs w:val="24"/>
+          <w:lang w:val="en-US"/>
+          <w14:ligatures w14:val="none"/>
+        </w:rPr>
+        <w:t xml:space="preserve">. System calls are implemented using the </w:t>
+      </w:r>
+      <w:r>
+        <w:rPr>
+          <w:rFonts w:ascii="Times New Roman" w:eastAsia="Times New Roman" w:hAnsi="Times New Roman" w:cs="Times New Roman"/>
+          <w:kern w:val="0"/>
+          <w:sz w:val="20"/>
+          <w:szCs w:val="20"/>
+          <w:lang w:val="en-US"/>
+          <w14:ligatures w14:val="none"/>
+        </w:rPr>
+        <w:t>int 0x80</w:t>
+      </w:r>
+      <w:r>
+        <w:rPr>
+          <w:rFonts w:ascii="Times New Roman" w:eastAsia="Times New Roman" w:hAnsi="Times New Roman" w:cs="Times New Roman"/>
+          <w:kern w:val="0"/>
+          <w:sz w:val="24"/>
+          <w:szCs w:val="24"/>
+          <w:lang w:val="en-US"/>
+          <w14:ligatures w14:val="none"/>
+        </w:rPr>
+        <w:t xml:space="preserve"> software interrupt, following a design similar to early Linux kernel. User programs pass the </w:t>
+      </w:r>
+      <w:proofErr w:type="spellStart"/>
+      <w:r>
+        <w:rPr>
+          <w:rFonts w:ascii="Times New Roman" w:eastAsia="Times New Roman" w:hAnsi="Times New Roman" w:cs="Times New Roman"/>
+          <w:kern w:val="0"/>
+          <w:sz w:val="24"/>
+          <w:szCs w:val="24"/>
+          <w:lang w:val="en-US"/>
+          <w14:ligatures w14:val="none"/>
+        </w:rPr>
+        <w:t>syscall</w:t>
+      </w:r>
+      <w:proofErr w:type="spellEnd"/>
+      <w:r>
+        <w:rPr>
+          <w:rFonts w:ascii="Times New Roman" w:eastAsia="Times New Roman" w:hAnsi="Times New Roman" w:cs="Times New Roman"/>
+          <w:kern w:val="0"/>
+          <w:sz w:val="24"/>
+          <w:szCs w:val="24"/>
+          <w:lang w:val="en-US"/>
+          <w14:ligatures w14:val="none"/>
+        </w:rPr>
+        <w:t xml:space="preserve"> number in EAX and arguments in EBX and ECX, while the kernel dispatches requests via </w:t>
+      </w:r>
+      <w:proofErr w:type="spellStart"/>
+      <w:r>
+        <w:rPr>
+          <w:rFonts w:ascii="Times New Roman" w:eastAsia="Times New Roman" w:hAnsi="Times New Roman" w:cs="Times New Roman"/>
+          <w:kern w:val="0"/>
+          <w:sz w:val="20"/>
+          <w:szCs w:val="20"/>
+          <w:lang w:val="en-US"/>
+          <w14:ligatures w14:val="none"/>
+        </w:rPr>
+        <w:t>syscall_</w:t>
+      </w:r>
+      <w:proofErr w:type="gramStart"/>
+      <w:r>
+        <w:rPr>
+          <w:rFonts w:ascii="Times New Roman" w:eastAsia="Times New Roman" w:hAnsi="Times New Roman" w:cs="Times New Roman"/>
+          <w:kern w:val="0"/>
+          <w:sz w:val="20"/>
+          <w:szCs w:val="20"/>
+          <w:lang w:val="en-US"/>
+          <w14:ligatures w14:val="none"/>
+        </w:rPr>
+        <w:t>handler</w:t>
+      </w:r>
+      <w:proofErr w:type="spellEnd"/>
+      <w:r>
+        <w:rPr>
+          <w:rFonts w:ascii="Times New Roman" w:eastAsia="Times New Roman" w:hAnsi="Times New Roman" w:cs="Times New Roman"/>
+          <w:kern w:val="0"/>
+          <w:sz w:val="20"/>
+          <w:szCs w:val="20"/>
+          <w:lang w:val="en-US"/>
+          <w14:ligatures w14:val="none"/>
+        </w:rPr>
+        <w:t>(</w:t>
+      </w:r>
+      <w:proofErr w:type="gramEnd"/>
+      <w:r>
+        <w:rPr>
+          <w:rFonts w:ascii="Times New Roman" w:eastAsia="Times New Roman" w:hAnsi="Times New Roman" w:cs="Times New Roman"/>
+          <w:kern w:val="0"/>
+          <w:sz w:val="20"/>
+          <w:szCs w:val="20"/>
+          <w:lang w:val="en-US"/>
+          <w14:ligatures w14:val="none"/>
+        </w:rPr>
+        <w:t>)</w:t>
+      </w:r>
+      <w:r>
+        <w:rPr>
+          <w:rFonts w:ascii="Times New Roman" w:eastAsia="Times New Roman" w:hAnsi="Times New Roman" w:cs="Times New Roman"/>
+          <w:kern w:val="0"/>
+          <w:sz w:val="24"/>
+          <w:szCs w:val="24"/>
+          <w:lang w:val="en-US"/>
+          <w14:ligatures w14:val="none"/>
+        </w:rPr>
+        <w:t xml:space="preserve">. Three system calls are supported: </w:t>
+      </w:r>
+      <w:r>
+        <w:rPr>
+          <w:rFonts w:ascii="Times New Roman" w:eastAsia="Times New Roman" w:hAnsi="Times New Roman" w:cs="Times New Roman"/>
+          <w:kern w:val="0"/>
+          <w:sz w:val="20"/>
+          <w:szCs w:val="20"/>
+          <w:lang w:val="en-US"/>
+          <w14:ligatures w14:val="none"/>
+        </w:rPr>
+        <w:t>SYS_WRITE</w:t>
+      </w:r>
+      <w:r>
+        <w:rPr>
+          <w:rFonts w:ascii="Times New Roman" w:eastAsia="Times New Roman" w:hAnsi="Times New Roman" w:cs="Times New Roman"/>
+          <w:kern w:val="0"/>
+          <w:sz w:val="24"/>
+          <w:szCs w:val="24"/>
+          <w:lang w:val="en-US"/>
+          <w14:ligatures w14:val="none"/>
+        </w:rPr>
+        <w:t xml:space="preserve"> prints strings to the screen, </w:t>
+      </w:r>
+      <w:r>
+        <w:rPr>
+          <w:rFonts w:ascii="Times New Roman" w:eastAsia="Times New Roman" w:hAnsi="Times New Roman" w:cs="Times New Roman"/>
+          <w:kern w:val="0"/>
+          <w:sz w:val="20"/>
+          <w:szCs w:val="20"/>
+          <w:lang w:val="en-US"/>
+          <w14:ligatures w14:val="none"/>
+        </w:rPr>
+        <w:t>SYS_SPAWN</w:t>
+      </w:r>
+      <w:r>
+        <w:rPr>
+          <w:rFonts w:ascii="Times New Roman" w:eastAsia="Times New Roman" w:hAnsi="Times New Roman" w:cs="Times New Roman"/>
+          <w:kern w:val="0"/>
+          <w:sz w:val="24"/>
+          <w:szCs w:val="24"/>
+          <w:lang w:val="en-US"/>
+          <w14:ligatures w14:val="none"/>
+        </w:rPr>
+        <w:t xml:space="preserve"> creates new tasks and returns a PID, and </w:t>
+      </w:r>
+      <w:r>
+        <w:rPr>
+          <w:rFonts w:ascii="Times New Roman" w:eastAsia="Times New Roman" w:hAnsi="Times New Roman" w:cs="Times New Roman"/>
+          <w:kern w:val="0"/>
+          <w:sz w:val="20"/>
+          <w:szCs w:val="20"/>
+          <w:lang w:val="en-US"/>
+          <w14:ligatures w14:val="none"/>
+        </w:rPr>
+        <w:t>SYS_EXIT</w:t>
+      </w:r>
+      <w:r>
+        <w:rPr>
+          <w:rFonts w:ascii="Times New Roman" w:eastAsia="Times New Roman" w:hAnsi="Times New Roman" w:cs="Times New Roman"/>
+          <w:kern w:val="0"/>
+          <w:sz w:val="24"/>
+          <w:szCs w:val="24"/>
+          <w:lang w:val="en-US"/>
+          <w14:ligatures w14:val="none"/>
+        </w:rPr>
+        <w:t xml:space="preserve"> terminates the current task. The interrupt is handled through IDT vector 0x80, with an assembly stub preserving registers before invoking the C handler.</w:t>
+      </w:r>
+    </w:p>
+    <w:p>
+      <w:pPr>
+        <w:spacing w:before="100" w:beforeAutospacing="1" w:after="100" w:afterAutospacing="1" w:line="240" w:lineRule="auto"/>
+        <w:jc w:val="both"/>
+        <w:rPr>
+          <w:rFonts w:ascii="Times New Roman" w:eastAsia="Times New Roman" w:hAnsi="Times New Roman" w:cs="Times New Roman"/>
+          <w:kern w:val="0"/>
+          <w:sz w:val="24"/>
+          <w:szCs w:val="24"/>
+          <w:lang w:val="en-US"/>
+          <w14:ligatures w14:val="none"/>
+        </w:rPr>
+      </w:pPr>
+      <w:r>
+        <w:rPr>
+          <w:rFonts w:ascii="Times New Roman" w:eastAsia="Times New Roman" w:hAnsi="Times New Roman" w:cs="Times New Roman"/>
+          <w:kern w:val="0"/>
+          <w:sz w:val="24"/>
+          <w:szCs w:val="24"/>
+          <w:lang w:val="en-US"/>
+          <w14:ligatures w14:val="none"/>
+        </w:rPr>
+        <w:t xml:space="preserve">The keyboard driver uses a 256-entry circular buffer to store input, ensuring no keystrokes are lost. The </w:t>
+      </w:r>
+      <w:proofErr w:type="spellStart"/>
+      <w:r>
+        <w:rPr>
+          <w:rFonts w:ascii="Times New Roman" w:eastAsia="Times New Roman" w:hAnsi="Times New Roman" w:cs="Times New Roman"/>
+          <w:kern w:val="0"/>
+          <w:sz w:val="20"/>
+          <w:szCs w:val="20"/>
+          <w:lang w:val="en-US"/>
+          <w14:ligatures w14:val="none"/>
+        </w:rPr>
+        <w:t>keyboard_read_</w:t>
+      </w:r>
+      <w:proofErr w:type="gramStart"/>
+      <w:r>
+        <w:rPr>
+          <w:rFonts w:ascii="Times New Roman" w:eastAsia="Times New Roman" w:hAnsi="Times New Roman" w:cs="Times New Roman"/>
+          <w:kern w:val="0"/>
+          <w:sz w:val="20"/>
+          <w:szCs w:val="20"/>
+          <w:lang w:val="en-US"/>
+          <w14:ligatures w14:val="none"/>
+        </w:rPr>
+        <w:t>line</w:t>
+      </w:r>
+      <w:proofErr w:type="spellEnd"/>
+      <w:r>
+        <w:rPr>
+          <w:rFonts w:ascii="Times New Roman" w:eastAsia="Times New Roman" w:hAnsi="Times New Roman" w:cs="Times New Roman"/>
+          <w:kern w:val="0"/>
+          <w:sz w:val="20"/>
+          <w:szCs w:val="20"/>
+          <w:lang w:val="en-US"/>
+          <w14:ligatures w14:val="none"/>
+        </w:rPr>
+        <w:t>(</w:t>
+      </w:r>
+      <w:proofErr w:type="gramEnd"/>
+      <w:r>
+        <w:rPr>
+          <w:rFonts w:ascii="Times New Roman" w:eastAsia="Times New Roman" w:hAnsi="Times New Roman" w:cs="Times New Roman"/>
+          <w:kern w:val="0"/>
+          <w:sz w:val="20"/>
+          <w:szCs w:val="20"/>
+          <w:lang w:val="en-US"/>
+          <w14:ligatures w14:val="none"/>
+        </w:rPr>
+        <w:t>)</w:t>
+      </w:r>
+      <w:r>
+        <w:rPr>
+          <w:rFonts w:ascii="Times New Roman" w:eastAsia="Times New Roman" w:hAnsi="Times New Roman" w:cs="Times New Roman"/>
+          <w:kern w:val="0"/>
+          <w:sz w:val="24"/>
+          <w:szCs w:val="24"/>
+          <w:lang w:val="en-US"/>
+          <w14:ligatures w14:val="none"/>
+        </w:rPr>
+        <w:t xml:space="preserve"> function efficiently blocks using </w:t>
+      </w:r>
+      <w:proofErr w:type="spellStart"/>
+      <w:r>
+        <w:rPr>
+          <w:rFonts w:ascii="Times New Roman" w:eastAsia="Times New Roman" w:hAnsi="Times New Roman" w:cs="Times New Roman"/>
+          <w:kern w:val="0"/>
+          <w:sz w:val="20"/>
+          <w:szCs w:val="20"/>
+          <w:lang w:val="en-US"/>
+          <w14:ligatures w14:val="none"/>
+        </w:rPr>
+        <w:t>sti</w:t>
+      </w:r>
+      <w:proofErr w:type="spellEnd"/>
+      <w:r>
+        <w:rPr>
+          <w:rFonts w:ascii="Times New Roman" w:eastAsia="Times New Roman" w:hAnsi="Times New Roman" w:cs="Times New Roman"/>
+          <w:kern w:val="0"/>
+          <w:sz w:val="20"/>
+          <w:szCs w:val="20"/>
+          <w:lang w:val="en-US"/>
+          <w14:ligatures w14:val="none"/>
+        </w:rPr>
+        <w:t xml:space="preserve">; </w:t>
+      </w:r>
+      <w:proofErr w:type="spellStart"/>
+      <w:r>
+        <w:rPr>
+          <w:rFonts w:ascii="Times New Roman" w:eastAsia="Times New Roman" w:hAnsi="Times New Roman" w:cs="Times New Roman"/>
+          <w:kern w:val="0"/>
+          <w:sz w:val="20"/>
+          <w:szCs w:val="20"/>
+          <w:lang w:val="en-US"/>
+          <w14:ligatures w14:val="none"/>
+        </w:rPr>
+        <w:t>hlt</w:t>
+      </w:r>
+      <w:proofErr w:type="spellEnd"/>
+      <w:r>
+        <w:rPr>
+          <w:rFonts w:ascii="Times New Roman" w:eastAsia="Times New Roman" w:hAnsi="Times New Roman" w:cs="Times New Roman"/>
+          <w:kern w:val="0"/>
+          <w:sz w:val="24"/>
+          <w:szCs w:val="24"/>
+          <w:lang w:val="en-US"/>
+          <w14:ligatures w14:val="none"/>
+        </w:rPr>
+        <w:t>, processes input, and returns complete commands.</w:t>
+      </w:r>
+    </w:p>
+    <w:p>
+      <w:pPr>
+        <w:spacing w:before="100" w:beforeAutospacing="1" w:after="100" w:afterAutospacing="1" w:line="240" w:lineRule="auto"/>
+        <w:jc w:val="both"/>
+        <w:rPr>
+          <w:rFonts w:ascii="Times New Roman" w:eastAsia="Times New Roman" w:hAnsi="Times New Roman" w:cs="Times New Roman"/>
+          <w:kern w:val="0"/>
+          <w:sz w:val="24"/>
+          <w:szCs w:val="24"/>
+          <w:lang w:val="en-US"/>
+          <w14:ligatures w14:val="none"/>
+        </w:rPr>
+      </w:pPr>
+      <w:r>
+        <w:rPr>
+          <w:rFonts w:ascii="Times New Roman" w:eastAsia="Times New Roman" w:hAnsi="Times New Roman" w:cs="Times New Roman"/>
+          <w:kern w:val="0"/>
+          <w:sz w:val="24"/>
+          <w:szCs w:val="24"/>
+          <w:lang w:val="en-US"/>
+          <w14:ligatures w14:val="none"/>
+        </w:rPr>
+        <w:t xml:space="preserve">The shell acts as the main user interface, reading input, parsing it into arguments, and executing commands such as </w:t>
+      </w:r>
+      <w:r>
+        <w:rPr>
+          <w:rFonts w:ascii="Times New Roman" w:eastAsia="Times New Roman" w:hAnsi="Times New Roman" w:cs="Times New Roman"/>
+          <w:kern w:val="0"/>
+          <w:sz w:val="20"/>
+          <w:szCs w:val="20"/>
+          <w:lang w:val="en-US"/>
+          <w14:ligatures w14:val="none"/>
+        </w:rPr>
+        <w:t>help</w:t>
+      </w:r>
+      <w:r>
+        <w:rPr>
+          <w:rFonts w:ascii="Times New Roman" w:eastAsia="Times New Roman" w:hAnsi="Times New Roman" w:cs="Times New Roman"/>
+          <w:kern w:val="0"/>
+          <w:sz w:val="24"/>
+          <w:szCs w:val="24"/>
+          <w:lang w:val="en-US"/>
+          <w14:ligatures w14:val="none"/>
+        </w:rPr>
+        <w:t xml:space="preserve">, </w:t>
+      </w:r>
+      <w:r>
+        <w:rPr>
+          <w:rFonts w:ascii="Times New Roman" w:eastAsia="Times New Roman" w:hAnsi="Times New Roman" w:cs="Times New Roman"/>
+          <w:kern w:val="0"/>
+          <w:sz w:val="20"/>
+          <w:szCs w:val="20"/>
+          <w:lang w:val="en-US"/>
+          <w14:ligatures w14:val="none"/>
+        </w:rPr>
+        <w:t>clear</w:t>
+      </w:r>
+      <w:r>
+        <w:rPr>
+          <w:rFonts w:ascii="Times New Roman" w:eastAsia="Times New Roman" w:hAnsi="Times New Roman" w:cs="Times New Roman"/>
+          <w:kern w:val="0"/>
+          <w:sz w:val="24"/>
+          <w:szCs w:val="24"/>
+          <w:lang w:val="en-US"/>
+          <w14:ligatures w14:val="none"/>
+        </w:rPr>
+        <w:t xml:space="preserve">, </w:t>
+      </w:r>
+      <w:r>
+        <w:rPr>
+          <w:rFonts w:ascii="Times New Roman" w:eastAsia="Times New Roman" w:hAnsi="Times New Roman" w:cs="Times New Roman"/>
+          <w:kern w:val="0"/>
+          <w:sz w:val="20"/>
+          <w:szCs w:val="20"/>
+          <w:lang w:val="en-US"/>
+          <w14:ligatures w14:val="none"/>
+        </w:rPr>
+        <w:t>tasks</w:t>
+      </w:r>
+      <w:r>
+        <w:rPr>
+          <w:rFonts w:ascii="Times New Roman" w:eastAsia="Times New Roman" w:hAnsi="Times New Roman" w:cs="Times New Roman"/>
+          <w:kern w:val="0"/>
+          <w:sz w:val="24"/>
+          <w:szCs w:val="24"/>
+          <w:lang w:val="en-US"/>
+          <w14:ligatures w14:val="none"/>
+        </w:rPr>
+        <w:t xml:space="preserve">, </w:t>
+      </w:r>
+      <w:r>
+        <w:rPr>
+          <w:rFonts w:ascii="Times New Roman" w:eastAsia="Times New Roman" w:hAnsi="Times New Roman" w:cs="Times New Roman"/>
+          <w:kern w:val="0"/>
+          <w:sz w:val="20"/>
+          <w:szCs w:val="20"/>
+          <w:lang w:val="en-US"/>
+          <w14:ligatures w14:val="none"/>
+        </w:rPr>
+        <w:t>spawn</w:t>
+      </w:r>
+      <w:r>
+        <w:rPr>
+          <w:rFonts w:ascii="Times New Roman" w:eastAsia="Times New Roman" w:hAnsi="Times New Roman" w:cs="Times New Roman"/>
+          <w:kern w:val="0"/>
+          <w:sz w:val="24"/>
+          <w:szCs w:val="24"/>
+          <w:lang w:val="en-US"/>
+          <w14:ligatures w14:val="none"/>
+        </w:rPr>
+        <w:t xml:space="preserve">, </w:t>
+      </w:r>
+      <w:r>
+        <w:rPr>
+          <w:rFonts w:ascii="Times New Roman" w:eastAsia="Times New Roman" w:hAnsi="Times New Roman" w:cs="Times New Roman"/>
+          <w:kern w:val="0"/>
+          <w:sz w:val="20"/>
+          <w:szCs w:val="20"/>
+          <w:lang w:val="en-US"/>
+          <w14:ligatures w14:val="none"/>
+        </w:rPr>
+        <w:t>about</w:t>
+      </w:r>
+      <w:r>
+        <w:rPr>
+          <w:rFonts w:ascii="Times New Roman" w:eastAsia="Times New Roman" w:hAnsi="Times New Roman" w:cs="Times New Roman"/>
+          <w:kern w:val="0"/>
+          <w:sz w:val="24"/>
+          <w:szCs w:val="24"/>
+          <w:lang w:val="en-US"/>
+          <w14:ligatures w14:val="none"/>
+        </w:rPr>
+        <w:t xml:space="preserve">, and </w:t>
+      </w:r>
+      <w:r>
+        <w:rPr>
+          <w:rFonts w:ascii="Times New Roman" w:eastAsia="Times New Roman" w:hAnsi="Times New Roman" w:cs="Times New Roman"/>
+          <w:kern w:val="0"/>
+          <w:sz w:val="20"/>
+          <w:szCs w:val="20"/>
+          <w:lang w:val="en-US"/>
+          <w14:ligatures w14:val="none"/>
+        </w:rPr>
+        <w:t>exit</w:t>
+      </w:r>
+      <w:r>
+        <w:rPr>
+          <w:rFonts w:ascii="Times New Roman" w:eastAsia="Times New Roman" w:hAnsi="Times New Roman" w:cs="Times New Roman"/>
+          <w:kern w:val="0"/>
+          <w:sz w:val="24"/>
+          <w:szCs w:val="24"/>
+          <w:lang w:val="en-US"/>
+          <w14:ligatures w14:val="none"/>
+        </w:rPr>
+        <w:t>. All string operations are manually implemented due to the absence of a standard library.</w:t>
+      </w:r>
+    </w:p>
+    <w:p>
+      <w:pPr>
+        <w:pStyle w:val="Heading4"/>
+        <w:spacing w:line="360" w:lineRule="auto"/>
+        <w:jc w:val="both"/>
+        <w:rPr>
+          <w:rFonts w:ascii="Times New Roman" w:hAnsi="Times New Roman" w:cs="Times New Roman"/>
+          <w:i w:val="0"/>
+          <w:iCs w:val="0"/>
+          <w:sz w:val="24"/>
+          <w:szCs w:val="24"/>
+        </w:rPr>
+      </w:pPr>
+      <w:r>
+        <w:rPr>
+          <w:rFonts w:ascii="Times New Roman" w:hAnsi="Times New Roman" w:cs="Times New Roman"/>
+          <w:i w:val="0"/>
+          <w:iCs w:val="0"/>
+          <w:sz w:val="24"/>
+          <w:szCs w:val="24"/>
+        </w:rPr>
+        <w:t xml:space="preserve">Phase </w:t>
+      </w:r>
+      <w:r>
+        <w:rPr>
+          <w:rFonts w:ascii="Times New Roman" w:hAnsi="Times New Roman" w:cs="Times New Roman"/>
+          <w:i w:val="0"/>
+          <w:iCs w:val="0"/>
+          <w:sz w:val="24"/>
+          <w:szCs w:val="24"/>
+        </w:rPr>
+        <w:t>4</w:t>
+      </w:r>
+      <w:r>
+        <w:rPr>
+          <w:rFonts w:ascii="Times New Roman" w:hAnsi="Times New Roman" w:cs="Times New Roman"/>
+          <w:i w:val="0"/>
+          <w:iCs w:val="0"/>
+          <w:sz w:val="24"/>
+          <w:szCs w:val="24"/>
+        </w:rPr>
+        <w:t xml:space="preserve"> Status</w:t>
+      </w:r>
+    </w:p>
+    <w:p>
+      <w:pPr>
+        <w:spacing w:before="100" w:beforeAutospacing="1" w:after="100" w:afterAutospacing="1" w:line="240" w:lineRule="auto"/>
+        <w:jc w:val="both"/>
+        <w:rPr>
+          <w:rFonts w:ascii="Times New Roman" w:eastAsia="Times New Roman" w:hAnsi="Times New Roman" w:cs="Times New Roman"/>
+          <w:kern w:val="0"/>
+          <w:sz w:val="24"/>
+          <w:szCs w:val="24"/>
+          <w:lang w:val="en-US"/>
+          <w14:ligatures w14:val="none"/>
+        </w:rPr>
+      </w:pPr>
+      <w:r>
+        <w:rPr>
+          <w:rFonts w:ascii="Times New Roman" w:eastAsia="Times New Roman" w:hAnsi="Times New Roman" w:cs="Times New Roman"/>
+          <w:kern w:val="0"/>
+          <w:sz w:val="24"/>
+          <w:szCs w:val="24"/>
+          <w:lang w:val="en-US"/>
+          <w14:ligatures w14:val="none"/>
+        </w:rPr>
+        <w:t xml:space="preserve">Results show that the shell correctly processes user input and executes commands. The system </w:t>
+      </w:r>
+      <w:proofErr w:type="gramStart"/>
+      <w:r>
+        <w:rPr>
+          <w:rFonts w:ascii="Times New Roman" w:eastAsia="Times New Roman" w:hAnsi="Times New Roman" w:cs="Times New Roman"/>
+          <w:kern w:val="0"/>
+          <w:sz w:val="24"/>
+          <w:szCs w:val="24"/>
+          <w:lang w:val="en-US"/>
+          <w14:ligatures w14:val="none"/>
+        </w:rPr>
+        <w:t>call</w:t>
+      </w:r>
+      <w:proofErr w:type="gramEnd"/>
+      <w:r>
+        <w:rPr>
+          <w:rFonts w:ascii="Times New Roman" w:eastAsia="Times New Roman" w:hAnsi="Times New Roman" w:cs="Times New Roman"/>
+          <w:kern w:val="0"/>
+          <w:sz w:val="24"/>
+          <w:szCs w:val="24"/>
+          <w:lang w:val="en-US"/>
+          <w14:ligatures w14:val="none"/>
+        </w:rPr>
+        <w:t xml:space="preserve"> interface functions reliably, enabling task creation and termination through kernel-managed operations.</w:t>
+      </w:r>
+    </w:p>
+    <w:p>
+      <w:pPr>
+        <w:spacing w:before="140" w:after="60"/>
+        <w:jc w:val="center"/>
+        <w:rPr>
+          <w:rFonts w:ascii="Times New Roman" w:hAnsi="Times New Roman" w:cs="Times New Roman"/>
+        </w:rPr>
+      </w:pPr>
+      <w:r>
+        <w:rPr>
+          <w:noProof/>
         </w:rPr>
         <w:lastRenderedPageBreak/>
-        <w:t>PHASE 4</w:t>
-      </w:r>
-      <w:bookmarkEnd w:id="8"/>
-    </w:p>
-    <w:p>
-      <w:pPr>
-        <w:pStyle w:val="Heading4"/>
-        <w:rPr>
-          <w:rFonts w:ascii="Times New Roman" w:hAnsi="Times New Roman" w:cs="Times New Roman"/>
-          <w:i w:val="0"/>
-          <w:sz w:val="24"/>
-          <w:szCs w:val="24"/>
-        </w:rPr>
-      </w:pPr>
-      <w:r>
-        <w:rPr>
-          <w:rFonts w:ascii="Times New Roman" w:hAnsi="Times New Roman" w:cs="Times New Roman"/>
-          <w:i w:val="0"/>
-          <w:sz w:val="24"/>
-          <w:szCs w:val="24"/>
-        </w:rPr>
-        <w:t>System calls</w:t>
-      </w:r>
-    </w:p>
-    <w:p>
-      <w:pPr>
-        <w:spacing w:line="360" w:lineRule="auto"/>
-        <w:rPr>
-          <w:rFonts w:ascii="Times New Roman" w:hAnsi="Times New Roman" w:cs="Times New Roman"/>
-          <w:sz w:val="24"/>
-          <w:szCs w:val="24"/>
-        </w:rPr>
-      </w:pPr>
-      <w:r>
-        <w:rPr>
-          <w:rFonts w:ascii="Times New Roman" w:hAnsi="Times New Roman" w:cs="Times New Roman"/>
-          <w:sz w:val="24"/>
-          <w:szCs w:val="24"/>
-        </w:rPr>
-        <w:t xml:space="preserve">System call interface using software interrupt int 0x80 with </w:t>
+        <w:drawing>
+          <wp:inline distT="0" distB="0" distL="0" distR="0" wp14:anchorId="23AF371E" wp14:editId="13E24CD9">
+            <wp:extent cx="2475865" cy="3026920"/>
+            <wp:effectExtent l="0" t="0" r="635" b="2540"/>
+            <wp:docPr id="10" name="Picture 10"/>
+            <wp:cNvGraphicFramePr>
+              <a:graphicFrameLocks xmlns:a="http://schemas.openxmlformats.org/drawingml/2006/main" noChangeAspect="1"/>
+            </wp:cNvGraphicFramePr>
+            <a:graphic xmlns:a="http://schemas.openxmlformats.org/drawingml/2006/main">
+              <a:graphicData uri="http://schemas.openxmlformats.org/drawingml/2006/picture">
+                <pic:pic xmlns:pic="http://schemas.openxmlformats.org/drawingml/2006/picture">
+                  <pic:nvPicPr>
+                    <pic:cNvPr id="0" name="Picture 3"/>
+                    <pic:cNvPicPr>
+                      <a:picLocks noChangeAspect="1" noChangeArrowheads="1"/>
+                    </pic:cNvPicPr>
+                  </pic:nvPicPr>
+                  <pic:blipFill rotWithShape="1">
+                    <a:blip r:embed="rId12" cstate="print">
+                      <a:extLst>
+                        <a:ext uri="{28A0092B-C50C-407E-A947-70E740481C1C}">
+                          <a14:useLocalDpi xmlns:a14="http://schemas.microsoft.com/office/drawing/2010/main" val="0"/>
+                        </a:ext>
+                      </a:extLst>
+                    </a:blip>
+                    <a:srcRect l="21779" r="39624" b="16110"/>
+                    <a:stretch/>
+                  </pic:blipFill>
+                  <pic:spPr bwMode="auto">
+                    <a:xfrm>
+                      <a:off x="0" y="0"/>
+                      <a:ext cx="2492010" cy="3046658"/>
+                    </a:xfrm>
+                    <a:prstGeom prst="rect">
+                      <a:avLst/>
+                    </a:prstGeom>
+                    <a:noFill/>
+                    <a:ln>
+                      <a:noFill/>
+                    </a:ln>
+                    <a:extLst>
+                      <a:ext uri="{53640926-AAD7-44D8-BBD7-CCE9431645EC}">
+                        <a14:shadowObscured xmlns:a14="http://schemas.microsoft.com/office/drawing/2010/main"/>
+                      </a:ext>
+                    </a:extLst>
+                  </pic:spPr>
+                </pic:pic>
+              </a:graphicData>
+            </a:graphic>
+          </wp:inline>
+        </w:drawing>
+      </w:r>
+    </w:p>
+    <w:p>
+      <w:pPr>
+        <w:spacing w:after="200"/>
+        <w:jc w:val="center"/>
+        <w:rPr>
+          <w:rFonts w:ascii="Times New Roman" w:hAnsi="Times New Roman" w:cs="Times New Roman"/>
+        </w:rPr>
+      </w:pPr>
+      <w:r>
+        <w:rPr>
+          <w:rFonts w:ascii="Times New Roman" w:hAnsi="Times New Roman" w:cs="Times New Roman"/>
+          <w:noProof/>
+        </w:rPr>
+        <w:drawing>
+          <wp:anchor distT="0" distB="0" distL="114300" distR="114300" simplePos="0" relativeHeight="251662336" behindDoc="1" locked="0" layoutInCell="1" allowOverlap="1" wp14:anchorId="6BAAD73A" wp14:editId="140FC755">
+            <wp:simplePos x="0" y="0"/>
+            <wp:positionH relativeFrom="column">
+              <wp:posOffset>876300</wp:posOffset>
+            </wp:positionH>
+            <wp:positionV relativeFrom="paragraph">
+              <wp:posOffset>520065</wp:posOffset>
+            </wp:positionV>
+            <wp:extent cx="3295650" cy="2143760"/>
+            <wp:effectExtent l="0" t="0" r="0" b="8890"/>
+            <wp:wrapTopAndBottom/>
+            <wp:docPr id="9" name="Picture 9"/>
+            <wp:cNvGraphicFramePr>
+              <a:graphicFrameLocks xmlns:a="http://schemas.openxmlformats.org/drawingml/2006/main" noChangeAspect="1"/>
+            </wp:cNvGraphicFramePr>
+            <a:graphic xmlns:a="http://schemas.openxmlformats.org/drawingml/2006/main">
+              <a:graphicData uri="http://schemas.openxmlformats.org/drawingml/2006/picture">
+                <pic:pic xmlns:pic="http://schemas.openxmlformats.org/drawingml/2006/picture">
+                  <pic:nvPicPr>
+                    <pic:cNvPr id="0" name="Picture 1"/>
+                    <pic:cNvPicPr>
+                      <a:picLocks noChangeAspect="1" noChangeArrowheads="1"/>
+                    </pic:cNvPicPr>
+                  </pic:nvPicPr>
+                  <pic:blipFill>
+                    <a:blip r:embed="rId13">
+                      <a:extLst>
+                        <a:ext uri="{28A0092B-C50C-407E-A947-70E740481C1C}">
+                          <a14:useLocalDpi xmlns:a14="http://schemas.microsoft.com/office/drawing/2010/main" val="0"/>
+                        </a:ext>
+                      </a:extLst>
+                    </a:blip>
+                    <a:srcRect/>
+                    <a:stretch>
+                      <a:fillRect/>
+                    </a:stretch>
+                  </pic:blipFill>
+                  <pic:spPr bwMode="auto">
+                    <a:xfrm>
+                      <a:off x="0" y="0"/>
+                      <a:ext cx="3295650" cy="2143760"/>
+                    </a:xfrm>
+                    <a:prstGeom prst="rect">
+                      <a:avLst/>
+                    </a:prstGeom>
+                    <a:noFill/>
+                    <a:ln>
+                      <a:noFill/>
+                    </a:ln>
+                  </pic:spPr>
+                </pic:pic>
+              </a:graphicData>
+            </a:graphic>
+            <wp14:sizeRelV relativeFrom="margin">
+              <wp14:pctHeight>0</wp14:pctHeight>
+            </wp14:sizeRelV>
+          </wp:anchor>
+        </w:drawing>
+      </w:r>
+      <w:r>
+        <w:rPr>
+          <w:rFonts w:ascii="Times New Roman" w:eastAsia="Arial" w:hAnsi="Times New Roman" w:cs="Times New Roman"/>
+          <w:i/>
+          <w:iCs/>
+          <w:color w:val="666666"/>
+          <w:sz w:val="18"/>
+          <w:szCs w:val="18"/>
+        </w:rPr>
+        <w:t>Figure 7: Shell responding to 'help' command — lists all available commands with descriptions. The '</w:t>
       </w:r>
       <w:proofErr w:type="spellStart"/>
       <w:r>
         <w:rPr>
-          <w:rFonts w:ascii="Times New Roman" w:hAnsi="Times New Roman" w:cs="Times New Roman"/>
-          <w:sz w:val="24"/>
-          <w:szCs w:val="24"/>
+          <w:rFonts w:ascii="Times New Roman" w:eastAsia="Arial" w:hAnsi="Times New Roman" w:cs="Times New Roman"/>
+          <w:i/>
+          <w:iCs/>
+          <w:color w:val="666666"/>
+          <w:sz w:val="18"/>
+          <w:szCs w:val="18"/>
+        </w:rPr>
+        <w:t>myos</w:t>
+      </w:r>
+      <w:proofErr w:type="spellEnd"/>
+      <w:r>
+        <w:rPr>
+          <w:rFonts w:ascii="Times New Roman" w:eastAsia="Arial" w:hAnsi="Times New Roman" w:cs="Times New Roman"/>
+          <w:i/>
+          <w:iCs/>
+          <w:color w:val="666666"/>
+          <w:sz w:val="18"/>
+          <w:szCs w:val="18"/>
+        </w:rPr>
+        <w:t>&gt;' prompt and command echo confirm keyboard input is working correctly.</w:t>
+      </w:r>
+    </w:p>
+    <w:p>
+      <w:pPr>
+        <w:pStyle w:val="NormalWeb"/>
+      </w:pPr>
+    </w:p>
+    <w:p>
+      <w:pPr>
+        <w:spacing w:before="140" w:after="60"/>
+        <w:jc w:val="center"/>
+        <w:rPr>
+          <w:rFonts w:ascii="Times New Roman" w:hAnsi="Times New Roman" w:cs="Times New Roman"/>
+        </w:rPr>
+      </w:pPr>
+    </w:p>
+    <w:p>
+      <w:pPr>
+        <w:spacing w:after="200"/>
+        <w:jc w:val="center"/>
+        <w:rPr>
+          <w:rFonts w:ascii="Times New Roman" w:hAnsi="Times New Roman" w:cs="Times New Roman"/>
+        </w:rPr>
+      </w:pPr>
+      <w:r>
+        <w:rPr>
+          <w:rFonts w:ascii="Times New Roman" w:eastAsia="Arial" w:hAnsi="Times New Roman" w:cs="Times New Roman"/>
+          <w:i/>
+          <w:iCs/>
+          <w:color w:val="666666"/>
+          <w:sz w:val="18"/>
+          <w:szCs w:val="18"/>
+        </w:rPr>
+        <w:t xml:space="preserve">Figure 8: Shell 'about' command output showing OS details, and successful 'exit' command — prints 'Goodbye!' and terminates the shell task cleanly via the SYS_EXIT </w:t>
+      </w:r>
+      <w:proofErr w:type="spellStart"/>
+      <w:r>
+        <w:rPr>
+          <w:rFonts w:ascii="Times New Roman" w:eastAsia="Arial" w:hAnsi="Times New Roman" w:cs="Times New Roman"/>
+          <w:i/>
+          <w:iCs/>
+          <w:color w:val="666666"/>
+          <w:sz w:val="18"/>
+          <w:szCs w:val="18"/>
         </w:rPr>
         <w:t>syscall</w:t>
       </w:r>
       <w:proofErr w:type="spellEnd"/>
       <w:r>
         <w:rPr>
-          <w:rFonts w:ascii="Times New Roman" w:hAnsi="Times New Roman" w:cs="Times New Roman"/>
-          <w:sz w:val="24"/>
-          <w:szCs w:val="24"/>
-        </w:rPr>
-        <w:t xml:space="preserve"> number in EAX register</w:t>
-      </w:r>
-    </w:p>
-    <w:p>
-      <w:pPr>
-        <w:pStyle w:val="ListParagraph"/>
-        <w:numPr>
-          <w:ilvl w:val="0"/>
-          <w:numId w:val="5"/>
-        </w:numPr>
+          <w:rFonts w:ascii="Times New Roman" w:eastAsia="Arial" w:hAnsi="Times New Roman" w:cs="Times New Roman"/>
+          <w:i/>
+          <w:iCs/>
+          <w:color w:val="666666"/>
+          <w:sz w:val="18"/>
+          <w:szCs w:val="18"/>
+        </w:rPr>
+        <w:t>.</w:t>
+      </w:r>
+    </w:p>
+    <w:p>
+      <w:pPr>
         <w:spacing w:before="40" w:after="40" w:line="360" w:lineRule="auto"/>
-        <w:contextualSpacing w:val="0"/>
-        <w:jc w:val="both"/>
-        <w:rPr>
-          <w:rFonts w:ascii="Times New Roman" w:hAnsi="Times New Roman" w:cs="Times New Roman"/>
-          <w:sz w:val="24"/>
-          <w:szCs w:val="24"/>
-        </w:rPr>
-      </w:pPr>
-      <w:proofErr w:type="spellStart"/>
-      <w:r>
-        <w:rPr>
-          <w:rFonts w:ascii="Times New Roman" w:hAnsi="Times New Roman" w:cs="Times New Roman"/>
-          <w:sz w:val="24"/>
-          <w:szCs w:val="24"/>
-        </w:rPr>
-        <w:t>sys_write</w:t>
-      </w:r>
-      <w:proofErr w:type="spellEnd"/>
-      <w:r>
-        <w:rPr>
-          <w:rFonts w:ascii="Times New Roman" w:hAnsi="Times New Roman" w:cs="Times New Roman"/>
-          <w:sz w:val="24"/>
-          <w:szCs w:val="24"/>
-        </w:rPr>
-        <w:t xml:space="preserve"> (EAX=1) — write a null-terminated string to the VGA console</w:t>
-      </w:r>
-    </w:p>
-    <w:p>
-      <w:pPr>
-        <w:pStyle w:val="ListParagraph"/>
-        <w:numPr>
-          <w:ilvl w:val="0"/>
-          <w:numId w:val="5"/>
-        </w:numPr>
-        <w:spacing w:before="40" w:after="40" w:line="360" w:lineRule="auto"/>
-        <w:contextualSpacing w:val="0"/>
-        <w:jc w:val="both"/>
-        <w:rPr>
-          <w:rFonts w:ascii="Times New Roman" w:hAnsi="Times New Roman" w:cs="Times New Roman"/>
-          <w:sz w:val="24"/>
-          <w:szCs w:val="24"/>
-        </w:rPr>
-      </w:pPr>
-      <w:proofErr w:type="spellStart"/>
-      <w:r>
-        <w:rPr>
-          <w:rFonts w:ascii="Times New Roman" w:hAnsi="Times New Roman" w:cs="Times New Roman"/>
-          <w:sz w:val="24"/>
-          <w:szCs w:val="24"/>
-        </w:rPr>
-        <w:t>sys_spawn</w:t>
-      </w:r>
-      <w:proofErr w:type="spellEnd"/>
-      <w:r>
-        <w:rPr>
-          <w:rFonts w:ascii="Times New Roman" w:hAnsi="Times New Roman" w:cs="Times New Roman"/>
-          <w:sz w:val="24"/>
-          <w:szCs w:val="24"/>
-        </w:rPr>
-        <w:t xml:space="preserve"> (EAX=2) — create a new kernel thread from a function pointer</w:t>
-      </w:r>
-    </w:p>
-    <w:p>
-      <w:pPr>
-        <w:pStyle w:val="ListParagraph"/>
-        <w:numPr>
-          <w:ilvl w:val="0"/>
-          <w:numId w:val="5"/>
-        </w:numPr>
-        <w:spacing w:before="40" w:after="40" w:line="360" w:lineRule="auto"/>
-        <w:contextualSpacing w:val="0"/>
-        <w:jc w:val="both"/>
-        <w:rPr>
-          <w:rFonts w:ascii="Times New Roman" w:hAnsi="Times New Roman" w:cs="Times New Roman"/>
-          <w:sz w:val="24"/>
-          <w:szCs w:val="24"/>
-        </w:rPr>
-      </w:pPr>
-      <w:proofErr w:type="spellStart"/>
-      <w:r>
-        <w:rPr>
-          <w:rFonts w:ascii="Times New Roman" w:hAnsi="Times New Roman" w:cs="Times New Roman"/>
-          <w:sz w:val="24"/>
-          <w:szCs w:val="24"/>
-        </w:rPr>
-        <w:t>sys_spawn</w:t>
-      </w:r>
-      <w:proofErr w:type="spellEnd"/>
-      <w:r>
-        <w:rPr>
-          <w:rFonts w:ascii="Times New Roman" w:hAnsi="Times New Roman" w:cs="Times New Roman"/>
-          <w:sz w:val="24"/>
-          <w:szCs w:val="24"/>
-        </w:rPr>
-        <w:t xml:space="preserve"> (EAX=3) — </w:t>
-      </w:r>
-      <w:r>
-        <w:rPr>
-          <w:rFonts w:ascii="Times New Roman" w:hAnsi="Times New Roman" w:cs="Times New Roman"/>
-          <w:sz w:val="24"/>
-          <w:szCs w:val="24"/>
-        </w:rPr>
-        <w:t>terminate current task and mark PCB as dead</w:t>
-      </w:r>
+        <w:jc w:val="both"/>
+        <w:rPr>
+          <w:rFonts w:ascii="Times New Roman" w:hAnsi="Times New Roman" w:cs="Times New Roman"/>
+          <w:sz w:val="24"/>
+          <w:szCs w:val="24"/>
+        </w:rPr>
+      </w:pPr>
     </w:p>
     <w:p>
       <w:pPr>
@@ -5733,208 +6140,10 @@
     </w:p>
     <w:p>
       <w:pPr>
-        <w:spacing w:before="40" w:after="40" w:line="360" w:lineRule="auto"/>
-        <w:ind w:left="360"/>
-        <w:jc w:val="both"/>
-        <w:rPr>
-          <w:rFonts w:ascii="Times New Roman" w:hAnsi="Times New Roman" w:cs="Times New Roman"/>
-          <w:sz w:val="24"/>
-          <w:szCs w:val="24"/>
-        </w:rPr>
-      </w:pPr>
-      <w:r>
-        <w:rPr>
-          <w:rFonts w:ascii="Times New Roman" w:hAnsi="Times New Roman" w:cs="Times New Roman"/>
-          <w:sz w:val="24"/>
-          <w:szCs w:val="24"/>
-        </w:rPr>
-        <w:t xml:space="preserve">EAX register stored the system call number. Upon firing of an interrupt, </w:t>
-      </w:r>
-      <w:proofErr w:type="spellStart"/>
-      <w:r>
-        <w:rPr>
-          <w:rFonts w:ascii="Times New Roman" w:hAnsi="Times New Roman" w:cs="Times New Roman"/>
-          <w:sz w:val="24"/>
-          <w:szCs w:val="24"/>
-        </w:rPr>
-        <w:t>syscall_</w:t>
-      </w:r>
-      <w:proofErr w:type="gramStart"/>
-      <w:r>
-        <w:rPr>
-          <w:rFonts w:ascii="Times New Roman" w:hAnsi="Times New Roman" w:cs="Times New Roman"/>
-          <w:sz w:val="24"/>
-          <w:szCs w:val="24"/>
-        </w:rPr>
-        <w:t>handler</w:t>
-      </w:r>
-      <w:proofErr w:type="spellEnd"/>
-      <w:r>
-        <w:rPr>
-          <w:rFonts w:ascii="Times New Roman" w:hAnsi="Times New Roman" w:cs="Times New Roman"/>
-          <w:sz w:val="24"/>
-          <w:szCs w:val="24"/>
-        </w:rPr>
-        <w:t>(</w:t>
-      </w:r>
-      <w:proofErr w:type="gramEnd"/>
-      <w:r>
-        <w:rPr>
-          <w:rFonts w:ascii="Times New Roman" w:hAnsi="Times New Roman" w:cs="Times New Roman"/>
-          <w:sz w:val="24"/>
-          <w:szCs w:val="24"/>
-        </w:rPr>
-        <w:t>) determined the interrupt/system call type.</w:t>
-      </w:r>
-    </w:p>
-    <w:p>
-      <w:pPr>
-        <w:pStyle w:val="Heading4"/>
-        <w:rPr>
-          <w:rFonts w:ascii="Times New Roman" w:hAnsi="Times New Roman" w:cs="Times New Roman"/>
-          <w:i w:val="0"/>
-          <w:sz w:val="24"/>
-          <w:szCs w:val="24"/>
-        </w:rPr>
-      </w:pPr>
-      <w:r>
-        <w:rPr>
-          <w:rFonts w:ascii="Times New Roman" w:hAnsi="Times New Roman" w:cs="Times New Roman"/>
-          <w:i w:val="0"/>
-          <w:sz w:val="24"/>
-          <w:szCs w:val="24"/>
-        </w:rPr>
-        <w:t>Shell</w:t>
-      </w:r>
-    </w:p>
-    <w:p>
-      <w:pPr>
-        <w:rPr>
-          <w:rFonts w:ascii="Times New Roman" w:hAnsi="Times New Roman" w:cs="Times New Roman"/>
-          <w:sz w:val="24"/>
-          <w:szCs w:val="24"/>
-        </w:rPr>
-      </w:pPr>
-      <w:proofErr w:type="spellStart"/>
-      <w:r>
-        <w:rPr>
-          <w:rFonts w:ascii="Times New Roman" w:hAnsi="Times New Roman" w:cs="Times New Roman"/>
-          <w:sz w:val="24"/>
-          <w:szCs w:val="24"/>
-        </w:rPr>
-        <w:t>Vga_</w:t>
-      </w:r>
-      <w:proofErr w:type="gramStart"/>
-      <w:r>
-        <w:rPr>
-          <w:rFonts w:ascii="Times New Roman" w:hAnsi="Times New Roman" w:cs="Times New Roman"/>
-          <w:sz w:val="24"/>
-          <w:szCs w:val="24"/>
-        </w:rPr>
-        <w:t>print</w:t>
-      </w:r>
-      <w:proofErr w:type="spellEnd"/>
-      <w:r>
-        <w:rPr>
-          <w:rFonts w:ascii="Times New Roman" w:hAnsi="Times New Roman" w:cs="Times New Roman"/>
-          <w:sz w:val="24"/>
-          <w:szCs w:val="24"/>
-        </w:rPr>
-        <w:t>(</w:t>
-      </w:r>
-      <w:proofErr w:type="gramEnd"/>
-      <w:r>
-        <w:rPr>
-          <w:rFonts w:ascii="Times New Roman" w:hAnsi="Times New Roman" w:cs="Times New Roman"/>
-          <w:sz w:val="24"/>
-          <w:szCs w:val="24"/>
-        </w:rPr>
-        <w:t xml:space="preserve">) was used to </w:t>
-      </w:r>
-      <w:r>
-        <w:rPr>
-          <w:rFonts w:ascii="Times New Roman" w:hAnsi="Times New Roman" w:cs="Times New Roman"/>
-          <w:sz w:val="24"/>
-          <w:szCs w:val="24"/>
-        </w:rPr>
-        <w:t>implanted message printing on shell.</w:t>
-      </w:r>
-    </w:p>
-    <w:p/>
-    <w:p>
-      <w:pPr>
-        <w:pStyle w:val="Heading4"/>
-        <w:spacing w:line="360" w:lineRule="auto"/>
-        <w:rPr>
-          <w:rFonts w:ascii="Times New Roman" w:hAnsi="Times New Roman" w:cs="Times New Roman"/>
-          <w:i w:val="0"/>
-          <w:sz w:val="24"/>
-          <w:szCs w:val="24"/>
-        </w:rPr>
-      </w:pPr>
-      <w:r>
-        <w:rPr>
-          <w:rFonts w:ascii="Times New Roman" w:hAnsi="Times New Roman" w:cs="Times New Roman"/>
-          <w:i w:val="0"/>
-          <w:sz w:val="24"/>
-          <w:szCs w:val="24"/>
-        </w:rPr>
-        <w:t>Phase 4 result</w:t>
-      </w:r>
-    </w:p>
-    <w:p>
-      <w:pPr>
-        <w:spacing w:line="360" w:lineRule="auto"/>
-        <w:rPr>
-          <w:rFonts w:ascii="Times New Roman" w:hAnsi="Times New Roman" w:cs="Times New Roman"/>
-          <w:sz w:val="24"/>
-          <w:szCs w:val="24"/>
-        </w:rPr>
-      </w:pPr>
-      <w:r>
-        <w:rPr>
-          <w:rFonts w:ascii="Times New Roman" w:hAnsi="Times New Roman" w:cs="Times New Roman"/>
-          <w:sz w:val="24"/>
-          <w:szCs w:val="24"/>
-        </w:rPr>
-        <w:t xml:space="preserve">System successfully provided an interactive shell confirming the creation of functional interactive shell. </w:t>
-      </w:r>
-      <w:r>
-        <w:rPr>
-          <w:rFonts w:ascii="Times New Roman" w:hAnsi="Times New Roman" w:cs="Times New Roman"/>
-          <w:sz w:val="24"/>
-          <w:szCs w:val="24"/>
-        </w:rPr>
-        <w:t xml:space="preserve">System faced issues when spawning. During the creation of a new task, the process is unable to exit state after </w:t>
-      </w:r>
-      <w:r>
-        <w:rPr>
-          <w:rFonts w:ascii="Times New Roman" w:hAnsi="Times New Roman" w:cs="Times New Roman"/>
-          <w:sz w:val="24"/>
-          <w:szCs w:val="24"/>
-        </w:rPr>
-        <w:t xml:space="preserve">creation. </w:t>
-      </w:r>
-    </w:p>
-    <w:p>
-      <w:pPr>
-        <w:spacing w:before="40" w:after="40" w:line="360" w:lineRule="auto"/>
-        <w:ind w:left="360"/>
-        <w:jc w:val="both"/>
-        <w:rPr>
-          <w:rFonts w:ascii="Times New Roman" w:hAnsi="Times New Roman" w:cs="Times New Roman"/>
-          <w:sz w:val="24"/>
-          <w:szCs w:val="24"/>
-        </w:rPr>
-      </w:pPr>
-    </w:p>
-    <w:p>
-      <w:pPr>
-        <w:spacing w:line="360" w:lineRule="auto"/>
-        <w:rPr>
-          <w:rFonts w:ascii="Times New Roman" w:hAnsi="Times New Roman" w:cs="Times New Roman"/>
-          <w:sz w:val="24"/>
-          <w:szCs w:val="24"/>
+        <w:spacing w:line="360" w:lineRule="auto"/>
+        <w:jc w:val="both"/>
+        <w:rPr>
+          <w:rFonts w:ascii="Times New Roman" w:hAnsi="Times New Roman" w:cs="Times New Roman"/>
         </w:rPr>
       </w:pPr>
     </w:p>
@@ -5942,13 +6151,14 @@
       <w:pPr>
         <w:pStyle w:val="Heading2"/>
         <w:spacing w:line="360" w:lineRule="auto"/>
-        <w:rPr>
-          <w:rFonts w:ascii="Times New Roman" w:hAnsi="Times New Roman" w:cs="Times New Roman"/>
-          <w:sz w:val="24"/>
-          <w:szCs w:val="24"/>
-        </w:rPr>
-      </w:pPr>
-      <w:bookmarkStart w:id="9" w:name="_Toc227940192"/>
+        <w:jc w:val="both"/>
+        <w:rPr>
+          <w:rFonts w:ascii="Times New Roman" w:hAnsi="Times New Roman" w:cs="Times New Roman"/>
+          <w:sz w:val="24"/>
+          <w:szCs w:val="24"/>
+        </w:rPr>
+      </w:pPr>
+      <w:bookmarkStart w:id="9" w:name="_Toc227957271"/>
       <w:r>
         <w:rPr>
           <w:rFonts w:ascii="Times New Roman" w:hAnsi="Times New Roman" w:cs="Times New Roman"/>
@@ -5967,10 +6177,9 @@
           <w:numId w:val="2"/>
         </w:numPr>
         <w:spacing w:line="360" w:lineRule="auto"/>
-        <w:rPr>
-          <w:rFonts w:ascii="Times New Roman" w:hAnsi="Times New Roman" w:cs="Times New Roman"/>
-          <w:sz w:val="24"/>
-          <w:szCs w:val="24"/>
+        <w:jc w:val="both"/>
+        <w:rPr>
+          <w:rFonts w:ascii="Times New Roman" w:hAnsi="Times New Roman" w:cs="Times New Roman"/>
         </w:rPr>
       </w:pPr>
       <w:r>
@@ -5990,10 +6199,9 @@
           <w:numId w:val="2"/>
         </w:numPr>
         <w:spacing w:line="360" w:lineRule="auto"/>
-        <w:rPr>
-          <w:rFonts w:ascii="Times New Roman" w:hAnsi="Times New Roman" w:cs="Times New Roman"/>
-          <w:sz w:val="24"/>
-          <w:szCs w:val="24"/>
+        <w:jc w:val="both"/>
+        <w:rPr>
+          <w:rFonts w:ascii="Times New Roman" w:hAnsi="Times New Roman" w:cs="Times New Roman"/>
         </w:rPr>
       </w:pPr>
       <w:r>
@@ -6021,18 +6229,18 @@
           <w:numId w:val="2"/>
         </w:numPr>
         <w:spacing w:line="360" w:lineRule="auto"/>
-        <w:rPr>
-          <w:rFonts w:ascii="Times New Roman" w:hAnsi="Times New Roman" w:cs="Times New Roman"/>
-          <w:sz w:val="24"/>
-          <w:szCs w:val="24"/>
-        </w:rPr>
-      </w:pPr>
-      <w:r>
-        <w:rPr>
-          <w:rFonts w:ascii="Times New Roman" w:hAnsi="Times New Roman" w:cs="Times New Roman"/>
-          <w:sz w:val="24"/>
-          <w:szCs w:val="24"/>
-        </w:rPr>
+        <w:jc w:val="both"/>
+        <w:rPr>
+          <w:rFonts w:ascii="Times New Roman" w:hAnsi="Times New Roman" w:cs="Times New Roman"/>
+        </w:rPr>
+      </w:pPr>
+      <w:r>
+        <w:rPr>
+          <w:rFonts w:ascii="Times New Roman" w:hAnsi="Times New Roman" w:cs="Times New Roman"/>
+          <w:sz w:val="24"/>
+          <w:szCs w:val="24"/>
+        </w:rPr>
+        <w:lastRenderedPageBreak/>
         <w:t>No file system.</w:t>
       </w:r>
     </w:p>
@@ -6044,10 +6252,9 @@
           <w:numId w:val="2"/>
         </w:numPr>
         <w:spacing w:line="360" w:lineRule="auto"/>
-        <w:rPr>
-          <w:rFonts w:ascii="Times New Roman" w:hAnsi="Times New Roman" w:cs="Times New Roman"/>
-          <w:sz w:val="24"/>
-          <w:szCs w:val="24"/>
+        <w:jc w:val="both"/>
+        <w:rPr>
+          <w:rFonts w:ascii="Times New Roman" w:hAnsi="Times New Roman" w:cs="Times New Roman"/>
         </w:rPr>
       </w:pPr>
       <w:r>
@@ -6067,10 +6274,9 @@
           <w:numId w:val="2"/>
         </w:numPr>
         <w:spacing w:line="360" w:lineRule="auto"/>
-        <w:rPr>
-          <w:rFonts w:ascii="Times New Roman" w:hAnsi="Times New Roman" w:cs="Times New Roman"/>
-          <w:sz w:val="24"/>
-          <w:szCs w:val="24"/>
+        <w:jc w:val="both"/>
+        <w:rPr>
+          <w:rFonts w:ascii="Times New Roman" w:hAnsi="Times New Roman" w:cs="Times New Roman"/>
         </w:rPr>
       </w:pPr>
       <w:r>
@@ -6090,10 +6296,9 @@
           <w:numId w:val="2"/>
         </w:numPr>
         <w:spacing w:line="360" w:lineRule="auto"/>
-        <w:rPr>
-          <w:rFonts w:ascii="Times New Roman" w:hAnsi="Times New Roman" w:cs="Times New Roman"/>
-          <w:sz w:val="24"/>
-          <w:szCs w:val="24"/>
+        <w:jc w:val="both"/>
+        <w:rPr>
+          <w:rFonts w:ascii="Times New Roman" w:hAnsi="Times New Roman" w:cs="Times New Roman"/>
         </w:rPr>
       </w:pPr>
       <w:r>
@@ -6104,17 +6309,6 @@
         </w:rPr>
         <w:t>There is no user mode as every single line of runs at CPU privilege level 0.</w:t>
       </w:r>
-    </w:p>
-    <w:p>
-      <w:pPr>
-        <w:spacing w:line="360" w:lineRule="auto"/>
-        <w:ind w:left="360"/>
-        <w:rPr>
-          <w:rFonts w:ascii="Times New Roman" w:hAnsi="Times New Roman" w:cs="Times New Roman"/>
-          <w:sz w:val="24"/>
-          <w:szCs w:val="24"/>
-        </w:rPr>
-      </w:pPr>
       <w:r>
         <w:rPr>
           <w:rFonts w:ascii="Times New Roman" w:hAnsi="Times New Roman" w:cs="Times New Roman"/>
@@ -6128,13 +6322,14 @@
       <w:pPr>
         <w:pStyle w:val="Heading2"/>
         <w:spacing w:line="360" w:lineRule="auto"/>
-        <w:rPr>
-          <w:rFonts w:ascii="Times New Roman" w:hAnsi="Times New Roman" w:cs="Times New Roman"/>
-          <w:sz w:val="24"/>
-          <w:szCs w:val="24"/>
-        </w:rPr>
-      </w:pPr>
-      <w:bookmarkStart w:id="10" w:name="_Toc227940193"/>
+        <w:jc w:val="both"/>
+        <w:rPr>
+          <w:rFonts w:ascii="Times New Roman" w:hAnsi="Times New Roman" w:cs="Times New Roman"/>
+          <w:sz w:val="24"/>
+          <w:szCs w:val="24"/>
+        </w:rPr>
+      </w:pPr>
+      <w:bookmarkStart w:id="10" w:name="_Toc227957272"/>
       <w:r>
         <w:rPr>
           <w:rFonts w:ascii="Times New Roman" w:hAnsi="Times New Roman" w:cs="Times New Roman"/>
@@ -6153,10 +6348,9 @@
           <w:numId w:val="3"/>
         </w:numPr>
         <w:spacing w:line="360" w:lineRule="auto"/>
-        <w:rPr>
-          <w:rFonts w:ascii="Times New Roman" w:hAnsi="Times New Roman" w:cs="Times New Roman"/>
-          <w:sz w:val="24"/>
-          <w:szCs w:val="24"/>
+        <w:jc w:val="both"/>
+        <w:rPr>
+          <w:rFonts w:ascii="Times New Roman" w:hAnsi="Times New Roman" w:cs="Times New Roman"/>
         </w:rPr>
       </w:pPr>
       <w:r>
@@ -6184,10 +6378,9 @@
           <w:numId w:val="3"/>
         </w:numPr>
         <w:spacing w:line="360" w:lineRule="auto"/>
-        <w:rPr>
-          <w:rFonts w:ascii="Times New Roman" w:hAnsi="Times New Roman" w:cs="Times New Roman"/>
-          <w:sz w:val="24"/>
-          <w:szCs w:val="24"/>
+        <w:jc w:val="both"/>
+        <w:rPr>
+          <w:rFonts w:ascii="Times New Roman" w:hAnsi="Times New Roman" w:cs="Times New Roman"/>
         </w:rPr>
       </w:pPr>
       <w:r>
@@ -6207,19 +6400,15 @@
           <w:numId w:val="3"/>
         </w:numPr>
         <w:spacing w:line="360" w:lineRule="auto"/>
-        <w:rPr>
-          <w:rFonts w:ascii="Times New Roman" w:hAnsi="Times New Roman" w:cs="Times New Roman"/>
-          <w:sz w:val="24"/>
-          <w:szCs w:val="24"/>
-        </w:rPr>
-      </w:pPr>
-      <w:r>
-        <w:rPr>
-          <w:rFonts w:ascii="Times New Roman" w:hAnsi="Times New Roman" w:cs="Times New Roman"/>
-          <w:sz w:val="24"/>
-          <w:szCs w:val="24"/>
-        </w:rPr>
-        <w:lastRenderedPageBreak/>
+        <w:jc w:val="both"/>
+        <w:rPr>
+          <w:rFonts w:ascii="Times New Roman" w:hAnsi="Times New Roman" w:cs="Times New Roman"/>
+        </w:rPr>
+      </w:pPr>
+      <w:r>
+        <w:rPr>
+          <w:rFonts w:ascii="Times New Roman" w:hAnsi="Times New Roman" w:cs="Times New Roman"/>
+        </w:rPr>
         <w:t>Backspace test</w:t>
       </w:r>
     </w:p>
@@ -6231,17 +6420,14 @@
           <w:numId w:val="3"/>
         </w:numPr>
         <w:spacing w:line="360" w:lineRule="auto"/>
-        <w:rPr>
-          <w:rFonts w:ascii="Times New Roman" w:hAnsi="Times New Roman" w:cs="Times New Roman"/>
-          <w:sz w:val="24"/>
-          <w:szCs w:val="24"/>
-        </w:rPr>
-      </w:pPr>
-      <w:r>
-        <w:rPr>
-          <w:rFonts w:ascii="Times New Roman" w:hAnsi="Times New Roman" w:cs="Times New Roman"/>
-          <w:sz w:val="24"/>
-          <w:szCs w:val="24"/>
+        <w:jc w:val="both"/>
+        <w:rPr>
+          <w:rFonts w:ascii="Times New Roman" w:hAnsi="Times New Roman" w:cs="Times New Roman"/>
+        </w:rPr>
+      </w:pPr>
+      <w:r>
+        <w:rPr>
+          <w:rFonts w:ascii="Times New Roman" w:hAnsi="Times New Roman" w:cs="Times New Roman"/>
         </w:rPr>
         <w:t>Keyboard echo test</w:t>
       </w:r>
@@ -6254,17 +6440,14 @@
           <w:numId w:val="3"/>
         </w:numPr>
         <w:spacing w:line="360" w:lineRule="auto"/>
-        <w:rPr>
-          <w:rFonts w:ascii="Times New Roman" w:hAnsi="Times New Roman" w:cs="Times New Roman"/>
-          <w:sz w:val="24"/>
-          <w:szCs w:val="24"/>
-        </w:rPr>
-      </w:pPr>
-      <w:r>
-        <w:rPr>
-          <w:rFonts w:ascii="Times New Roman" w:hAnsi="Times New Roman" w:cs="Times New Roman"/>
-          <w:sz w:val="24"/>
-          <w:szCs w:val="24"/>
+        <w:jc w:val="both"/>
+        <w:rPr>
+          <w:rFonts w:ascii="Times New Roman" w:hAnsi="Times New Roman" w:cs="Times New Roman"/>
+        </w:rPr>
+      </w:pPr>
+      <w:r>
+        <w:rPr>
+          <w:rFonts w:ascii="Times New Roman" w:hAnsi="Times New Roman" w:cs="Times New Roman"/>
         </w:rPr>
         <w:t>Help command</w:t>
       </w:r>
@@ -6277,17 +6460,14 @@
           <w:numId w:val="3"/>
         </w:numPr>
         <w:spacing w:line="360" w:lineRule="auto"/>
-        <w:rPr>
-          <w:rFonts w:ascii="Times New Roman" w:hAnsi="Times New Roman" w:cs="Times New Roman"/>
-          <w:sz w:val="24"/>
-          <w:szCs w:val="24"/>
-        </w:rPr>
-      </w:pPr>
-      <w:r>
-        <w:rPr>
-          <w:rFonts w:ascii="Times New Roman" w:hAnsi="Times New Roman" w:cs="Times New Roman"/>
-          <w:sz w:val="24"/>
-          <w:szCs w:val="24"/>
+        <w:jc w:val="both"/>
+        <w:rPr>
+          <w:rFonts w:ascii="Times New Roman" w:hAnsi="Times New Roman" w:cs="Times New Roman"/>
+        </w:rPr>
+      </w:pPr>
+      <w:r>
+        <w:rPr>
+          <w:rFonts w:ascii="Times New Roman" w:hAnsi="Times New Roman" w:cs="Times New Roman"/>
         </w:rPr>
         <w:t>About command test</w:t>
       </w:r>
@@ -6300,17 +6480,14 @@
           <w:numId w:val="3"/>
         </w:numPr>
         <w:spacing w:line="360" w:lineRule="auto"/>
-        <w:rPr>
-          <w:rFonts w:ascii="Times New Roman" w:hAnsi="Times New Roman" w:cs="Times New Roman"/>
-          <w:sz w:val="24"/>
-          <w:szCs w:val="24"/>
-        </w:rPr>
-      </w:pPr>
-      <w:r>
-        <w:rPr>
-          <w:rFonts w:ascii="Times New Roman" w:hAnsi="Times New Roman" w:cs="Times New Roman"/>
-          <w:sz w:val="24"/>
-          <w:szCs w:val="24"/>
+        <w:jc w:val="both"/>
+        <w:rPr>
+          <w:rFonts w:ascii="Times New Roman" w:hAnsi="Times New Roman" w:cs="Times New Roman"/>
+        </w:rPr>
+      </w:pPr>
+      <w:r>
+        <w:rPr>
+          <w:rFonts w:ascii="Times New Roman" w:hAnsi="Times New Roman" w:cs="Times New Roman"/>
         </w:rPr>
         <w:t>Task command test</w:t>
       </w:r>
@@ -6323,17 +6500,14 @@
           <w:numId w:val="3"/>
         </w:numPr>
         <w:spacing w:line="360" w:lineRule="auto"/>
-        <w:rPr>
-          <w:rFonts w:ascii="Times New Roman" w:hAnsi="Times New Roman" w:cs="Times New Roman"/>
-          <w:sz w:val="24"/>
-          <w:szCs w:val="24"/>
-        </w:rPr>
-      </w:pPr>
-      <w:r>
-        <w:rPr>
-          <w:rFonts w:ascii="Times New Roman" w:hAnsi="Times New Roman" w:cs="Times New Roman"/>
-          <w:sz w:val="24"/>
-          <w:szCs w:val="24"/>
+        <w:jc w:val="both"/>
+        <w:rPr>
+          <w:rFonts w:ascii="Times New Roman" w:hAnsi="Times New Roman" w:cs="Times New Roman"/>
+        </w:rPr>
+      </w:pPr>
+      <w:r>
+        <w:rPr>
+          <w:rFonts w:ascii="Times New Roman" w:hAnsi="Times New Roman" w:cs="Times New Roman"/>
         </w:rPr>
         <w:t>Clear command test</w:t>
       </w:r>
@@ -6346,17 +6520,14 @@
           <w:numId w:val="3"/>
         </w:numPr>
         <w:spacing w:line="360" w:lineRule="auto"/>
-        <w:rPr>
-          <w:rFonts w:ascii="Times New Roman" w:hAnsi="Times New Roman" w:cs="Times New Roman"/>
-          <w:sz w:val="24"/>
-          <w:szCs w:val="24"/>
-        </w:rPr>
-      </w:pPr>
-      <w:r>
-        <w:rPr>
-          <w:rFonts w:ascii="Times New Roman" w:hAnsi="Times New Roman" w:cs="Times New Roman"/>
-          <w:sz w:val="24"/>
-          <w:szCs w:val="24"/>
+        <w:jc w:val="both"/>
+        <w:rPr>
+          <w:rFonts w:ascii="Times New Roman" w:hAnsi="Times New Roman" w:cs="Times New Roman"/>
+        </w:rPr>
+      </w:pPr>
+      <w:r>
+        <w:rPr>
+          <w:rFonts w:ascii="Times New Roman" w:hAnsi="Times New Roman" w:cs="Times New Roman"/>
         </w:rPr>
         <w:t>Unknown command test</w:t>
       </w:r>
@@ -6369,17 +6540,14 @@
           <w:numId w:val="3"/>
         </w:numPr>
         <w:spacing w:line="360" w:lineRule="auto"/>
-        <w:rPr>
-          <w:rFonts w:ascii="Times New Roman" w:hAnsi="Times New Roman" w:cs="Times New Roman"/>
-          <w:sz w:val="24"/>
-          <w:szCs w:val="24"/>
-        </w:rPr>
-      </w:pPr>
-      <w:r>
-        <w:rPr>
-          <w:rFonts w:ascii="Times New Roman" w:hAnsi="Times New Roman" w:cs="Times New Roman"/>
-          <w:sz w:val="24"/>
-          <w:szCs w:val="24"/>
+        <w:jc w:val="both"/>
+        <w:rPr>
+          <w:rFonts w:ascii="Times New Roman" w:hAnsi="Times New Roman" w:cs="Times New Roman"/>
+        </w:rPr>
+      </w:pPr>
+      <w:r>
+        <w:rPr>
+          <w:rFonts w:ascii="Times New Roman" w:hAnsi="Times New Roman" w:cs="Times New Roman"/>
         </w:rPr>
         <w:t>Spawn command test</w:t>
       </w:r>
@@ -6392,17 +6560,14 @@
           <w:numId w:val="3"/>
         </w:numPr>
         <w:spacing w:line="360" w:lineRule="auto"/>
-        <w:rPr>
-          <w:rFonts w:ascii="Times New Roman" w:hAnsi="Times New Roman" w:cs="Times New Roman"/>
-          <w:sz w:val="24"/>
-          <w:szCs w:val="24"/>
-        </w:rPr>
-      </w:pPr>
-      <w:r>
-        <w:rPr>
-          <w:rFonts w:ascii="Times New Roman" w:hAnsi="Times New Roman" w:cs="Times New Roman"/>
-          <w:sz w:val="24"/>
-          <w:szCs w:val="24"/>
+        <w:jc w:val="both"/>
+        <w:rPr>
+          <w:rFonts w:ascii="Times New Roman" w:hAnsi="Times New Roman" w:cs="Times New Roman"/>
+        </w:rPr>
+      </w:pPr>
+      <w:r>
+        <w:rPr>
+          <w:rFonts w:ascii="Times New Roman" w:hAnsi="Times New Roman" w:cs="Times New Roman"/>
         </w:rPr>
         <w:t>SYS_SPAWN and scheduler test</w:t>
       </w:r>
@@ -6415,17 +6580,14 @@
           <w:numId w:val="3"/>
         </w:numPr>
         <w:spacing w:line="360" w:lineRule="auto"/>
-        <w:rPr>
-          <w:rFonts w:ascii="Times New Roman" w:hAnsi="Times New Roman" w:cs="Times New Roman"/>
-          <w:sz w:val="24"/>
-          <w:szCs w:val="24"/>
-        </w:rPr>
-      </w:pPr>
-      <w:r>
-        <w:rPr>
-          <w:rFonts w:ascii="Times New Roman" w:hAnsi="Times New Roman" w:cs="Times New Roman"/>
-          <w:sz w:val="24"/>
-          <w:szCs w:val="24"/>
+        <w:jc w:val="both"/>
+        <w:rPr>
+          <w:rFonts w:ascii="Times New Roman" w:hAnsi="Times New Roman" w:cs="Times New Roman"/>
+        </w:rPr>
+      </w:pPr>
+      <w:r>
+        <w:rPr>
+          <w:rFonts w:ascii="Times New Roman" w:hAnsi="Times New Roman" w:cs="Times New Roman"/>
         </w:rPr>
         <w:t>SYS_EXIT</w:t>
       </w:r>
@@ -6438,17 +6600,14 @@
           <w:numId w:val="3"/>
         </w:numPr>
         <w:spacing w:line="360" w:lineRule="auto"/>
-        <w:rPr>
-          <w:rFonts w:ascii="Times New Roman" w:hAnsi="Times New Roman" w:cs="Times New Roman"/>
-          <w:sz w:val="24"/>
-          <w:szCs w:val="24"/>
-        </w:rPr>
-      </w:pPr>
-      <w:r>
-        <w:rPr>
-          <w:rFonts w:ascii="Times New Roman" w:hAnsi="Times New Roman" w:cs="Times New Roman"/>
-          <w:sz w:val="24"/>
-          <w:szCs w:val="24"/>
+        <w:jc w:val="both"/>
+        <w:rPr>
+          <w:rFonts w:ascii="Times New Roman" w:hAnsi="Times New Roman" w:cs="Times New Roman"/>
+        </w:rPr>
+      </w:pPr>
+      <w:r>
+        <w:rPr>
+          <w:rFonts w:ascii="Times New Roman" w:hAnsi="Times New Roman" w:cs="Times New Roman"/>
         </w:rPr>
         <w:t>Timer IRQ test</w:t>
       </w:r>
@@ -6461,17 +6620,14 @@
           <w:numId w:val="3"/>
         </w:numPr>
         <w:spacing w:line="360" w:lineRule="auto"/>
-        <w:rPr>
-          <w:rFonts w:ascii="Times New Roman" w:hAnsi="Times New Roman" w:cs="Times New Roman"/>
-          <w:sz w:val="24"/>
-          <w:szCs w:val="24"/>
-        </w:rPr>
-      </w:pPr>
-      <w:r>
-        <w:rPr>
-          <w:rFonts w:ascii="Times New Roman" w:hAnsi="Times New Roman" w:cs="Times New Roman"/>
-          <w:sz w:val="24"/>
-          <w:szCs w:val="24"/>
+        <w:jc w:val="both"/>
+        <w:rPr>
+          <w:rFonts w:ascii="Times New Roman" w:hAnsi="Times New Roman" w:cs="Times New Roman"/>
+        </w:rPr>
+      </w:pPr>
+      <w:r>
+        <w:rPr>
+          <w:rFonts w:ascii="Times New Roman" w:hAnsi="Times New Roman" w:cs="Times New Roman"/>
         </w:rPr>
         <w:t>Pre-emptive schedular test</w:t>
       </w:r>
@@ -6479,11 +6635,14 @@
     <w:p>
       <w:pPr>
         <w:pStyle w:val="ListParagraph"/>
-        <w:spacing w:line="360" w:lineRule="auto"/>
-        <w:rPr>
-          <w:rFonts w:ascii="Times New Roman" w:hAnsi="Times New Roman" w:cs="Times New Roman"/>
-          <w:sz w:val="24"/>
-          <w:szCs w:val="24"/>
+        <w:numPr>
+          <w:ilvl w:val="0"/>
+          <w:numId w:val="3"/>
+        </w:numPr>
+        <w:spacing w:line="360" w:lineRule="auto"/>
+        <w:jc w:val="both"/>
+        <w:rPr>
+          <w:rFonts w:ascii="Times New Roman" w:hAnsi="Times New Roman" w:cs="Times New Roman"/>
         </w:rPr>
       </w:pPr>
     </w:p>
@@ -6491,13 +6650,14 @@
       <w:pPr>
         <w:pStyle w:val="Heading2"/>
         <w:spacing w:line="360" w:lineRule="auto"/>
-        <w:rPr>
-          <w:rFonts w:ascii="Times New Roman" w:hAnsi="Times New Roman" w:cs="Times New Roman"/>
-          <w:sz w:val="24"/>
-          <w:szCs w:val="24"/>
-        </w:rPr>
-      </w:pPr>
-      <w:bookmarkStart w:id="11" w:name="_Toc227940194"/>
+        <w:jc w:val="both"/>
+        <w:rPr>
+          <w:rFonts w:ascii="Times New Roman" w:hAnsi="Times New Roman" w:cs="Times New Roman"/>
+          <w:sz w:val="24"/>
+          <w:szCs w:val="24"/>
+        </w:rPr>
+      </w:pPr>
+      <w:bookmarkStart w:id="11" w:name="_Toc227957273"/>
       <w:r>
         <w:rPr>
           <w:rFonts w:ascii="Times New Roman" w:hAnsi="Times New Roman" w:cs="Times New Roman"/>
@@ -6519,6 +6679,7 @@
     <w:p>
       <w:pPr>
         <w:spacing w:line="360" w:lineRule="auto"/>
+        <w:jc w:val="both"/>
         <w:rPr>
           <w:rFonts w:ascii="Times New Roman" w:hAnsi="Times New Roman" w:cs="Times New Roman"/>
           <w:sz w:val="24"/>
@@ -6537,6 +6698,7 @@
     <w:p>
       <w:pPr>
         <w:spacing w:line="360" w:lineRule="auto"/>
+        <w:jc w:val="both"/>
         <w:rPr>
           <w:rFonts w:ascii="Times New Roman" w:hAnsi="Times New Roman" w:cs="Times New Roman"/>
           <w:sz w:val="24"/>
@@ -6555,6 +6717,7 @@
     <w:p>
       <w:pPr>
         <w:spacing w:line="360" w:lineRule="auto"/>
+        <w:jc w:val="both"/>
         <w:rPr>
           <w:rFonts w:ascii="Times New Roman" w:hAnsi="Times New Roman" w:cs="Times New Roman"/>
           <w:sz w:val="24"/>
@@ -6591,18 +6754,20 @@
     <w:p>
       <w:pPr>
         <w:spacing w:line="360" w:lineRule="auto"/>
-        <w:rPr>
-          <w:rFonts w:ascii="Times New Roman" w:hAnsi="Times New Roman" w:cs="Times New Roman"/>
-          <w:sz w:val="24"/>
-          <w:szCs w:val="24"/>
-        </w:rPr>
-      </w:pPr>
-      <w:r>
-        <w:rPr>
-          <w:rFonts w:ascii="Times New Roman" w:hAnsi="Times New Roman" w:cs="Times New Roman"/>
-          <w:sz w:val="24"/>
-          <w:szCs w:val="24"/>
-        </w:rPr>
+        <w:jc w:val="both"/>
+        <w:rPr>
+          <w:rFonts w:ascii="Times New Roman" w:hAnsi="Times New Roman" w:cs="Times New Roman"/>
+          <w:sz w:val="24"/>
+          <w:szCs w:val="24"/>
+        </w:rPr>
+      </w:pPr>
+      <w:r>
+        <w:rPr>
+          <w:rFonts w:ascii="Times New Roman" w:hAnsi="Times New Roman" w:cs="Times New Roman"/>
+          <w:sz w:val="24"/>
+          <w:szCs w:val="24"/>
+        </w:rPr>
+        <w:lastRenderedPageBreak/>
         <w:t>Even though the system is up and running it has limited features that would make it more favourable and preferred by users.</w:t>
       </w:r>
       <w:r>
@@ -6617,6 +6782,7 @@
     <w:p>
       <w:pPr>
         <w:spacing w:line="360" w:lineRule="auto"/>
+        <w:jc w:val="both"/>
         <w:rPr>
           <w:rFonts w:ascii="Times New Roman" w:hAnsi="Times New Roman" w:cs="Times New Roman"/>
           <w:sz w:val="24"/>
@@ -6639,17 +6805,38 @@
         </w:rPr>
         <w:t>g FAT, User management implementation and add more user engaging features.</w:t>
       </w:r>
-      <w:bookmarkStart w:id="12" w:name="_GoBack"/>
-      <w:bookmarkEnd w:id="12"/>
-    </w:p>
-    <w:bookmarkStart w:id="13" w:name="_Toc227940195" w:displacedByCustomXml="next"/>
+    </w:p>
+    <w:p>
+      <w:pPr>
+        <w:spacing w:line="360" w:lineRule="auto"/>
+        <w:jc w:val="both"/>
+        <w:rPr>
+          <w:rFonts w:ascii="Times New Roman" w:hAnsi="Times New Roman" w:cs="Times New Roman"/>
+          <w:sz w:val="24"/>
+          <w:szCs w:val="24"/>
+        </w:rPr>
+      </w:pPr>
+    </w:p>
+    <w:p>
+      <w:pPr>
+        <w:tabs>
+          <w:tab w:val="left" w:pos="1250"/>
+        </w:tabs>
+        <w:spacing w:line="360" w:lineRule="auto"/>
+        <w:jc w:val="both"/>
+        <w:rPr>
+          <w:rFonts w:ascii="Times New Roman" w:hAnsi="Times New Roman" w:cs="Times New Roman"/>
+        </w:rPr>
+      </w:pPr>
+    </w:p>
+    <w:bookmarkStart w:id="12" w:name="_Toc227957274" w:displacedByCustomXml="next"/>
     <w:sdt>
       <w:sdtPr>
         <w:rPr>
           <w:rFonts w:ascii="Times New Roman" w:eastAsiaTheme="minorHAnsi" w:hAnsi="Times New Roman" w:cs="Times New Roman"/>
           <w:color w:val="auto"/>
-          <w:sz w:val="24"/>
-          <w:szCs w:val="24"/>
+          <w:sz w:val="22"/>
+          <w:szCs w:val="22"/>
         </w:rPr>
         <w:id w:val="1182944790"/>
         <w:docPartObj>
@@ -6663,28 +6850,23 @@
           <w:pPr>
             <w:pStyle w:val="Heading1"/>
             <w:spacing w:line="360" w:lineRule="auto"/>
+            <w:jc w:val="both"/>
             <w:rPr>
               <w:rFonts w:ascii="Times New Roman" w:hAnsi="Times New Roman" w:cs="Times New Roman"/>
-              <w:sz w:val="24"/>
-              <w:szCs w:val="24"/>
             </w:rPr>
           </w:pPr>
           <w:r>
             <w:rPr>
               <w:rFonts w:ascii="Times New Roman" w:hAnsi="Times New Roman" w:cs="Times New Roman"/>
-              <w:sz w:val="24"/>
-              <w:szCs w:val="24"/>
             </w:rPr>
             <w:t>References</w:t>
           </w:r>
-          <w:bookmarkEnd w:id="13"/>
+          <w:bookmarkEnd w:id="12"/>
         </w:p>
         <w:sdt>
           <w:sdtPr>
             <w:rPr>
               <w:rFonts w:ascii="Times New Roman" w:hAnsi="Times New Roman" w:cs="Times New Roman"/>
-              <w:sz w:val="24"/>
-              <w:szCs w:val="24"/>
             </w:rPr>
             <w:id w:val="-573587230"/>
             <w:bibliography/>
@@ -6696,6 +6878,7 @@
                 <w:pStyle w:val="Bibliography"/>
                 <w:spacing w:line="360" w:lineRule="auto"/>
                 <w:ind w:left="720" w:hanging="720"/>
+                <w:jc w:val="both"/>
                 <w:rPr>
                   <w:rFonts w:ascii="Times New Roman" w:hAnsi="Times New Roman" w:cs="Times New Roman"/>
                   <w:noProof/>
@@ -6708,24 +6891,18 @@
               <w:r>
                 <w:rPr>
                   <w:rFonts w:ascii="Times New Roman" w:hAnsi="Times New Roman" w:cs="Times New Roman"/>
-                  <w:sz w:val="24"/>
-                  <w:szCs w:val="24"/>
                 </w:rPr>
                 <w:fldChar w:fldCharType="begin"/>
               </w:r>
               <w:r>
                 <w:rPr>
                   <w:rFonts w:ascii="Times New Roman" w:hAnsi="Times New Roman" w:cs="Times New Roman"/>
-                  <w:sz w:val="24"/>
-                  <w:szCs w:val="24"/>
                 </w:rPr>
                 <w:instrText xml:space="preserve"> BIBLIOGRAPHY </w:instrText>
               </w:r>
               <w:r>
                 <w:rPr>
                   <w:rFonts w:ascii="Times New Roman" w:hAnsi="Times New Roman" w:cs="Times New Roman"/>
-                  <w:sz w:val="24"/>
-                  <w:szCs w:val="24"/>
                 </w:rPr>
                 <w:fldChar w:fldCharType="separate"/>
               </w:r>
@@ -6735,8 +6912,6 @@
                   <w:i/>
                   <w:iCs/>
                   <w:noProof/>
-                  <w:sz w:val="24"/>
-                  <w:szCs w:val="24"/>
                 </w:rPr>
                 <w:t>Blocking and non blocking operations</w:t>
               </w:r>
@@ -6744,8 +6919,6 @@
                 <w:rPr>
                   <w:rFonts w:ascii="Times New Roman" w:hAnsi="Times New Roman" w:cs="Times New Roman"/>
                   <w:noProof/>
-                  <w:sz w:val="24"/>
-                  <w:szCs w:val="24"/>
                 </w:rPr>
                 <w:t>. (2025, january 20). Retrieved from Medium: https://medium.com</w:t>
               </w:r>
@@ -6755,11 +6928,10 @@
                 <w:pStyle w:val="Bibliography"/>
                 <w:spacing w:line="360" w:lineRule="auto"/>
                 <w:ind w:left="720" w:hanging="720"/>
+                <w:jc w:val="both"/>
                 <w:rPr>
                   <w:rFonts w:ascii="Times New Roman" w:hAnsi="Times New Roman" w:cs="Times New Roman"/>
                   <w:noProof/>
-                  <w:sz w:val="24"/>
-                  <w:szCs w:val="24"/>
                 </w:rPr>
               </w:pPr>
               <w:r>
@@ -6768,8 +6940,6 @@
                   <w:i/>
                   <w:iCs/>
                   <w:noProof/>
-                  <w:sz w:val="24"/>
-                  <w:szCs w:val="24"/>
                 </w:rPr>
                 <w:t>Creating on operating system</w:t>
               </w:r>
@@ -6777,8 +6947,6 @@
                 <w:rPr>
                   <w:rFonts w:ascii="Times New Roman" w:hAnsi="Times New Roman" w:cs="Times New Roman"/>
                   <w:noProof/>
-                  <w:sz w:val="24"/>
-                  <w:szCs w:val="24"/>
                 </w:rPr>
                 <w:t>. (n.d.). Retrieved from OSDev-wiki: https://wiki.osdev.org/creating_an_operating_ystem</w:t>
               </w:r>
@@ -6788,19 +6956,16 @@
                 <w:pStyle w:val="Bibliography"/>
                 <w:spacing w:line="360" w:lineRule="auto"/>
                 <w:ind w:left="720" w:hanging="720"/>
+                <w:jc w:val="both"/>
                 <w:rPr>
                   <w:rFonts w:ascii="Times New Roman" w:hAnsi="Times New Roman" w:cs="Times New Roman"/>
                   <w:noProof/>
-                  <w:sz w:val="24"/>
-                  <w:szCs w:val="24"/>
                 </w:rPr>
               </w:pPr>
               <w:r>
                 <w:rPr>
                   <w:rFonts w:ascii="Times New Roman" w:hAnsi="Times New Roman" w:cs="Times New Roman"/>
                   <w:noProof/>
-                  <w:sz w:val="24"/>
-                  <w:szCs w:val="24"/>
                 </w:rPr>
                 <w:t xml:space="preserve">nanobyte (Director). (2019). </w:t>
               </w:r>
@@ -6810,8 +6975,6 @@
                   <w:i/>
                   <w:iCs/>
                   <w:noProof/>
-                  <w:sz w:val="24"/>
-                  <w:szCs w:val="24"/>
                 </w:rPr>
                 <w:t>Building an OS</w:t>
               </w:r>
@@ -6819,8 +6982,6 @@
                 <w:rPr>
                   <w:rFonts w:ascii="Times New Roman" w:hAnsi="Times New Roman" w:cs="Times New Roman"/>
                   <w:noProof/>
-                  <w:sz w:val="24"/>
-                  <w:szCs w:val="24"/>
                 </w:rPr>
                 <w:t xml:space="preserve"> [Motion Picture].</w:t>
               </w:r>
@@ -6830,11 +6991,10 @@
                 <w:pStyle w:val="Bibliography"/>
                 <w:spacing w:line="360" w:lineRule="auto"/>
                 <w:ind w:left="720" w:hanging="720"/>
+                <w:jc w:val="both"/>
                 <w:rPr>
                   <w:rFonts w:ascii="Times New Roman" w:hAnsi="Times New Roman" w:cs="Times New Roman"/>
                   <w:noProof/>
-                  <w:sz w:val="24"/>
-                  <w:szCs w:val="24"/>
                 </w:rPr>
               </w:pPr>
               <w:r>
@@ -6843,8 +7003,6 @@
                   <w:i/>
                   <w:iCs/>
                   <w:noProof/>
-                  <w:sz w:val="24"/>
-                  <w:szCs w:val="24"/>
                 </w:rPr>
                 <w:t>Nasm Manual</w:t>
               </w:r>
@@ -6852,8 +7010,6 @@
                 <w:rPr>
                   <w:rFonts w:ascii="Times New Roman" w:hAnsi="Times New Roman" w:cs="Times New Roman"/>
                   <w:noProof/>
-                  <w:sz w:val="24"/>
-                  <w:szCs w:val="24"/>
                 </w:rPr>
                 <w:t>. (n.d.). Retrieved from Nasm: https://www.nasm.us/doc/</w:t>
               </w:r>
@@ -6863,11 +7019,10 @@
                 <w:pStyle w:val="Bibliography"/>
                 <w:spacing w:line="360" w:lineRule="auto"/>
                 <w:ind w:left="720" w:hanging="720"/>
+                <w:jc w:val="both"/>
                 <w:rPr>
                   <w:rFonts w:ascii="Times New Roman" w:hAnsi="Times New Roman" w:cs="Times New Roman"/>
                   <w:noProof/>
-                  <w:sz w:val="24"/>
-                  <w:szCs w:val="24"/>
                 </w:rPr>
               </w:pPr>
               <w:r>
@@ -6876,8 +7031,6 @@
                   <w:i/>
                   <w:iCs/>
                   <w:noProof/>
-                  <w:sz w:val="24"/>
-                  <w:szCs w:val="24"/>
                 </w:rPr>
                 <w:t>QEMU Documantation</w:t>
               </w:r>
@@ -6885,8 +7038,6 @@
                 <w:rPr>
                   <w:rFonts w:ascii="Times New Roman" w:hAnsi="Times New Roman" w:cs="Times New Roman"/>
                   <w:noProof/>
-                  <w:sz w:val="24"/>
-                  <w:szCs w:val="24"/>
                 </w:rPr>
                 <w:t>. (n.d.). Retrieved from QEMU: https://www.qemu.org/docs/master/</w:t>
               </w:r>
@@ -6896,19 +7047,16 @@
                 <w:pStyle w:val="Bibliography"/>
                 <w:spacing w:line="360" w:lineRule="auto"/>
                 <w:ind w:left="720" w:hanging="720"/>
+                <w:jc w:val="both"/>
                 <w:rPr>
                   <w:rFonts w:ascii="Times New Roman" w:hAnsi="Times New Roman" w:cs="Times New Roman"/>
                   <w:noProof/>
-                  <w:sz w:val="24"/>
-                  <w:szCs w:val="24"/>
                 </w:rPr>
               </w:pPr>
               <w:r>
                 <w:rPr>
                   <w:rFonts w:ascii="Times New Roman" w:hAnsi="Times New Roman" w:cs="Times New Roman"/>
                   <w:noProof/>
-                  <w:sz w:val="24"/>
-                  <w:szCs w:val="24"/>
                 </w:rPr>
                 <w:t xml:space="preserve">Silberschatz, A., Galvin, P. B., &amp; Gagne, G. (2018). </w:t>
               </w:r>
@@ -6918,8 +7066,6 @@
                   <w:i/>
                   <w:iCs/>
                   <w:noProof/>
-                  <w:sz w:val="24"/>
-                  <w:szCs w:val="24"/>
                 </w:rPr>
                 <w:t>Operating System.</w:t>
               </w:r>
@@ -6927,8 +7073,6 @@
                 <w:rPr>
                   <w:rFonts w:ascii="Times New Roman" w:hAnsi="Times New Roman" w:cs="Times New Roman"/>
                   <w:noProof/>
-                  <w:sz w:val="24"/>
-                  <w:szCs w:val="24"/>
                 </w:rPr>
                 <w:t xml:space="preserve"> Wiley.</w:t>
               </w:r>
@@ -6936,10 +7080,9 @@
             <w:p>
               <w:pPr>
                 <w:spacing w:line="360" w:lineRule="auto"/>
+                <w:jc w:val="both"/>
                 <w:rPr>
                   <w:rFonts w:ascii="Times New Roman" w:hAnsi="Times New Roman" w:cs="Times New Roman"/>
-                  <w:sz w:val="24"/>
-                  <w:szCs w:val="24"/>
                 </w:rPr>
               </w:pPr>
               <w:r>
@@ -6948,8 +7091,6 @@
                   <w:b/>
                   <w:bCs/>
                   <w:noProof/>
-                  <w:sz w:val="24"/>
-                  <w:szCs w:val="24"/>
                 </w:rPr>
                 <w:fldChar w:fldCharType="end"/>
               </w:r>
@@ -6961,10 +7102,9 @@
     <w:p>
       <w:pPr>
         <w:spacing w:line="360" w:lineRule="auto"/>
-        <w:rPr>
-          <w:rFonts w:ascii="Times New Roman" w:hAnsi="Times New Roman" w:cs="Times New Roman"/>
-          <w:sz w:val="24"/>
-          <w:szCs w:val="24"/>
+        <w:jc w:val="both"/>
+        <w:rPr>
+          <w:rFonts w:ascii="Times New Roman" w:hAnsi="Times New Roman" w:cs="Times New Roman"/>
         </w:rPr>
       </w:pPr>
     </w:p>
@@ -6979,7 +7119,7 @@
 </file>
 
 <file path=word/endnotes.xml><?xml version="1.0" encoding="utf-8"?>
-<w:endnotes xmlns:wpc="http://schemas.microsoft.com/office/word/2010/wordprocessingCanvas" xmlns:cx="http://schemas.microsoft.com/office/drawing/2014/chartex" xmlns:cx1="http://schemas.microsoft.com/office/drawing/2015/9/8/chartex" xmlns:cx2="http://schemas.microsoft.com/office/drawing/2015/10/21/chartex" xmlns:cx3="http://schemas.microsoft.com/office/drawing/2016/5/9/chartex" xmlns:cx4="http://schemas.microsoft.com/office/drawing/2016/5/10/chartex" xmlns:cx5="http://schemas.microsoft.com/office/drawing/2016/5/11/chartex" xmlns:cx6="http://schemas.microsoft.com/office/drawing/2016/5/12/chartex" xmlns:cx7="http://schemas.microsoft.com/office/drawing/2016/5/13/chartex" xmlns:cx8="http://schemas.microsoft.com/office/drawing/2016/5/14/chartex" xmlns:mc="http://schemas.openxmlformats.org/markup-compatibility/2006" xmlns:aink="http://schemas.microsoft.com/office/drawing/2016/ink" xmlns:am3d="http://schemas.microsoft.com/office/drawing/2017/model3d" xmlns:o="urn:schemas-microsoft-com:office:office" xmlns:r="http://schemas.openxmlformats.org/officeDocument/2006/relationships" xmlns:m="http://schemas.openxmlformats.org/officeDocument/2006/math" xmlns:v="urn:schemas-microsoft-com:vml" xmlns:wp14="http://schemas.microsoft.com/office/word/2010/wordprocessingDrawing" xmlns:wp="http://schemas.openxmlformats.org/drawingml/2006/wordprocessingDrawing" xmlns:w10="urn:schemas-microsoft-com:office:word" xmlns:w="http://schemas.openxmlformats.org/wordprocessingml/2006/main" xmlns:w14="http://schemas.microsoft.com/office/word/2010/wordml" xmlns:w15="http://schemas.microsoft.com/office/word/2012/wordml" xmlns:w16cid="http://schemas.microsoft.com/office/word/2016/wordml/cid" xmlns:w16se="http://schemas.microsoft.com/office/word/2015/wordml/symex" xmlns:wpg="http://schemas.microsoft.com/office/word/2010/wordprocessingGroup" xmlns:wpi="http://schemas.microsoft.com/office/word/2010/wordprocessingInk" xmlns:wne="http://schemas.microsoft.com/office/word/2006/wordml" xmlns:wps="http://schemas.microsoft.com/office/word/2010/wordprocessingShape" mc:Ignorable="w14 w15 w16se w16cid wp14">
+<w:endnotes xmlns:wpc="http://schemas.microsoft.com/office/word/2010/wordprocessingCanvas" xmlns:cx="http://schemas.microsoft.com/office/drawing/2014/chartex" xmlns:cx1="http://schemas.microsoft.com/office/drawing/2015/9/8/chartex" xmlns:cx2="http://schemas.microsoft.com/office/drawing/2015/10/21/chartex" xmlns:cx3="http://schemas.microsoft.com/office/drawing/2016/5/9/chartex" xmlns:cx4="http://schemas.microsoft.com/office/drawing/2016/5/10/chartex" xmlns:cx5="http://schemas.microsoft.com/office/drawing/2016/5/11/chartex" xmlns:cx6="http://schemas.microsoft.com/office/drawing/2016/5/12/chartex" xmlns:cx7="http://schemas.microsoft.com/office/drawing/2016/5/13/chartex" xmlns:cx8="http://schemas.microsoft.com/office/drawing/2016/5/14/chartex" xmlns:mc="http://schemas.openxmlformats.org/markup-compatibility/2006" xmlns:aink="http://schemas.microsoft.com/office/drawing/2016/ink" xmlns:am3d="http://schemas.microsoft.com/office/drawing/2017/model3d" xmlns:o="urn:schemas-microsoft-com:office:office" xmlns:r="http://schemas.openxmlformats.org/officeDocument/2006/relationships" xmlns:m="http://schemas.openxmlformats.org/officeDocument/2006/math" xmlns:v="urn:schemas-microsoft-com:vml" xmlns:wp14="http://schemas.microsoft.com/office/word/2010/wordprocessingDrawing" xmlns:wp="http://schemas.openxmlformats.org/drawingml/2006/wordprocessingDrawing" xmlns:w10="urn:schemas-microsoft-com:office:word" xmlns:w="http://schemas.openxmlformats.org/wordprocessingml/2006/main" xmlns:w14="http://schemas.microsoft.com/office/word/2010/wordml" xmlns:w15="http://schemas.microsoft.com/office/word/2012/wordml" xmlns:w16cex="http://schemas.microsoft.com/office/word/2018/wordml/cex" xmlns:w16cid="http://schemas.microsoft.com/office/word/2016/wordml/cid" xmlns:w16="http://schemas.microsoft.com/office/word/2018/wordml" xmlns:w16sdtdh="http://schemas.microsoft.com/office/word/2020/wordml/sdtdatahash" xmlns:w16se="http://schemas.microsoft.com/office/word/2015/wordml/symex" xmlns:wpg="http://schemas.microsoft.com/office/word/2010/wordprocessingGroup" xmlns:wpi="http://schemas.microsoft.com/office/word/2010/wordprocessingInk" xmlns:wne="http://schemas.microsoft.com/office/word/2006/wordml" xmlns:wps="http://schemas.microsoft.com/office/word/2010/wordprocessingShape" mc:Ignorable="w14 w15 w16se w16cid w16 w16cex w16sdtdh wp14">
   <w:endnote w:type="separator" w:id="-1">
     <w:p>
       <w:pPr>
@@ -7004,7 +7144,7 @@
 </file>
 
 <file path=word/footnotes.xml><?xml version="1.0" encoding="utf-8"?>
-<w:footnotes xmlns:wpc="http://schemas.microsoft.com/office/word/2010/wordprocessingCanvas" xmlns:cx="http://schemas.microsoft.com/office/drawing/2014/chartex" xmlns:cx1="http://schemas.microsoft.com/office/drawing/2015/9/8/chartex" xmlns:cx2="http://schemas.microsoft.com/office/drawing/2015/10/21/chartex" xmlns:cx3="http://schemas.microsoft.com/office/drawing/2016/5/9/chartex" xmlns:cx4="http://schemas.microsoft.com/office/drawing/2016/5/10/chartex" xmlns:cx5="http://schemas.microsoft.com/office/drawing/2016/5/11/chartex" xmlns:cx6="http://schemas.microsoft.com/office/drawing/2016/5/12/chartex" xmlns:cx7="http://schemas.microsoft.com/office/drawing/2016/5/13/chartex" xmlns:cx8="http://schemas.microsoft.com/office/drawing/2016/5/14/chartex" xmlns:mc="http://schemas.openxmlformats.org/markup-compatibility/2006" xmlns:aink="http://schemas.microsoft.com/office/drawing/2016/ink" xmlns:am3d="http://schemas.microsoft.com/office/drawing/2017/model3d" xmlns:o="urn:schemas-microsoft-com:office:office" xmlns:r="http://schemas.openxmlformats.org/officeDocument/2006/relationships" xmlns:m="http://schemas.openxmlformats.org/officeDocument/2006/math" xmlns:v="urn:schemas-microsoft-com:vml" xmlns:wp14="http://schemas.microsoft.com/office/word/2010/wordprocessingDrawing" xmlns:wp="http://schemas.openxmlformats.org/drawingml/2006/wordprocessingDrawing" xmlns:w10="urn:schemas-microsoft-com:office:word" xmlns:w="http://schemas.openxmlformats.org/wordprocessingml/2006/main" xmlns:w14="http://schemas.microsoft.com/office/word/2010/wordml" xmlns:w15="http://schemas.microsoft.com/office/word/2012/wordml" xmlns:w16cid="http://schemas.microsoft.com/office/word/2016/wordml/cid" xmlns:w16se="http://schemas.microsoft.com/office/word/2015/wordml/symex" xmlns:wpg="http://schemas.microsoft.com/office/word/2010/wordprocessingGroup" xmlns:wpi="http://schemas.microsoft.com/office/word/2010/wordprocessingInk" xmlns:wne="http://schemas.microsoft.com/office/word/2006/wordml" xmlns:wps="http://schemas.microsoft.com/office/word/2010/wordprocessingShape" mc:Ignorable="w14 w15 w16se w16cid wp14">
+<w:footnotes xmlns:wpc="http://schemas.microsoft.com/office/word/2010/wordprocessingCanvas" xmlns:cx="http://schemas.microsoft.com/office/drawing/2014/chartex" xmlns:cx1="http://schemas.microsoft.com/office/drawing/2015/9/8/chartex" xmlns:cx2="http://schemas.microsoft.com/office/drawing/2015/10/21/chartex" xmlns:cx3="http://schemas.microsoft.com/office/drawing/2016/5/9/chartex" xmlns:cx4="http://schemas.microsoft.com/office/drawing/2016/5/10/chartex" xmlns:cx5="http://schemas.microsoft.com/office/drawing/2016/5/11/chartex" xmlns:cx6="http://schemas.microsoft.com/office/drawing/2016/5/12/chartex" xmlns:cx7="http://schemas.microsoft.com/office/drawing/2016/5/13/chartex" xmlns:cx8="http://schemas.microsoft.com/office/drawing/2016/5/14/chartex" xmlns:mc="http://schemas.openxmlformats.org/markup-compatibility/2006" xmlns:aink="http://schemas.microsoft.com/office/drawing/2016/ink" xmlns:am3d="http://schemas.microsoft.com/office/drawing/2017/model3d" xmlns:o="urn:schemas-microsoft-com:office:office" xmlns:r="http://schemas.openxmlformats.org/officeDocument/2006/relationships" xmlns:m="http://schemas.openxmlformats.org/officeDocument/2006/math" xmlns:v="urn:schemas-microsoft-com:vml" xmlns:wp14="http://schemas.microsoft.com/office/word/2010/wordprocessingDrawing" xmlns:wp="http://schemas.openxmlformats.org/drawingml/2006/wordprocessingDrawing" xmlns:w10="urn:schemas-microsoft-com:office:word" xmlns:w="http://schemas.openxmlformats.org/wordprocessingml/2006/main" xmlns:w14="http://schemas.microsoft.com/office/word/2010/wordml" xmlns:w15="http://schemas.microsoft.com/office/word/2012/wordml" xmlns:w16cex="http://schemas.microsoft.com/office/word/2018/wordml/cex" xmlns:w16cid="http://schemas.microsoft.com/office/word/2016/wordml/cid" xmlns:w16="http://schemas.microsoft.com/office/word/2018/wordml" xmlns:w16sdtdh="http://schemas.microsoft.com/office/word/2020/wordml/sdtdatahash" xmlns:w16se="http://schemas.microsoft.com/office/word/2015/wordml/symex" xmlns:wpg="http://schemas.microsoft.com/office/word/2010/wordprocessingGroup" xmlns:wpi="http://schemas.microsoft.com/office/word/2010/wordprocessingInk" xmlns:wne="http://schemas.microsoft.com/office/word/2006/wordml" xmlns:wps="http://schemas.microsoft.com/office/word/2010/wordprocessingShape" mc:Ignorable="w14 w15 w16se w16cid w16 w16cex w16sdtdh wp14">
   <w:footnote w:type="separator" w:id="-1">
     <w:p>
       <w:pPr>
@@ -7029,7 +7169,7 @@
 </file>
 
 <file path=word/numbering.xml><?xml version="1.0" encoding="utf-8"?>
-<w:numbering xmlns:wpc="http://schemas.microsoft.com/office/word/2010/wordprocessingCanvas" xmlns:cx="http://schemas.microsoft.com/office/drawing/2014/chartex" xmlns:cx1="http://schemas.microsoft.com/office/drawing/2015/9/8/chartex" xmlns:cx2="http://schemas.microsoft.com/office/drawing/2015/10/21/chartex" xmlns:cx3="http://schemas.microsoft.com/office/drawing/2016/5/9/chartex" xmlns:cx4="http://schemas.microsoft.com/office/drawing/2016/5/10/chartex" xmlns:cx5="http://schemas.microsoft.com/office/drawing/2016/5/11/chartex" xmlns:cx6="http://schemas.microsoft.com/office/drawing/2016/5/12/chartex" xmlns:cx7="http://schemas.microsoft.com/office/drawing/2016/5/13/chartex" xmlns:cx8="http://schemas.microsoft.com/office/drawing/2016/5/14/chartex" xmlns:mc="http://schemas.openxmlformats.org/markup-compatibility/2006" xmlns:aink="http://schemas.microsoft.com/office/drawing/2016/ink" xmlns:am3d="http://schemas.microsoft.com/office/drawing/2017/model3d" xmlns:o="urn:schemas-microsoft-com:office:office" xmlns:r="http://schemas.openxmlformats.org/officeDocument/2006/relationships" xmlns:m="http://schemas.openxmlformats.org/officeDocument/2006/math" xmlns:v="urn:schemas-microsoft-com:vml" xmlns:wp14="http://schemas.microsoft.com/office/word/2010/wordprocessingDrawing" xmlns:wp="http://schemas.openxmlformats.org/drawingml/2006/wordprocessingDrawing" xmlns:w10="urn:schemas-microsoft-com:office:word" xmlns:w="http://schemas.openxmlformats.org/wordprocessingml/2006/main" xmlns:w14="http://schemas.microsoft.com/office/word/2010/wordml" xmlns:w15="http://schemas.microsoft.com/office/word/2012/wordml" xmlns:w16cid="http://schemas.microsoft.com/office/word/2016/wordml/cid" xmlns:w16se="http://schemas.microsoft.com/office/word/2015/wordml/symex" xmlns:wpg="http://schemas.microsoft.com/office/word/2010/wordprocessingGroup" xmlns:wpi="http://schemas.microsoft.com/office/word/2010/wordprocessingInk" xmlns:wne="http://schemas.microsoft.com/office/word/2006/wordml" xmlns:wps="http://schemas.microsoft.com/office/word/2010/wordprocessingShape" mc:Ignorable="w14 w15 w16se w16cid wp14">
+<w:numbering xmlns:wpc="http://schemas.microsoft.com/office/word/2010/wordprocessingCanvas" xmlns:cx="http://schemas.microsoft.com/office/drawing/2014/chartex" xmlns:cx1="http://schemas.microsoft.com/office/drawing/2015/9/8/chartex" xmlns:cx2="http://schemas.microsoft.com/office/drawing/2015/10/21/chartex" xmlns:cx3="http://schemas.microsoft.com/office/drawing/2016/5/9/chartex" xmlns:cx4="http://schemas.microsoft.com/office/drawing/2016/5/10/chartex" xmlns:cx5="http://schemas.microsoft.com/office/drawing/2016/5/11/chartex" xmlns:cx6="http://schemas.microsoft.com/office/drawing/2016/5/12/chartex" xmlns:cx7="http://schemas.microsoft.com/office/drawing/2016/5/13/chartex" xmlns:cx8="http://schemas.microsoft.com/office/drawing/2016/5/14/chartex" xmlns:mc="http://schemas.openxmlformats.org/markup-compatibility/2006" xmlns:aink="http://schemas.microsoft.com/office/drawing/2016/ink" xmlns:am3d="http://schemas.microsoft.com/office/drawing/2017/model3d" xmlns:o="urn:schemas-microsoft-com:office:office" xmlns:r="http://schemas.openxmlformats.org/officeDocument/2006/relationships" xmlns:m="http://schemas.openxmlformats.org/officeDocument/2006/math" xmlns:v="urn:schemas-microsoft-com:vml" xmlns:wp14="http://schemas.microsoft.com/office/word/2010/wordprocessingDrawing" xmlns:wp="http://schemas.openxmlformats.org/drawingml/2006/wordprocessingDrawing" xmlns:w10="urn:schemas-microsoft-com:office:word" xmlns:w="http://schemas.openxmlformats.org/wordprocessingml/2006/main" xmlns:w14="http://schemas.microsoft.com/office/word/2010/wordml" xmlns:w15="http://schemas.microsoft.com/office/word/2012/wordml" xmlns:w16cex="http://schemas.microsoft.com/office/word/2018/wordml/cex" xmlns:w16cid="http://schemas.microsoft.com/office/word/2016/wordml/cid" xmlns:w16="http://schemas.microsoft.com/office/word/2018/wordml" xmlns:w16sdtdh="http://schemas.microsoft.com/office/word/2020/wordml/sdtdatahash" xmlns:w16se="http://schemas.microsoft.com/office/word/2015/wordml/symex" xmlns:wpg="http://schemas.microsoft.com/office/word/2010/wordprocessingGroup" xmlns:wpi="http://schemas.microsoft.com/office/word/2010/wordprocessingInk" xmlns:wne="http://schemas.microsoft.com/office/word/2006/wordml" xmlns:wps="http://schemas.microsoft.com/office/word/2010/wordprocessingShape" mc:Ignorable="w14 w15 w16se w16cid w16 w16cex w16sdtdh wp14">
   <w:abstractNum w:abstractNumId="0" w15:restartNumberingAfterBreak="0">
     <w:nsid w:val="02517D7B"/>
     <w:multiLevelType w:val="hybridMultilevel"/>
@@ -7591,7 +7731,7 @@
 </file>
 
 <file path=word/styles.xml><?xml version="1.0" encoding="utf-8"?>
-<w:styles xmlns:mc="http://schemas.openxmlformats.org/markup-compatibility/2006" xmlns:r="http://schemas.openxmlformats.org/officeDocument/2006/relationships" xmlns:w="http://schemas.openxmlformats.org/wordprocessingml/2006/main" xmlns:w14="http://schemas.microsoft.com/office/word/2010/wordml" xmlns:w15="http://schemas.microsoft.com/office/word/2012/wordml" xmlns:w16cid="http://schemas.microsoft.com/office/word/2016/wordml/cid" xmlns:w16se="http://schemas.microsoft.com/office/word/2015/wordml/symex" mc:Ignorable="w14 w15 w16se w16cid">
+<w:styles xmlns:mc="http://schemas.openxmlformats.org/markup-compatibility/2006" xmlns:r="http://schemas.openxmlformats.org/officeDocument/2006/relationships" xmlns:w="http://schemas.openxmlformats.org/wordprocessingml/2006/main" xmlns:w14="http://schemas.microsoft.com/office/word/2010/wordml" xmlns:w15="http://schemas.microsoft.com/office/word/2012/wordml" xmlns:w16cex="http://schemas.microsoft.com/office/word/2018/wordml/cex" xmlns:w16cid="http://schemas.microsoft.com/office/word/2016/wordml/cid" xmlns:w16="http://schemas.microsoft.com/office/word/2018/wordml" xmlns:w16sdtdh="http://schemas.microsoft.com/office/word/2020/wordml/sdtdatahash" xmlns:w16se="http://schemas.microsoft.com/office/word/2015/wordml/symex" mc:Ignorable="w14 w15 w16se w16cid w16 w16cex w16sdtdh">
   <w:docDefaults>
     <w:rPrDefault>
       <w:rPr>
@@ -7609,7 +7749,7 @@
       </w:pPr>
     </w:pPrDefault>
   </w:docDefaults>
-  <w:latentStyles w:defLockedState="0" w:defUIPriority="99" w:defSemiHidden="0" w:defUnhideWhenUsed="0" w:defQFormat="0" w:count="375">
+  <w:latentStyles w:defLockedState="0" w:defUIPriority="99" w:defSemiHidden="0" w:defUnhideWhenUsed="0" w:defQFormat="0" w:count="376">
     <w:lsdException w:name="Normal" w:uiPriority="0" w:qFormat="1"/>
     <w:lsdException w:name="heading 1" w:uiPriority="9" w:qFormat="1"/>
     <w:lsdException w:name="heading 2" w:semiHidden="1" w:uiPriority="9" w:unhideWhenUsed="1" w:qFormat="1"/>
@@ -7985,6 +8125,7 @@
     <w:lsdException w:name="Smart Hyperlink" w:semiHidden="1" w:unhideWhenUsed="1"/>
     <w:lsdException w:name="Hashtag" w:semiHidden="1" w:unhideWhenUsed="1"/>
     <w:lsdException w:name="Unresolved Mention" w:semiHidden="1" w:unhideWhenUsed="1"/>
+    <w:lsdException w:name="Smart Link" w:semiHidden="1" w:unhideWhenUsed="1"/>
   </w:latentStyles>
   <w:style w:type="paragraph" w:default="1" w:styleId="Normal">
     <w:name w:val="Normal"/>
@@ -8639,6 +8780,49 @@
       <w:spacing w:after="100"/>
     </w:pPr>
   </w:style>
+  <w:style w:type="paragraph" w:styleId="NormalWeb">
+    <w:name w:val="Normal (Web)"/>
+    <w:basedOn w:val="Normal"/>
+    <w:uiPriority w:val="99"/>
+    <w:semiHidden/>
+    <w:unhideWhenUsed/>
+    <w:rsid w:val="001C42A2"/>
+    <w:pPr>
+      <w:spacing w:before="100" w:beforeAutospacing="1" w:after="100" w:afterAutospacing="1" w:line="240" w:lineRule="auto"/>
+    </w:pPr>
+    <w:rPr>
+      <w:rFonts w:ascii="Times New Roman" w:eastAsia="Times New Roman" w:hAnsi="Times New Roman" w:cs="Times New Roman"/>
+      <w:kern w:val="0"/>
+      <w:sz w:val="24"/>
+      <w:szCs w:val="24"/>
+      <w:lang w:val="en-US"/>
+      <w14:ligatures w14:val="none"/>
+    </w:rPr>
+  </w:style>
+  <w:style w:type="character" w:styleId="Strong">
+    <w:name w:val="Strong"/>
+    <w:basedOn w:val="DefaultParagraphFont"/>
+    <w:uiPriority w:val="22"/>
+    <w:qFormat/>
+    <w:rsid w:val="00437FB0"/>
+    <w:rPr>
+      <w:b/>
+      <w:bCs/>
+    </w:rPr>
+  </w:style>
+  <w:style w:type="character" w:styleId="HTMLCode">
+    <w:name w:val="HTML Code"/>
+    <w:basedOn w:val="DefaultParagraphFont"/>
+    <w:uiPriority w:val="99"/>
+    <w:semiHidden/>
+    <w:unhideWhenUsed/>
+    <w:rsid w:val="00437FB0"/>
+    <w:rPr>
+      <w:rFonts w:ascii="Courier New" w:eastAsia="Times New Roman" w:hAnsi="Courier New" w:cs="Courier New"/>
+      <w:sz w:val="20"/>
+      <w:szCs w:val="20"/>
+    </w:rPr>
+  </w:style>
 </w:styles>
 </file>
 
@@ -9027,7 +9211,7 @@
 </file>
 
 <file path=customXml/itemProps1.xml><?xml version="1.0" encoding="utf-8"?>
-<ds:datastoreItem xmlns:ds="http://schemas.openxmlformats.org/officeDocument/2006/customXml" ds:itemID="{F1B1ADB9-126B-44C8-A25B-AC7E79537FD6}">
+<ds:datastoreItem xmlns:ds="http://schemas.openxmlformats.org/officeDocument/2006/customXml" ds:itemID="{8265C999-6FE1-4706-92C0-C0D375933F3D}">
   <ds:schemaRefs>
     <ds:schemaRef ds:uri="http://schemas.openxmlformats.org/officeDocument/2006/bibliography"/>
   </ds:schemaRefs>
